--- a/data/outputs/v2/Core_Mathematics/SS1.1_Real_Numbers/Core_Mathematics_Real_Numbers_CBE_LessonSequence.docx
+++ b/data/outputs/v2/Core_Mathematics/SS1.1_Real_Numbers/Core_Mathematics_Real_Numbers_CBE_LessonSequence.docx
@@ -3481,32 +3481,32 @@
         <w:tc>
           <w:tcPr>
             <w:tcW w:type="dxa" w:w="1520"/>
-            <w:shd w:fill="F2F2F2" w:color="auto" w:val="clear"/>
-            <w:tcMar>
-              <w:top w:type="dxa" w:w="60"/>
-              <w:left w:type="dxa" w:w="120"/>
-              <w:bottom w:type="dxa" w:w="60"/>
-              <w:right w:type="dxa" w:w="120"/>
-            </w:tcMar>
-            <w:vAlign w:val="top"/>
-          </w:tcPr>
-          <w:p>
-            <w:pPr>
-              <w:spacing w:after="40" w:before="0"/>
-              <w:jc w:val="left"/>
-            </w:pPr>
-            <w:r>
-              <w:rPr>
-                <w:rFonts w:ascii="Arial" w:cs="Arial" w:eastAsia="Arial" w:hAnsi="Arial"/>
-                <w:b/>
-                <w:bCs/>
-                <w:i w:val="false"/>
-                <w:iCs w:val="false"/>
-                <w:color w:val="000000"/>
-                <w:sz w:val="18"/>
-                <w:szCs w:val="18"/>
-              </w:rPr>
-              <w:t xml:space="preserve">Phase 1 — Predict (Phenomenon Launch &amp; Prior Knowledge Elicitation)</w:t>
+            <w:shd w:fill="EAD1F5" w:color="auto" w:val="clear"/>
+            <w:tcMar>
+              <w:top w:type="dxa" w:w="60"/>
+              <w:left w:type="dxa" w:w="120"/>
+              <w:bottom w:type="dxa" w:w="60"/>
+              <w:right w:type="dxa" w:w="120"/>
+            </w:tcMar>
+            <w:vAlign w:val="top"/>
+          </w:tcPr>
+          <w:p>
+            <w:pPr>
+              <w:spacing w:after="40" w:before="0"/>
+              <w:jc w:val="left"/>
+            </w:pPr>
+            <w:r>
+              <w:rPr>
+                <w:rFonts w:ascii="Arial" w:cs="Arial" w:eastAsia="Arial" w:hAnsi="Arial"/>
+                <w:b/>
+                <w:bCs/>
+                <w:i w:val="false"/>
+                <w:iCs w:val="false"/>
+                <w:color w:val="000000"/>
+                <w:sz w:val="18"/>
+                <w:szCs w:val="18"/>
+              </w:rPr>
+              <w:t xml:space="preserve">Predict Phase</w:t>
             </w:r>
           </w:p>
           <w:p>
@@ -3529,7 +3529,7 @@
             <w:pPr>
               <w:spacing w:after="20" w:before="0"/>
             </w:pPr>
-            <w:hyperlink w:history="1" r:id="rId2umf9dzmzgsb6c23gn1bd">
+            <w:hyperlink w:history="1" r:id="rIdtcq6aakxoyygebeh0tpnq">
               <w:r>
                 <w:rPr>
                   <w:rFonts w:ascii="Arial" w:cs="Arial" w:eastAsia="Arial" w:hAnsi="Arial"/>
@@ -3562,7 +3562,7 @@
               <w:spacing w:after="10" w:before="0"/>
               <w:ind w:left="120"/>
             </w:pPr>
-            <w:hyperlink w:history="1" r:id="rId7wlv4u8fj_wfsf2wfqjxm">
+            <w:hyperlink w:history="1" r:id="rIdl_foq9cwflkq2xx3sjgw0">
               <w:r>
                 <w:rPr>
                   <w:rFonts w:ascii="Arial" w:cs="Arial" w:eastAsia="Arial" w:hAnsi="Arial"/>
@@ -3607,7 +3607,7 @@
             <w:pPr>
               <w:spacing w:after="20" w:before="0"/>
             </w:pPr>
-            <w:hyperlink w:history="1" r:id="rIdpmnmkjpu25qd7w2zzi5xb">
+            <w:hyperlink w:history="1" r:id="rIdfkjzpesgmrsm-bnzc1wpq">
               <w:r>
                 <w:rPr>
                   <w:rFonts w:ascii="Arial" w:cs="Arial" w:eastAsia="Arial" w:hAnsi="Arial"/>
@@ -3640,7 +3640,7 @@
               <w:spacing w:after="10" w:before="0"/>
               <w:ind w:left="120"/>
             </w:pPr>
-            <w:hyperlink w:history="1" r:id="rIdlcnk6yoz7e2sxfdzfzvbg">
+            <w:hyperlink w:history="1" r:id="rIdfnr2dpg5rgmx39zadmdj1">
               <w:r>
                 <w:rPr>
                   <w:rFonts w:ascii="Arial" w:cs="Arial" w:eastAsia="Arial" w:hAnsi="Arial"/>
@@ -3787,32 +3787,32 @@
         <w:tc>
           <w:tcPr>
             <w:tcW w:type="dxa" w:w="1520"/>
-            <w:shd w:fill="F2F2F2" w:color="auto" w:val="clear"/>
-            <w:tcMar>
-              <w:top w:type="dxa" w:w="60"/>
-              <w:left w:type="dxa" w:w="120"/>
-              <w:bottom w:type="dxa" w:w="60"/>
-              <w:right w:type="dxa" w:w="120"/>
-            </w:tcMar>
-            <w:vAlign w:val="top"/>
-          </w:tcPr>
-          <w:p>
-            <w:pPr>
-              <w:spacing w:after="40" w:before="0"/>
-              <w:jc w:val="left"/>
-            </w:pPr>
-            <w:r>
-              <w:rPr>
-                <w:rFonts w:ascii="Arial" w:cs="Arial" w:eastAsia="Arial" w:hAnsi="Arial"/>
-                <w:b/>
-                <w:bCs/>
-                <w:i w:val="false"/>
-                <w:iCs w:val="false"/>
-                <w:color w:val="000000"/>
-                <w:sz w:val="18"/>
-                <w:szCs w:val="18"/>
-              </w:rPr>
-              <w:t xml:space="preserve">Phase 2 — Observe (Direct Evidence Gathering from the Phenomenon)</w:t>
+            <w:shd w:fill="D9EEF1" w:color="auto" w:val="clear"/>
+            <w:tcMar>
+              <w:top w:type="dxa" w:w="60"/>
+              <w:left w:type="dxa" w:w="120"/>
+              <w:bottom w:type="dxa" w:w="60"/>
+              <w:right w:type="dxa" w:w="120"/>
+            </w:tcMar>
+            <w:vAlign w:val="top"/>
+          </w:tcPr>
+          <w:p>
+            <w:pPr>
+              <w:spacing w:after="40" w:before="0"/>
+              <w:jc w:val="left"/>
+            </w:pPr>
+            <w:r>
+              <w:rPr>
+                <w:rFonts w:ascii="Arial" w:cs="Arial" w:eastAsia="Arial" w:hAnsi="Arial"/>
+                <w:b/>
+                <w:bCs/>
+                <w:i w:val="false"/>
+                <w:iCs w:val="false"/>
+                <w:color w:val="000000"/>
+                <w:sz w:val="18"/>
+                <w:szCs w:val="18"/>
+              </w:rPr>
+              <w:t xml:space="preserve">Observe Phase</w:t>
             </w:r>
           </w:p>
           <w:p>
@@ -3835,7 +3835,7 @@
             <w:pPr>
               <w:spacing w:after="20" w:before="0"/>
             </w:pPr>
-            <w:hyperlink w:history="1" r:id="rIdxxx08mw-nu86l1-rogzrg">
+            <w:hyperlink w:history="1" r:id="rIdurzxxfccx9bs2e-6vz8il">
               <w:r>
                 <w:rPr>
                   <w:rFonts w:ascii="Arial" w:cs="Arial" w:eastAsia="Arial" w:hAnsi="Arial"/>
@@ -3868,7 +3868,7 @@
               <w:spacing w:after="10" w:before="0"/>
               <w:ind w:left="120"/>
             </w:pPr>
-            <w:hyperlink w:history="1" r:id="rIdxn0ue5zszqhezvnbjgfov">
+            <w:hyperlink w:history="1" r:id="rIdgiu_v6pyvs1npv5qtsepj">
               <w:r>
                 <w:rPr>
                   <w:rFonts w:ascii="Arial" w:cs="Arial" w:eastAsia="Arial" w:hAnsi="Arial"/>
@@ -3913,7 +3913,7 @@
             <w:pPr>
               <w:spacing w:after="20" w:before="0"/>
             </w:pPr>
-            <w:hyperlink w:history="1" r:id="rId6ye5uessxhqwl1snnavbg">
+            <w:hyperlink w:history="1" r:id="rIdtysiuxolhhwf9pwm3xnbw">
               <w:r>
                 <w:rPr>
                   <w:rFonts w:ascii="Arial" w:cs="Arial" w:eastAsia="Arial" w:hAnsi="Arial"/>
@@ -3946,7 +3946,7 @@
               <w:spacing w:after="10" w:before="0"/>
               <w:ind w:left="120"/>
             </w:pPr>
-            <w:hyperlink w:history="1" r:id="rIdxwki8vptjxvckuiezm7_c">
+            <w:hyperlink w:history="1" r:id="rIdluovj_cje490vfxwzoau7">
               <w:r>
                 <w:rPr>
                   <w:rFonts w:ascii="Arial" w:cs="Arial" w:eastAsia="Arial" w:hAnsi="Arial"/>
@@ -4093,32 +4093,32 @@
         <w:tc>
           <w:tcPr>
             <w:tcW w:type="dxa" w:w="1520"/>
-            <w:shd w:fill="F2F2F2" w:color="auto" w:val="clear"/>
-            <w:tcMar>
-              <w:top w:type="dxa" w:w="60"/>
-              <w:left w:type="dxa" w:w="120"/>
-              <w:bottom w:type="dxa" w:w="60"/>
-              <w:right w:type="dxa" w:w="120"/>
-            </w:tcMar>
-            <w:vAlign w:val="top"/>
-          </w:tcPr>
-          <w:p>
-            <w:pPr>
-              <w:spacing w:after="40" w:before="0"/>
-              <w:jc w:val="left"/>
-            </w:pPr>
-            <w:r>
-              <w:rPr>
-                <w:rFonts w:ascii="Arial" w:cs="Arial" w:eastAsia="Arial" w:hAnsi="Arial"/>
-                <w:b/>
-                <w:bCs/>
-                <w:i w:val="false"/>
-                <w:iCs w:val="false"/>
-                <w:color w:val="000000"/>
-                <w:sz w:val="18"/>
-                <w:szCs w:val="18"/>
-              </w:rPr>
-              <w:t xml:space="preserve">Phase 3 — Explain (Initial Sensemaking — Sorting, Sharing, and Connecting to Phenomenon)</w:t>
+            <w:shd w:fill="E2EFDA" w:color="auto" w:val="clear"/>
+            <w:tcMar>
+              <w:top w:type="dxa" w:w="60"/>
+              <w:left w:type="dxa" w:w="120"/>
+              <w:bottom w:type="dxa" w:w="60"/>
+              <w:right w:type="dxa" w:w="120"/>
+            </w:tcMar>
+            <w:vAlign w:val="top"/>
+          </w:tcPr>
+          <w:p>
+            <w:pPr>
+              <w:spacing w:after="40" w:before="0"/>
+              <w:jc w:val="left"/>
+            </w:pPr>
+            <w:r>
+              <w:rPr>
+                <w:rFonts w:ascii="Arial" w:cs="Arial" w:eastAsia="Arial" w:hAnsi="Arial"/>
+                <w:b/>
+                <w:bCs/>
+                <w:i w:val="false"/>
+                <w:iCs w:val="false"/>
+                <w:color w:val="000000"/>
+                <w:sz w:val="18"/>
+                <w:szCs w:val="18"/>
+              </w:rPr>
+              <w:t xml:space="preserve">Explain Phase</w:t>
             </w:r>
           </w:p>
           <w:p>
@@ -4141,7 +4141,7 @@
             <w:pPr>
               <w:spacing w:after="20" w:before="0"/>
             </w:pPr>
-            <w:hyperlink w:history="1" r:id="rIdflf8oyi9s4p85aca1uhyc">
+            <w:hyperlink w:history="1" r:id="rIdf1d8c2qqhutp-sc7qv8a8">
               <w:r>
                 <w:rPr>
                   <w:rFonts w:ascii="Arial" w:cs="Arial" w:eastAsia="Arial" w:hAnsi="Arial"/>
@@ -4174,7 +4174,7 @@
               <w:spacing w:after="10" w:before="0"/>
               <w:ind w:left="120"/>
             </w:pPr>
-            <w:hyperlink w:history="1" r:id="rIditusyoll1aagd31ceubuw">
+            <w:hyperlink w:history="1" r:id="rIdijdlwld_snouigpglfqii">
               <w:r>
                 <w:rPr>
                   <w:rFonts w:ascii="Arial" w:cs="Arial" w:eastAsia="Arial" w:hAnsi="Arial"/>
@@ -4219,7 +4219,7 @@
             <w:pPr>
               <w:spacing w:after="20" w:before="0"/>
             </w:pPr>
-            <w:hyperlink w:history="1" r:id="rIdboae4fbhpz2sb5vwzlijd">
+            <w:hyperlink w:history="1" r:id="rIdsgfwyxr06zx07weu3jhtw">
               <w:r>
                 <w:rPr>
                   <w:rFonts w:ascii="Arial" w:cs="Arial" w:eastAsia="Arial" w:hAnsi="Arial"/>
@@ -4252,7 +4252,7 @@
               <w:spacing w:after="10" w:before="0"/>
               <w:ind w:left="120"/>
             </w:pPr>
-            <w:hyperlink w:history="1" r:id="rIdvoshdfxmunnrxpjmmghlw">
+            <w:hyperlink w:history="1" r:id="rIdvhnin9puh3z5vz6wlon5m">
               <w:r>
                 <w:rPr>
                   <w:rFonts w:ascii="Arial" w:cs="Arial" w:eastAsia="Arial" w:hAnsi="Arial"/>
@@ -4399,32 +4399,32 @@
         <w:tc>
           <w:tcPr>
             <w:tcW w:type="dxa" w:w="1520"/>
-            <w:shd w:fill="F2F2F2" w:color="auto" w:val="clear"/>
-            <w:tcMar>
-              <w:top w:type="dxa" w:w="60"/>
-              <w:left w:type="dxa" w:w="120"/>
-              <w:bottom w:type="dxa" w:w="60"/>
-              <w:right w:type="dxa" w:w="120"/>
-            </w:tcMar>
-            <w:vAlign w:val="top"/>
-          </w:tcPr>
-          <w:p>
-            <w:pPr>
-              <w:spacing w:after="40" w:before="0"/>
-              <w:jc w:val="left"/>
-            </w:pPr>
-            <w:r>
-              <w:rPr>
-                <w:rFonts w:ascii="Arial" w:cs="Arial" w:eastAsia="Arial" w:hAnsi="Arial"/>
-                <w:b/>
-                <w:bCs/>
-                <w:i w:val="false"/>
-                <w:iCs w:val="false"/>
-                <w:color w:val="000000"/>
-                <w:sz w:val="18"/>
-                <w:szCs w:val="18"/>
-              </w:rPr>
-              <w:t xml:space="preserve">Phase 4 — Driving Question Board (DQB) Creation</w:t>
+            <w:shd w:fill="FCE4D6" w:color="auto" w:val="clear"/>
+            <w:tcMar>
+              <w:top w:type="dxa" w:w="60"/>
+              <w:left w:type="dxa" w:w="120"/>
+              <w:bottom w:type="dxa" w:w="60"/>
+              <w:right w:type="dxa" w:w="120"/>
+            </w:tcMar>
+            <w:vAlign w:val="top"/>
+          </w:tcPr>
+          <w:p>
+            <w:pPr>
+              <w:spacing w:after="40" w:before="0"/>
+              <w:jc w:val="left"/>
+            </w:pPr>
+            <w:r>
+              <w:rPr>
+                <w:rFonts w:ascii="Arial" w:cs="Arial" w:eastAsia="Arial" w:hAnsi="Arial"/>
+                <w:b/>
+                <w:bCs/>
+                <w:i w:val="false"/>
+                <w:iCs w:val="false"/>
+                <w:color w:val="000000"/>
+                <w:sz w:val="18"/>
+                <w:szCs w:val="18"/>
+              </w:rPr>
+              <w:t xml:space="preserve">Driving Question Board (DQB) Creation</w:t>
             </w:r>
           </w:p>
           <w:p>
@@ -4447,7 +4447,7 @@
             <w:pPr>
               <w:spacing w:after="20" w:before="0"/>
             </w:pPr>
-            <w:hyperlink w:history="1" r:id="rIdkonvwv5nanpp3swsce-17">
+            <w:hyperlink w:history="1" r:id="rIdbn1kclwvzxuk9w6c6isjl">
               <w:r>
                 <w:rPr>
                   <w:rFonts w:ascii="Arial" w:cs="Arial" w:eastAsia="Arial" w:hAnsi="Arial"/>
@@ -4480,7 +4480,7 @@
               <w:spacing w:after="10" w:before="0"/>
               <w:ind w:left="120"/>
             </w:pPr>
-            <w:hyperlink w:history="1" r:id="rIdgz9lr2lolyzxbp2gbo8u4">
+            <w:hyperlink w:history="1" r:id="rIdfduaqrn0k3uixapsxspml">
               <w:r>
                 <w:rPr>
                   <w:rFonts w:ascii="Arial" w:cs="Arial" w:eastAsia="Arial" w:hAnsi="Arial"/>
@@ -4525,7 +4525,7 @@
             <w:pPr>
               <w:spacing w:after="20" w:before="0"/>
             </w:pPr>
-            <w:hyperlink w:history="1" r:id="rIda7tykfszmumiauldl89dg">
+            <w:hyperlink w:history="1" r:id="rIdpf8xnfpcr9bwwhf30qu-i">
               <w:r>
                 <w:rPr>
                   <w:rFonts w:ascii="Arial" w:cs="Arial" w:eastAsia="Arial" w:hAnsi="Arial"/>
@@ -4558,7 +4558,7 @@
               <w:spacing w:after="10" w:before="0"/>
               <w:ind w:left="120"/>
             </w:pPr>
-            <w:hyperlink w:history="1" r:id="rIda5xcscgnwf-pc4jxrpdlu">
+            <w:hyperlink w:history="1" r:id="rIdoz05mxm5r2uzlwjckf-91">
               <w:r>
                 <w:rPr>
                   <w:rFonts w:ascii="Arial" w:cs="Arial" w:eastAsia="Arial" w:hAnsi="Arial"/>
@@ -4705,32 +4705,32 @@
         <w:tc>
           <w:tcPr>
             <w:tcW w:type="dxa" w:w="1520"/>
-            <w:shd w:fill="F2F2F2" w:color="auto" w:val="clear"/>
-            <w:tcMar>
-              <w:top w:type="dxa" w:w="60"/>
-              <w:left w:type="dxa" w:w="120"/>
-              <w:bottom w:type="dxa" w:w="60"/>
-              <w:right w:type="dxa" w:w="120"/>
-            </w:tcMar>
-            <w:vAlign w:val="top"/>
-          </w:tcPr>
-          <w:p>
-            <w:pPr>
-              <w:spacing w:after="40" w:before="0"/>
-              <w:jc w:val="left"/>
-            </w:pPr>
-            <w:r>
-              <w:rPr>
-                <w:rFonts w:ascii="Arial" w:cs="Arial" w:eastAsia="Arial" w:hAnsi="Arial"/>
-                <w:b/>
-                <w:bCs/>
-                <w:i w:val="false"/>
-                <w:iCs w:val="false"/>
-                <w:color w:val="000000"/>
-                <w:sz w:val="18"/>
-                <w:szCs w:val="18"/>
-              </w:rPr>
-              <w:t xml:space="preserve">Phase 5 — Model Building (Seed Model — The Number Landscape Map)</w:t>
+            <w:shd w:fill="D5E8F0" w:color="auto" w:val="clear"/>
+            <w:tcMar>
+              <w:top w:type="dxa" w:w="60"/>
+              <w:left w:type="dxa" w:w="120"/>
+              <w:bottom w:type="dxa" w:w="60"/>
+              <w:right w:type="dxa" w:w="120"/>
+            </w:tcMar>
+            <w:vAlign w:val="top"/>
+          </w:tcPr>
+          <w:p>
+            <w:pPr>
+              <w:spacing w:after="40" w:before="0"/>
+              <w:jc w:val="left"/>
+            </w:pPr>
+            <w:r>
+              <w:rPr>
+                <w:rFonts w:ascii="Arial" w:cs="Arial" w:eastAsia="Arial" w:hAnsi="Arial"/>
+                <w:b/>
+                <w:bCs/>
+                <w:i w:val="false"/>
+                <w:iCs w:val="false"/>
+                <w:color w:val="000000"/>
+                <w:sz w:val="18"/>
+                <w:szCs w:val="18"/>
+              </w:rPr>
+              <w:t xml:space="preserve">Model Building Phase</w:t>
             </w:r>
           </w:p>
           <w:p>
@@ -4753,7 +4753,7 @@
             <w:pPr>
               <w:spacing w:after="20" w:before="0"/>
             </w:pPr>
-            <w:hyperlink w:history="1" r:id="rId4jv5a3c_enwbexe3l6c-_">
+            <w:hyperlink w:history="1" r:id="rIdcfhntqebvrrxh42hep6dm">
               <w:r>
                 <w:rPr>
                   <w:rFonts w:ascii="Arial" w:cs="Arial" w:eastAsia="Arial" w:hAnsi="Arial"/>
@@ -4786,7 +4786,7 @@
               <w:spacing w:after="10" w:before="0"/>
               <w:ind w:left="120"/>
             </w:pPr>
-            <w:hyperlink w:history="1" r:id="rIdtaon4ooj3przoplnzynxp">
+            <w:hyperlink w:history="1" r:id="rId0joglbdu1p-iu8khm3c3g">
               <w:r>
                 <w:rPr>
                   <w:rFonts w:ascii="Arial" w:cs="Arial" w:eastAsia="Arial" w:hAnsi="Arial"/>
@@ -4831,7 +4831,7 @@
             <w:pPr>
               <w:spacing w:after="20" w:before="0"/>
             </w:pPr>
-            <w:hyperlink w:history="1" r:id="rIdb_9wp2gp0f6p9qar9-myh">
+            <w:hyperlink w:history="1" r:id="rIdrtqnkypd_u3l3aegmrx-6">
               <w:r>
                 <w:rPr>
                   <w:rFonts w:ascii="Arial" w:cs="Arial" w:eastAsia="Arial" w:hAnsi="Arial"/>
@@ -4864,7 +4864,7 @@
               <w:spacing w:after="10" w:before="0"/>
               <w:ind w:left="120"/>
             </w:pPr>
-            <w:hyperlink w:history="1" r:id="rIdcvmewhdpcz-n5mvovgprk">
+            <w:hyperlink w:history="1" r:id="rIde37nwpkky1rjixzljucxk">
               <w:r>
                 <w:rPr>
                   <w:rFonts w:ascii="Arial" w:cs="Arial" w:eastAsia="Arial" w:hAnsi="Arial"/>
@@ -6417,32 +6417,32 @@
         <w:tc>
           <w:tcPr>
             <w:tcW w:type="dxa" w:w="1520"/>
-            <w:shd w:fill="F2F2F2" w:color="auto" w:val="clear"/>
-            <w:tcMar>
-              <w:top w:type="dxa" w:w="60"/>
-              <w:left w:type="dxa" w:w="120"/>
-              <w:bottom w:type="dxa" w:w="60"/>
-              <w:right w:type="dxa" w:w="120"/>
-            </w:tcMar>
-            <w:vAlign w:val="top"/>
-          </w:tcPr>
-          <w:p>
-            <w:pPr>
-              <w:spacing w:after="40" w:before="0"/>
-              <w:jc w:val="left"/>
-            </w:pPr>
-            <w:r>
-              <w:rPr>
-                <w:rFonts w:ascii="Arial" w:cs="Arial" w:eastAsia="Arial" w:hAnsi="Arial"/>
-                <w:b/>
-                <w:bCs/>
-                <w:i w:val="false"/>
-                <w:iCs w:val="false"/>
-                <w:color w:val="000000"/>
-                <w:sz w:val="18"/>
-                <w:szCs w:val="18"/>
-              </w:rPr>
-              <w:t xml:space="preserve">Phase 1 — Predict</w:t>
+            <w:shd w:fill="EAD1F5" w:color="auto" w:val="clear"/>
+            <w:tcMar>
+              <w:top w:type="dxa" w:w="60"/>
+              <w:left w:type="dxa" w:w="120"/>
+              <w:bottom w:type="dxa" w:w="60"/>
+              <w:right w:type="dxa" w:w="120"/>
+            </w:tcMar>
+            <w:vAlign w:val="top"/>
+          </w:tcPr>
+          <w:p>
+            <w:pPr>
+              <w:spacing w:after="40" w:before="0"/>
+              <w:jc w:val="left"/>
+            </w:pPr>
+            <w:r>
+              <w:rPr>
+                <w:rFonts w:ascii="Arial" w:cs="Arial" w:eastAsia="Arial" w:hAnsi="Arial"/>
+                <w:b/>
+                <w:bCs/>
+                <w:i w:val="false"/>
+                <w:iCs w:val="false"/>
+                <w:color w:val="000000"/>
+                <w:sz w:val="18"/>
+                <w:szCs w:val="18"/>
+              </w:rPr>
+              <w:t xml:space="preserve">Predict Phase</w:t>
             </w:r>
           </w:p>
           <w:p>
@@ -6465,7 +6465,7 @@
             <w:pPr>
               <w:spacing w:after="20" w:before="0"/>
             </w:pPr>
-            <w:hyperlink w:history="1" r:id="rIdevnfegm1kggd6_nqldijs">
+            <w:hyperlink w:history="1" r:id="rIdvu0zrg-wljarnwqtlatgl">
               <w:r>
                 <w:rPr>
                   <w:rFonts w:ascii="Arial" w:cs="Arial" w:eastAsia="Arial" w:hAnsi="Arial"/>
@@ -6498,7 +6498,7 @@
               <w:spacing w:after="10" w:before="0"/>
               <w:ind w:left="120"/>
             </w:pPr>
-            <w:hyperlink w:history="1" r:id="rIdptnabvrebbraq5a2chlmf">
+            <w:hyperlink w:history="1" r:id="rIdelwusmaddp72gr0mcy2ny">
               <w:r>
                 <w:rPr>
                   <w:rFonts w:ascii="Arial" w:cs="Arial" w:eastAsia="Arial" w:hAnsi="Arial"/>
@@ -6543,7 +6543,7 @@
             <w:pPr>
               <w:spacing w:after="20" w:before="0"/>
             </w:pPr>
-            <w:hyperlink w:history="1" r:id="rIdrxg8diy2hog0tjbmlim_w">
+            <w:hyperlink w:history="1" r:id="rIdnw8zjj4pwn3pyvt13dpwr">
               <w:r>
                 <w:rPr>
                   <w:rFonts w:ascii="Arial" w:cs="Arial" w:eastAsia="Arial" w:hAnsi="Arial"/>
@@ -6576,7 +6576,7 @@
               <w:spacing w:after="10" w:before="0"/>
               <w:ind w:left="120"/>
             </w:pPr>
-            <w:hyperlink w:history="1" r:id="rIdhsm0n79my3tvxdv3ypbkp">
+            <w:hyperlink w:history="1" r:id="rIdoxwy2j9brxnhjtrsoa-rv">
               <w:r>
                 <w:rPr>
                   <w:rFonts w:ascii="Arial" w:cs="Arial" w:eastAsia="Arial" w:hAnsi="Arial"/>
@@ -6723,32 +6723,32 @@
         <w:tc>
           <w:tcPr>
             <w:tcW w:type="dxa" w:w="1520"/>
-            <w:shd w:fill="F2F2F2" w:color="auto" w:val="clear"/>
-            <w:tcMar>
-              <w:top w:type="dxa" w:w="60"/>
-              <w:left w:type="dxa" w:w="120"/>
-              <w:bottom w:type="dxa" w:w="60"/>
-              <w:right w:type="dxa" w:w="120"/>
-            </w:tcMar>
-            <w:vAlign w:val="top"/>
-          </w:tcPr>
-          <w:p>
-            <w:pPr>
-              <w:spacing w:after="40" w:before="0"/>
-              <w:jc w:val="left"/>
-            </w:pPr>
-            <w:r>
-              <w:rPr>
-                <w:rFonts w:ascii="Arial" w:cs="Arial" w:eastAsia="Arial" w:hAnsi="Arial"/>
-                <w:b/>
-                <w:bCs/>
-                <w:i w:val="false"/>
-                <w:iCs w:val="false"/>
-                <w:color w:val="000000"/>
-                <w:sz w:val="18"/>
-                <w:szCs w:val="18"/>
-              </w:rPr>
-              <w:t xml:space="preserve">Phase 2 — Observe</w:t>
+            <w:shd w:fill="D9EEF1" w:color="auto" w:val="clear"/>
+            <w:tcMar>
+              <w:top w:type="dxa" w:w="60"/>
+              <w:left w:type="dxa" w:w="120"/>
+              <w:bottom w:type="dxa" w:w="60"/>
+              <w:right w:type="dxa" w:w="120"/>
+            </w:tcMar>
+            <w:vAlign w:val="top"/>
+          </w:tcPr>
+          <w:p>
+            <w:pPr>
+              <w:spacing w:after="40" w:before="0"/>
+              <w:jc w:val="left"/>
+            </w:pPr>
+            <w:r>
+              <w:rPr>
+                <w:rFonts w:ascii="Arial" w:cs="Arial" w:eastAsia="Arial" w:hAnsi="Arial"/>
+                <w:b/>
+                <w:bCs/>
+                <w:i w:val="false"/>
+                <w:iCs w:val="false"/>
+                <w:color w:val="000000"/>
+                <w:sz w:val="18"/>
+                <w:szCs w:val="18"/>
+              </w:rPr>
+              <w:t xml:space="preserve">Observe Phase</w:t>
             </w:r>
           </w:p>
           <w:p>
@@ -6771,7 +6771,7 @@
             <w:pPr>
               <w:spacing w:after="20" w:before="0"/>
             </w:pPr>
-            <w:hyperlink w:history="1" r:id="rIdlwmpm25xs5pxohejtfesa">
+            <w:hyperlink w:history="1" r:id="rId5wpjvy_obwrovorsx_jwb">
               <w:r>
                 <w:rPr>
                   <w:rFonts w:ascii="Arial" w:cs="Arial" w:eastAsia="Arial" w:hAnsi="Arial"/>
@@ -6804,7 +6804,7 @@
               <w:spacing w:after="10" w:before="0"/>
               <w:ind w:left="120"/>
             </w:pPr>
-            <w:hyperlink w:history="1" r:id="rIdvd5z0rrojvxbmrpadyvdh">
+            <w:hyperlink w:history="1" r:id="rIdzgpu550luo1lgynrrpwwp">
               <w:r>
                 <w:rPr>
                   <w:rFonts w:ascii="Arial" w:cs="Arial" w:eastAsia="Arial" w:hAnsi="Arial"/>
@@ -6849,7 +6849,7 @@
             <w:pPr>
               <w:spacing w:after="20" w:before="0"/>
             </w:pPr>
-            <w:hyperlink w:history="1" r:id="rIdp8yjgpu0eanjvfs9cxl7r">
+            <w:hyperlink w:history="1" r:id="rIdquzfukz1sdysheyq7twem">
               <w:r>
                 <w:rPr>
                   <w:rFonts w:ascii="Arial" w:cs="Arial" w:eastAsia="Arial" w:hAnsi="Arial"/>
@@ -6882,7 +6882,7 @@
               <w:spacing w:after="10" w:before="0"/>
               <w:ind w:left="120"/>
             </w:pPr>
-            <w:hyperlink w:history="1" r:id="rId_tryofebd_-rf4qktvsy2">
+            <w:hyperlink w:history="1" r:id="rIdb4npp0pxvak8voecba_h9">
               <w:r>
                 <w:rPr>
                   <w:rFonts w:ascii="Arial" w:cs="Arial" w:eastAsia="Arial" w:hAnsi="Arial"/>
@@ -7029,32 +7029,32 @@
         <w:tc>
           <w:tcPr>
             <w:tcW w:type="dxa" w:w="1520"/>
-            <w:shd w:fill="F2F2F2" w:color="auto" w:val="clear"/>
-            <w:tcMar>
-              <w:top w:type="dxa" w:w="60"/>
-              <w:left w:type="dxa" w:w="120"/>
-              <w:bottom w:type="dxa" w:w="60"/>
-              <w:right w:type="dxa" w:w="120"/>
-            </w:tcMar>
-            <w:vAlign w:val="top"/>
-          </w:tcPr>
-          <w:p>
-            <w:pPr>
-              <w:spacing w:after="40" w:before="0"/>
-              <w:jc w:val="left"/>
-            </w:pPr>
-            <w:r>
-              <w:rPr>
-                <w:rFonts w:ascii="Arial" w:cs="Arial" w:eastAsia="Arial" w:hAnsi="Arial"/>
-                <w:b/>
-                <w:bCs/>
-                <w:i w:val="false"/>
-                <w:iCs w:val="false"/>
-                <w:color w:val="000000"/>
-                <w:sz w:val="18"/>
-                <w:szCs w:val="18"/>
-              </w:rPr>
-              <w:t xml:space="preserve">Phase 3 — Explain</w:t>
+            <w:shd w:fill="E2EFDA" w:color="auto" w:val="clear"/>
+            <w:tcMar>
+              <w:top w:type="dxa" w:w="60"/>
+              <w:left w:type="dxa" w:w="120"/>
+              <w:bottom w:type="dxa" w:w="60"/>
+              <w:right w:type="dxa" w:w="120"/>
+            </w:tcMar>
+            <w:vAlign w:val="top"/>
+          </w:tcPr>
+          <w:p>
+            <w:pPr>
+              <w:spacing w:after="40" w:before="0"/>
+              <w:jc w:val="left"/>
+            </w:pPr>
+            <w:r>
+              <w:rPr>
+                <w:rFonts w:ascii="Arial" w:cs="Arial" w:eastAsia="Arial" w:hAnsi="Arial"/>
+                <w:b/>
+                <w:bCs/>
+                <w:i w:val="false"/>
+                <w:iCs w:val="false"/>
+                <w:color w:val="000000"/>
+                <w:sz w:val="18"/>
+                <w:szCs w:val="18"/>
+              </w:rPr>
+              <w:t xml:space="preserve">Explain Phase</w:t>
             </w:r>
           </w:p>
           <w:p>
@@ -7077,7 +7077,7 @@
             <w:pPr>
               <w:spacing w:after="20" w:before="0"/>
             </w:pPr>
-            <w:hyperlink w:history="1" r:id="rIdvpzdkqtjkugiqmkmj9qql">
+            <w:hyperlink w:history="1" r:id="rIdpmpmh7a58eqh-uazrnua8">
               <w:r>
                 <w:rPr>
                   <w:rFonts w:ascii="Arial" w:cs="Arial" w:eastAsia="Arial" w:hAnsi="Arial"/>
@@ -7110,7 +7110,7 @@
               <w:spacing w:after="10" w:before="0"/>
               <w:ind w:left="120"/>
             </w:pPr>
-            <w:hyperlink w:history="1" r:id="rIdukvj_iehfdpqifogd1fjn">
+            <w:hyperlink w:history="1" r:id="rIdvhf4bfmbjcnnj1ynwr-xu">
               <w:r>
                 <w:rPr>
                   <w:rFonts w:ascii="Arial" w:cs="Arial" w:eastAsia="Arial" w:hAnsi="Arial"/>
@@ -7155,7 +7155,7 @@
             <w:pPr>
               <w:spacing w:after="20" w:before="0"/>
             </w:pPr>
-            <w:hyperlink w:history="1" r:id="rIdddo_jzxeah27fc4g8pj4z">
+            <w:hyperlink w:history="1" r:id="rIdm4ev9bi_r0soqnren8gls">
               <w:r>
                 <w:rPr>
                   <w:rFonts w:ascii="Arial" w:cs="Arial" w:eastAsia="Arial" w:hAnsi="Arial"/>
@@ -7188,7 +7188,7 @@
               <w:spacing w:after="10" w:before="0"/>
               <w:ind w:left="120"/>
             </w:pPr>
-            <w:hyperlink w:history="1" r:id="rIdqdo1arrfurkvtmjmyavxr">
+            <w:hyperlink w:history="1" r:id="rIdpluh9jauy4o5y9khu5rfm">
               <w:r>
                 <w:rPr>
                   <w:rFonts w:ascii="Arial" w:cs="Arial" w:eastAsia="Arial" w:hAnsi="Arial"/>
@@ -7335,32 +7335,32 @@
         <w:tc>
           <w:tcPr>
             <w:tcW w:type="dxa" w:w="1520"/>
-            <w:shd w:fill="F2F2F2" w:color="auto" w:val="clear"/>
-            <w:tcMar>
-              <w:top w:type="dxa" w:w="60"/>
-              <w:left w:type="dxa" w:w="120"/>
-              <w:bottom w:type="dxa" w:w="60"/>
-              <w:right w:type="dxa" w:w="120"/>
-            </w:tcMar>
-            <w:vAlign w:val="top"/>
-          </w:tcPr>
-          <w:p>
-            <w:pPr>
-              <w:spacing w:after="40" w:before="0"/>
-              <w:jc w:val="left"/>
-            </w:pPr>
-            <w:r>
-              <w:rPr>
-                <w:rFonts w:ascii="Arial" w:cs="Arial" w:eastAsia="Arial" w:hAnsi="Arial"/>
-                <w:b/>
-                <w:bCs/>
-                <w:i w:val="false"/>
-                <w:iCs w:val="false"/>
-                <w:color w:val="000000"/>
-                <w:sz w:val="18"/>
-                <w:szCs w:val="18"/>
-              </w:rPr>
-              <w:t xml:space="preserve">Phase 4 — Driving Question Board (DQB) Creation</w:t>
+            <w:shd w:fill="FCE4D6" w:color="auto" w:val="clear"/>
+            <w:tcMar>
+              <w:top w:type="dxa" w:w="60"/>
+              <w:left w:type="dxa" w:w="120"/>
+              <w:bottom w:type="dxa" w:w="60"/>
+              <w:right w:type="dxa" w:w="120"/>
+            </w:tcMar>
+            <w:vAlign w:val="top"/>
+          </w:tcPr>
+          <w:p>
+            <w:pPr>
+              <w:spacing w:after="40" w:before="0"/>
+              <w:jc w:val="left"/>
+            </w:pPr>
+            <w:r>
+              <w:rPr>
+                <w:rFonts w:ascii="Arial" w:cs="Arial" w:eastAsia="Arial" w:hAnsi="Arial"/>
+                <w:b/>
+                <w:bCs/>
+                <w:i w:val="false"/>
+                <w:iCs w:val="false"/>
+                <w:color w:val="000000"/>
+                <w:sz w:val="18"/>
+                <w:szCs w:val="18"/>
+              </w:rPr>
+              <w:t xml:space="preserve">Driving Question Board (DQB) Creation</w:t>
             </w:r>
           </w:p>
           <w:p>
@@ -7383,7 +7383,7 @@
             <w:pPr>
               <w:spacing w:after="20" w:before="0"/>
             </w:pPr>
-            <w:hyperlink w:history="1" r:id="rIdqnibhcfrc0m4dp2rtn2br">
+            <w:hyperlink w:history="1" r:id="rIdrh1lenhoy5nctcz3dutnv">
               <w:r>
                 <w:rPr>
                   <w:rFonts w:ascii="Arial" w:cs="Arial" w:eastAsia="Arial" w:hAnsi="Arial"/>
@@ -7416,7 +7416,7 @@
               <w:spacing w:after="10" w:before="0"/>
               <w:ind w:left="120"/>
             </w:pPr>
-            <w:hyperlink w:history="1" r:id="rIdeohgs6naqerpi3imrgt-_">
+            <w:hyperlink w:history="1" r:id="rId_m3rgacfn0awnyeatx5xq">
               <w:r>
                 <w:rPr>
                   <w:rFonts w:ascii="Arial" w:cs="Arial" w:eastAsia="Arial" w:hAnsi="Arial"/>
@@ -7461,7 +7461,7 @@
             <w:pPr>
               <w:spacing w:after="20" w:before="0"/>
             </w:pPr>
-            <w:hyperlink w:history="1" r:id="rIdk3am4pbqyrxptd4n42uxt">
+            <w:hyperlink w:history="1" r:id="rIdodermulc2m-39inrim18t">
               <w:r>
                 <w:rPr>
                   <w:rFonts w:ascii="Arial" w:cs="Arial" w:eastAsia="Arial" w:hAnsi="Arial"/>
@@ -7494,7 +7494,7 @@
               <w:spacing w:after="10" w:before="0"/>
               <w:ind w:left="120"/>
             </w:pPr>
-            <w:hyperlink w:history="1" r:id="rIdepirxqjydhpjuczmlf7g1">
+            <w:hyperlink w:history="1" r:id="rId2yulardhsol0epgux0wms">
               <w:r>
                 <w:rPr>
                   <w:rFonts w:ascii="Arial" w:cs="Arial" w:eastAsia="Arial" w:hAnsi="Arial"/>
@@ -7641,32 +7641,32 @@
         <w:tc>
           <w:tcPr>
             <w:tcW w:type="dxa" w:w="1520"/>
-            <w:shd w:fill="F2F2F2" w:color="auto" w:val="clear"/>
-            <w:tcMar>
-              <w:top w:type="dxa" w:w="60"/>
-              <w:left w:type="dxa" w:w="120"/>
-              <w:bottom w:type="dxa" w:w="60"/>
-              <w:right w:type="dxa" w:w="120"/>
-            </w:tcMar>
-            <w:vAlign w:val="top"/>
-          </w:tcPr>
-          <w:p>
-            <w:pPr>
-              <w:spacing w:after="40" w:before="0"/>
-              <w:jc w:val="left"/>
-            </w:pPr>
-            <w:r>
-              <w:rPr>
-                <w:rFonts w:ascii="Arial" w:cs="Arial" w:eastAsia="Arial" w:hAnsi="Arial"/>
-                <w:b/>
-                <w:bCs/>
-                <w:i w:val="false"/>
-                <w:iCs w:val="false"/>
-                <w:color w:val="000000"/>
-                <w:sz w:val="18"/>
-                <w:szCs w:val="18"/>
-              </w:rPr>
-              <w:t xml:space="preserve">Phase 5 — Model Building</w:t>
+            <w:shd w:fill="D5E8F0" w:color="auto" w:val="clear"/>
+            <w:tcMar>
+              <w:top w:type="dxa" w:w="60"/>
+              <w:left w:type="dxa" w:w="120"/>
+              <w:bottom w:type="dxa" w:w="60"/>
+              <w:right w:type="dxa" w:w="120"/>
+            </w:tcMar>
+            <w:vAlign w:val="top"/>
+          </w:tcPr>
+          <w:p>
+            <w:pPr>
+              <w:spacing w:after="40" w:before="0"/>
+              <w:jc w:val="left"/>
+            </w:pPr>
+            <w:r>
+              <w:rPr>
+                <w:rFonts w:ascii="Arial" w:cs="Arial" w:eastAsia="Arial" w:hAnsi="Arial"/>
+                <w:b/>
+                <w:bCs/>
+                <w:i w:val="false"/>
+                <w:iCs w:val="false"/>
+                <w:color w:val="000000"/>
+                <w:sz w:val="18"/>
+                <w:szCs w:val="18"/>
+              </w:rPr>
+              <w:t xml:space="preserve">Model Building Phase</w:t>
             </w:r>
           </w:p>
           <w:p>
@@ -7689,7 +7689,7 @@
             <w:pPr>
               <w:spacing w:after="20" w:before="0"/>
             </w:pPr>
-            <w:hyperlink w:history="1" r:id="rId3x9uajaaxntgz8mieqzsv">
+            <w:hyperlink w:history="1" r:id="rIdboyecomy1iihh2jmypikr">
               <w:r>
                 <w:rPr>
                   <w:rFonts w:ascii="Arial" w:cs="Arial" w:eastAsia="Arial" w:hAnsi="Arial"/>
@@ -7722,7 +7722,7 @@
               <w:spacing w:after="10" w:before="0"/>
               <w:ind w:left="120"/>
             </w:pPr>
-            <w:hyperlink w:history="1" r:id="rIdp_v3rgwatxuzsrj9i7qyz">
+            <w:hyperlink w:history="1" r:id="rIdihya4py4d68yzbvoeqajw">
               <w:r>
                 <w:rPr>
                   <w:rFonts w:ascii="Arial" w:cs="Arial" w:eastAsia="Arial" w:hAnsi="Arial"/>
@@ -7767,7 +7767,7 @@
             <w:pPr>
               <w:spacing w:after="20" w:before="0"/>
             </w:pPr>
-            <w:hyperlink w:history="1" r:id="rIddm1qoz0gyd5s4mhqr4af5">
+            <w:hyperlink w:history="1" r:id="rIdzz1wc3vanou_w6gt3ivni">
               <w:r>
                 <w:rPr>
                   <w:rFonts w:ascii="Arial" w:cs="Arial" w:eastAsia="Arial" w:hAnsi="Arial"/>
@@ -7800,7 +7800,7 @@
               <w:spacing w:after="10" w:before="0"/>
               <w:ind w:left="120"/>
             </w:pPr>
-            <w:hyperlink w:history="1" r:id="rIdlp-_znyg3cvxbrql9bsss">
+            <w:hyperlink w:history="1" r:id="rIdlg5csi0hydywwnamuq_lk">
               <w:r>
                 <w:rPr>
                   <w:rFonts w:ascii="Arial" w:cs="Arial" w:eastAsia="Arial" w:hAnsi="Arial"/>
@@ -9239,32 +9239,32 @@
         <w:tc>
           <w:tcPr>
             <w:tcW w:type="dxa" w:w="1520"/>
-            <w:shd w:fill="F2F2F2" w:color="auto" w:val="clear"/>
-            <w:tcMar>
-              <w:top w:type="dxa" w:w="60"/>
-              <w:left w:type="dxa" w:w="120"/>
-              <w:bottom w:type="dxa" w:w="60"/>
-              <w:right w:type="dxa" w:w="120"/>
-            </w:tcMar>
-            <w:vAlign w:val="top"/>
-          </w:tcPr>
-          <w:p>
-            <w:pPr>
-              <w:spacing w:after="40" w:before="0"/>
-              <w:jc w:val="left"/>
-            </w:pPr>
-            <w:r>
-              <w:rPr>
-                <w:rFonts w:ascii="Arial" w:cs="Arial" w:eastAsia="Arial" w:hAnsi="Arial"/>
-                <w:b/>
-                <w:bCs/>
-                <w:i w:val="false"/>
-                <w:iCs w:val="false"/>
-                <w:color w:val="000000"/>
-                <w:sz w:val="18"/>
-                <w:szCs w:val="18"/>
-              </w:rPr>
-              <w:t xml:space="preserve">Phase 1 — Predict</w:t>
+            <w:shd w:fill="EAD1F5" w:color="auto" w:val="clear"/>
+            <w:tcMar>
+              <w:top w:type="dxa" w:w="60"/>
+              <w:left w:type="dxa" w:w="120"/>
+              <w:bottom w:type="dxa" w:w="60"/>
+              <w:right w:type="dxa" w:w="120"/>
+            </w:tcMar>
+            <w:vAlign w:val="top"/>
+          </w:tcPr>
+          <w:p>
+            <w:pPr>
+              <w:spacing w:after="40" w:before="0"/>
+              <w:jc w:val="left"/>
+            </w:pPr>
+            <w:r>
+              <w:rPr>
+                <w:rFonts w:ascii="Arial" w:cs="Arial" w:eastAsia="Arial" w:hAnsi="Arial"/>
+                <w:b/>
+                <w:bCs/>
+                <w:i w:val="false"/>
+                <w:iCs w:val="false"/>
+                <w:color w:val="000000"/>
+                <w:sz w:val="18"/>
+                <w:szCs w:val="18"/>
+              </w:rPr>
+              <w:t xml:space="preserve">Predict Phase</w:t>
             </w:r>
           </w:p>
           <w:p>
@@ -9287,7 +9287,7 @@
             <w:pPr>
               <w:spacing w:after="20" w:before="0"/>
             </w:pPr>
-            <w:hyperlink w:history="1" r:id="rIdzv38mn1xianjxx4pj8jdk">
+            <w:hyperlink w:history="1" r:id="rIdtuibuiegylk230lwt9auj">
               <w:r>
                 <w:rPr>
                   <w:rFonts w:ascii="Arial" w:cs="Arial" w:eastAsia="Arial" w:hAnsi="Arial"/>
@@ -9320,7 +9320,7 @@
               <w:spacing w:after="10" w:before="0"/>
               <w:ind w:left="120"/>
             </w:pPr>
-            <w:hyperlink w:history="1" r:id="rIduxitaszxyoc5559ji4mxd">
+            <w:hyperlink w:history="1" r:id="rId4gtoi6t_arda_z0qwjl6c">
               <w:r>
                 <w:rPr>
                   <w:rFonts w:ascii="Arial" w:cs="Arial" w:eastAsia="Arial" w:hAnsi="Arial"/>
@@ -9365,7 +9365,7 @@
             <w:pPr>
               <w:spacing w:after="20" w:before="0"/>
             </w:pPr>
-            <w:hyperlink w:history="1" r:id="rId75okbxf7jrmidlq1egofj">
+            <w:hyperlink w:history="1" r:id="rId_3jsosaunw5ozcak8lc0h">
               <w:r>
                 <w:rPr>
                   <w:rFonts w:ascii="Arial" w:cs="Arial" w:eastAsia="Arial" w:hAnsi="Arial"/>
@@ -9398,7 +9398,7 @@
               <w:spacing w:after="10" w:before="0"/>
               <w:ind w:left="120"/>
             </w:pPr>
-            <w:hyperlink w:history="1" r:id="rIdcyiigj0lmaulrxzuw5xt5">
+            <w:hyperlink w:history="1" r:id="rIdinlnaegytc1zxg6trj6w9">
               <w:r>
                 <w:rPr>
                   <w:rFonts w:ascii="Arial" w:cs="Arial" w:eastAsia="Arial" w:hAnsi="Arial"/>
@@ -9545,32 +9545,32 @@
         <w:tc>
           <w:tcPr>
             <w:tcW w:type="dxa" w:w="1520"/>
-            <w:shd w:fill="F2F2F2" w:color="auto" w:val="clear"/>
-            <w:tcMar>
-              <w:top w:type="dxa" w:w="60"/>
-              <w:left w:type="dxa" w:w="120"/>
-              <w:bottom w:type="dxa" w:w="60"/>
-              <w:right w:type="dxa" w:w="120"/>
-            </w:tcMar>
-            <w:vAlign w:val="top"/>
-          </w:tcPr>
-          <w:p>
-            <w:pPr>
-              <w:spacing w:after="40" w:before="0"/>
-              <w:jc w:val="left"/>
-            </w:pPr>
-            <w:r>
-              <w:rPr>
-                <w:rFonts w:ascii="Arial" w:cs="Arial" w:eastAsia="Arial" w:hAnsi="Arial"/>
-                <w:b/>
-                <w:bCs/>
-                <w:i w:val="false"/>
-                <w:iCs w:val="false"/>
-                <w:color w:val="000000"/>
-                <w:sz w:val="18"/>
-                <w:szCs w:val="18"/>
-              </w:rPr>
-              <w:t xml:space="preserve">Phase 2 — Observe</w:t>
+            <w:shd w:fill="D9EEF1" w:color="auto" w:val="clear"/>
+            <w:tcMar>
+              <w:top w:type="dxa" w:w="60"/>
+              <w:left w:type="dxa" w:w="120"/>
+              <w:bottom w:type="dxa" w:w="60"/>
+              <w:right w:type="dxa" w:w="120"/>
+            </w:tcMar>
+            <w:vAlign w:val="top"/>
+          </w:tcPr>
+          <w:p>
+            <w:pPr>
+              <w:spacing w:after="40" w:before="0"/>
+              <w:jc w:val="left"/>
+            </w:pPr>
+            <w:r>
+              <w:rPr>
+                <w:rFonts w:ascii="Arial" w:cs="Arial" w:eastAsia="Arial" w:hAnsi="Arial"/>
+                <w:b/>
+                <w:bCs/>
+                <w:i w:val="false"/>
+                <w:iCs w:val="false"/>
+                <w:color w:val="000000"/>
+                <w:sz w:val="18"/>
+                <w:szCs w:val="18"/>
+              </w:rPr>
+              <w:t xml:space="preserve">Observe Phase</w:t>
             </w:r>
           </w:p>
           <w:p>
@@ -9593,7 +9593,7 @@
             <w:pPr>
               <w:spacing w:after="20" w:before="0"/>
             </w:pPr>
-            <w:hyperlink w:history="1" r:id="rIdqg_xebrwrt6awyit8uz-v">
+            <w:hyperlink w:history="1" r:id="rIds2-2ayhrkbqidsmwg_evr">
               <w:r>
                 <w:rPr>
                   <w:rFonts w:ascii="Arial" w:cs="Arial" w:eastAsia="Arial" w:hAnsi="Arial"/>
@@ -9626,7 +9626,7 @@
               <w:spacing w:after="10" w:before="0"/>
               <w:ind w:left="120"/>
             </w:pPr>
-            <w:hyperlink w:history="1" r:id="rId-tozegoqmfppe6e3xrtg3">
+            <w:hyperlink w:history="1" r:id="rIdqeqlrwoxv4x5f2l5vt9hy">
               <w:r>
                 <w:rPr>
                   <w:rFonts w:ascii="Arial" w:cs="Arial" w:eastAsia="Arial" w:hAnsi="Arial"/>
@@ -9671,7 +9671,7 @@
             <w:pPr>
               <w:spacing w:after="20" w:before="0"/>
             </w:pPr>
-            <w:hyperlink w:history="1" r:id="rIdauc4ije7xqilex4zjk4ob">
+            <w:hyperlink w:history="1" r:id="rIdczqzbiiubamtyq00mgwwh">
               <w:r>
                 <w:rPr>
                   <w:rFonts w:ascii="Arial" w:cs="Arial" w:eastAsia="Arial" w:hAnsi="Arial"/>
@@ -9704,7 +9704,7 @@
               <w:spacing w:after="10" w:before="0"/>
               <w:ind w:left="120"/>
             </w:pPr>
-            <w:hyperlink w:history="1" r:id="rIduzhhlmt7u9ntvwcv_kkwa">
+            <w:hyperlink w:history="1" r:id="rIdhxvr4t8ivqs2ls3cfo813">
               <w:r>
                 <w:rPr>
                   <w:rFonts w:ascii="Arial" w:cs="Arial" w:eastAsia="Arial" w:hAnsi="Arial"/>
@@ -9851,32 +9851,32 @@
         <w:tc>
           <w:tcPr>
             <w:tcW w:type="dxa" w:w="1520"/>
-            <w:shd w:fill="F2F2F2" w:color="auto" w:val="clear"/>
-            <w:tcMar>
-              <w:top w:type="dxa" w:w="60"/>
-              <w:left w:type="dxa" w:w="120"/>
-              <w:bottom w:type="dxa" w:w="60"/>
-              <w:right w:type="dxa" w:w="120"/>
-            </w:tcMar>
-            <w:vAlign w:val="top"/>
-          </w:tcPr>
-          <w:p>
-            <w:pPr>
-              <w:spacing w:after="40" w:before="0"/>
-              <w:jc w:val="left"/>
-            </w:pPr>
-            <w:r>
-              <w:rPr>
-                <w:rFonts w:ascii="Arial" w:cs="Arial" w:eastAsia="Arial" w:hAnsi="Arial"/>
-                <w:b/>
-                <w:bCs/>
-                <w:i w:val="false"/>
-                <w:iCs w:val="false"/>
-                <w:color w:val="000000"/>
-                <w:sz w:val="18"/>
-                <w:szCs w:val="18"/>
-              </w:rPr>
-              <w:t xml:space="preserve">Phase 3 — Explain</w:t>
+            <w:shd w:fill="E2EFDA" w:color="auto" w:val="clear"/>
+            <w:tcMar>
+              <w:top w:type="dxa" w:w="60"/>
+              <w:left w:type="dxa" w:w="120"/>
+              <w:bottom w:type="dxa" w:w="60"/>
+              <w:right w:type="dxa" w:w="120"/>
+            </w:tcMar>
+            <w:vAlign w:val="top"/>
+          </w:tcPr>
+          <w:p>
+            <w:pPr>
+              <w:spacing w:after="40" w:before="0"/>
+              <w:jc w:val="left"/>
+            </w:pPr>
+            <w:r>
+              <w:rPr>
+                <w:rFonts w:ascii="Arial" w:cs="Arial" w:eastAsia="Arial" w:hAnsi="Arial"/>
+                <w:b/>
+                <w:bCs/>
+                <w:i w:val="false"/>
+                <w:iCs w:val="false"/>
+                <w:color w:val="000000"/>
+                <w:sz w:val="18"/>
+                <w:szCs w:val="18"/>
+              </w:rPr>
+              <w:t xml:space="preserve">Explain Phase</w:t>
             </w:r>
           </w:p>
           <w:p>
@@ -9899,7 +9899,7 @@
             <w:pPr>
               <w:spacing w:after="20" w:before="0"/>
             </w:pPr>
-            <w:hyperlink w:history="1" r:id="rId768ugkvaln73ycfz0r1tj">
+            <w:hyperlink w:history="1" r:id="rId-mbwfnajxetqbqp1vofcj">
               <w:r>
                 <w:rPr>
                   <w:rFonts w:ascii="Arial" w:cs="Arial" w:eastAsia="Arial" w:hAnsi="Arial"/>
@@ -9932,7 +9932,7 @@
               <w:spacing w:after="10" w:before="0"/>
               <w:ind w:left="120"/>
             </w:pPr>
-            <w:hyperlink w:history="1" r:id="rId7hxa0zqvefcqph5qnyqm-">
+            <w:hyperlink w:history="1" r:id="rIdfl8inxmowwdkpnntqukfa">
               <w:r>
                 <w:rPr>
                   <w:rFonts w:ascii="Arial" w:cs="Arial" w:eastAsia="Arial" w:hAnsi="Arial"/>
@@ -9977,7 +9977,7 @@
             <w:pPr>
               <w:spacing w:after="20" w:before="0"/>
             </w:pPr>
-            <w:hyperlink w:history="1" r:id="rId9_xyy22qypmipzwup8izh">
+            <w:hyperlink w:history="1" r:id="rIdqi5vz7zzzjnnuxqb6wzxu">
               <w:r>
                 <w:rPr>
                   <w:rFonts w:ascii="Arial" w:cs="Arial" w:eastAsia="Arial" w:hAnsi="Arial"/>
@@ -10010,7 +10010,7 @@
               <w:spacing w:after="10" w:before="0"/>
               <w:ind w:left="120"/>
             </w:pPr>
-            <w:hyperlink w:history="1" r:id="rIdhkyjrg75i5myufaq1vklw">
+            <w:hyperlink w:history="1" r:id="rIdsqvgvkfymgaawtzuo908m">
               <w:r>
                 <w:rPr>
                   <w:rFonts w:ascii="Arial" w:cs="Arial" w:eastAsia="Arial" w:hAnsi="Arial"/>
@@ -10157,32 +10157,32 @@
         <w:tc>
           <w:tcPr>
             <w:tcW w:type="dxa" w:w="1520"/>
-            <w:shd w:fill="F2F2F2" w:color="auto" w:val="clear"/>
-            <w:tcMar>
-              <w:top w:type="dxa" w:w="60"/>
-              <w:left w:type="dxa" w:w="120"/>
-              <w:bottom w:type="dxa" w:w="60"/>
-              <w:right w:type="dxa" w:w="120"/>
-            </w:tcMar>
-            <w:vAlign w:val="top"/>
-          </w:tcPr>
-          <w:p>
-            <w:pPr>
-              <w:spacing w:after="40" w:before="0"/>
-              <w:jc w:val="left"/>
-            </w:pPr>
-            <w:r>
-              <w:rPr>
-                <w:rFonts w:ascii="Arial" w:cs="Arial" w:eastAsia="Arial" w:hAnsi="Arial"/>
-                <w:b/>
-                <w:bCs/>
-                <w:i w:val="false"/>
-                <w:iCs w:val="false"/>
-                <w:color w:val="000000"/>
-                <w:sz w:val="18"/>
-                <w:szCs w:val="18"/>
-              </w:rPr>
-              <w:t xml:space="preserve">Phase 4 — Driving Question Board (DQB) Update</w:t>
+            <w:shd w:fill="FCE4D6" w:color="auto" w:val="clear"/>
+            <w:tcMar>
+              <w:top w:type="dxa" w:w="60"/>
+              <w:left w:type="dxa" w:w="120"/>
+              <w:bottom w:type="dxa" w:w="60"/>
+              <w:right w:type="dxa" w:w="120"/>
+            </w:tcMar>
+            <w:vAlign w:val="top"/>
+          </w:tcPr>
+          <w:p>
+            <w:pPr>
+              <w:spacing w:after="40" w:before="0"/>
+              <w:jc w:val="left"/>
+            </w:pPr>
+            <w:r>
+              <w:rPr>
+                <w:rFonts w:ascii="Arial" w:cs="Arial" w:eastAsia="Arial" w:hAnsi="Arial"/>
+                <w:b/>
+                <w:bCs/>
+                <w:i w:val="false"/>
+                <w:iCs w:val="false"/>
+                <w:color w:val="000000"/>
+                <w:sz w:val="18"/>
+                <w:szCs w:val="18"/>
+              </w:rPr>
+              <w:t xml:space="preserve">Driving Question Board (DQB) Creation</w:t>
             </w:r>
           </w:p>
           <w:p>
@@ -10205,7 +10205,7 @@
             <w:pPr>
               <w:spacing w:after="20" w:before="0"/>
             </w:pPr>
-            <w:hyperlink w:history="1" r:id="rId_7aqltxl1qfrqf3v_otjg">
+            <w:hyperlink w:history="1" r:id="rIdcgfbhyy8u6vpdgx7zjzik">
               <w:r>
                 <w:rPr>
                   <w:rFonts w:ascii="Arial" w:cs="Arial" w:eastAsia="Arial" w:hAnsi="Arial"/>
@@ -10238,7 +10238,7 @@
               <w:spacing w:after="10" w:before="0"/>
               <w:ind w:left="120"/>
             </w:pPr>
-            <w:hyperlink w:history="1" r:id="rIdps-hyqnmf8z3fq2xxgxwb">
+            <w:hyperlink w:history="1" r:id="rId742i6ytcdj_iit9qrfb5f">
               <w:r>
                 <w:rPr>
                   <w:rFonts w:ascii="Arial" w:cs="Arial" w:eastAsia="Arial" w:hAnsi="Arial"/>
@@ -10283,7 +10283,7 @@
             <w:pPr>
               <w:spacing w:after="20" w:before="0"/>
             </w:pPr>
-            <w:hyperlink w:history="1" r:id="rId9e19d8bduhz561ggo4fp9">
+            <w:hyperlink w:history="1" r:id="rIdqbmig7lvw0wp_uqq4rbg8">
               <w:r>
                 <w:rPr>
                   <w:rFonts w:ascii="Arial" w:cs="Arial" w:eastAsia="Arial" w:hAnsi="Arial"/>
@@ -10316,7 +10316,7 @@
               <w:spacing w:after="10" w:before="0"/>
               <w:ind w:left="120"/>
             </w:pPr>
-            <w:hyperlink w:history="1" r:id="rIdj2k3jn6ktms0etr5p6ow5">
+            <w:hyperlink w:history="1" r:id="rIdhad0xjmi5pl77q54cwapu">
               <w:r>
                 <w:rPr>
                   <w:rFonts w:ascii="Arial" w:cs="Arial" w:eastAsia="Arial" w:hAnsi="Arial"/>
@@ -10463,32 +10463,32 @@
         <w:tc>
           <w:tcPr>
             <w:tcW w:type="dxa" w:w="1520"/>
-            <w:shd w:fill="F2F2F2" w:color="auto" w:val="clear"/>
-            <w:tcMar>
-              <w:top w:type="dxa" w:w="60"/>
-              <w:left w:type="dxa" w:w="120"/>
-              <w:bottom w:type="dxa" w:w="60"/>
-              <w:right w:type="dxa" w:w="120"/>
-            </w:tcMar>
-            <w:vAlign w:val="top"/>
-          </w:tcPr>
-          <w:p>
-            <w:pPr>
-              <w:spacing w:after="40" w:before="0"/>
-              <w:jc w:val="left"/>
-            </w:pPr>
-            <w:r>
-              <w:rPr>
-                <w:rFonts w:ascii="Arial" w:cs="Arial" w:eastAsia="Arial" w:hAnsi="Arial"/>
-                <w:b/>
-                <w:bCs/>
-                <w:i w:val="false"/>
-                <w:iCs w:val="false"/>
-                <w:color w:val="000000"/>
-                <w:sz w:val="18"/>
-                <w:szCs w:val="18"/>
-              </w:rPr>
-              <w:t xml:space="preserve">Phase 5 — Model Building</w:t>
+            <w:shd w:fill="D5E8F0" w:color="auto" w:val="clear"/>
+            <w:tcMar>
+              <w:top w:type="dxa" w:w="60"/>
+              <w:left w:type="dxa" w:w="120"/>
+              <w:bottom w:type="dxa" w:w="60"/>
+              <w:right w:type="dxa" w:w="120"/>
+            </w:tcMar>
+            <w:vAlign w:val="top"/>
+          </w:tcPr>
+          <w:p>
+            <w:pPr>
+              <w:spacing w:after="40" w:before="0"/>
+              <w:jc w:val="left"/>
+            </w:pPr>
+            <w:r>
+              <w:rPr>
+                <w:rFonts w:ascii="Arial" w:cs="Arial" w:eastAsia="Arial" w:hAnsi="Arial"/>
+                <w:b/>
+                <w:bCs/>
+                <w:i w:val="false"/>
+                <w:iCs w:val="false"/>
+                <w:color w:val="000000"/>
+                <w:sz w:val="18"/>
+                <w:szCs w:val="18"/>
+              </w:rPr>
+              <w:t xml:space="preserve">Model Building Phase</w:t>
             </w:r>
           </w:p>
           <w:p>
@@ -10511,7 +10511,7 @@
             <w:pPr>
               <w:spacing w:after="20" w:before="0"/>
             </w:pPr>
-            <w:hyperlink w:history="1" r:id="rIdqxyalezvsxrkfjwiejrk3">
+            <w:hyperlink w:history="1" r:id="rId4w4d6qxbuqjs5y6wvoewa">
               <w:r>
                 <w:rPr>
                   <w:rFonts w:ascii="Arial" w:cs="Arial" w:eastAsia="Arial" w:hAnsi="Arial"/>
@@ -10544,7 +10544,7 @@
               <w:spacing w:after="10" w:before="0"/>
               <w:ind w:left="120"/>
             </w:pPr>
-            <w:hyperlink w:history="1" r:id="rIdwzzs-kvvz7hiffgivuzwf">
+            <w:hyperlink w:history="1" r:id="rIdi8zca4c5ljq8kvpv3sody">
               <w:r>
                 <w:rPr>
                   <w:rFonts w:ascii="Arial" w:cs="Arial" w:eastAsia="Arial" w:hAnsi="Arial"/>
@@ -10589,7 +10589,7 @@
             <w:pPr>
               <w:spacing w:after="20" w:before="0"/>
             </w:pPr>
-            <w:hyperlink w:history="1" r:id="rIdu648zpzogtkth3tqlk9xv">
+            <w:hyperlink w:history="1" r:id="rIdvzw5qkcsafvyx1aax24bo">
               <w:r>
                 <w:rPr>
                   <w:rFonts w:ascii="Arial" w:cs="Arial" w:eastAsia="Arial" w:hAnsi="Arial"/>
@@ -10622,7 +10622,7 @@
               <w:spacing w:after="10" w:before="0"/>
               <w:ind w:left="120"/>
             </w:pPr>
-            <w:hyperlink w:history="1" r:id="rId34ie7ffaxgmergne8wlvp">
+            <w:hyperlink w:history="1" r:id="rIdedk0yx-r-p-tsmtkhjzqf">
               <w:r>
                 <w:rPr>
                   <w:rFonts w:ascii="Arial" w:cs="Arial" w:eastAsia="Arial" w:hAnsi="Arial"/>
@@ -12061,32 +12061,32 @@
         <w:tc>
           <w:tcPr>
             <w:tcW w:type="dxa" w:w="1520"/>
-            <w:shd w:fill="F2F2F2" w:color="auto" w:val="clear"/>
-            <w:tcMar>
-              <w:top w:type="dxa" w:w="60"/>
-              <w:left w:type="dxa" w:w="120"/>
-              <w:bottom w:type="dxa" w:w="60"/>
-              <w:right w:type="dxa" w:w="120"/>
-            </w:tcMar>
-            <w:vAlign w:val="top"/>
-          </w:tcPr>
-          <w:p>
-            <w:pPr>
-              <w:spacing w:after="40" w:before="0"/>
-              <w:jc w:val="left"/>
-            </w:pPr>
-            <w:r>
-              <w:rPr>
-                <w:rFonts w:ascii="Arial" w:cs="Arial" w:eastAsia="Arial" w:hAnsi="Arial"/>
-                <w:b/>
-                <w:bCs/>
-                <w:i w:val="false"/>
-                <w:iCs w:val="false"/>
-                <w:color w:val="000000"/>
-                <w:sz w:val="18"/>
-                <w:szCs w:val="18"/>
-              </w:rPr>
-              <w:t xml:space="preserve">Phase 1 — Predict</w:t>
+            <w:shd w:fill="EAD1F5" w:color="auto" w:val="clear"/>
+            <w:tcMar>
+              <w:top w:type="dxa" w:w="60"/>
+              <w:left w:type="dxa" w:w="120"/>
+              <w:bottom w:type="dxa" w:w="60"/>
+              <w:right w:type="dxa" w:w="120"/>
+            </w:tcMar>
+            <w:vAlign w:val="top"/>
+          </w:tcPr>
+          <w:p>
+            <w:pPr>
+              <w:spacing w:after="40" w:before="0"/>
+              <w:jc w:val="left"/>
+            </w:pPr>
+            <w:r>
+              <w:rPr>
+                <w:rFonts w:ascii="Arial" w:cs="Arial" w:eastAsia="Arial" w:hAnsi="Arial"/>
+                <w:b/>
+                <w:bCs/>
+                <w:i w:val="false"/>
+                <w:iCs w:val="false"/>
+                <w:color w:val="000000"/>
+                <w:sz w:val="18"/>
+                <w:szCs w:val="18"/>
+              </w:rPr>
+              <w:t xml:space="preserve">Predict Phase</w:t>
             </w:r>
           </w:p>
           <w:p>
@@ -12109,7 +12109,7 @@
             <w:pPr>
               <w:spacing w:after="20" w:before="0"/>
             </w:pPr>
-            <w:hyperlink w:history="1" r:id="rIdeyjq8srayvrsdqaclqqvs">
+            <w:hyperlink w:history="1" r:id="rIdxokboa7d9b9gxomdj6ud9">
               <w:r>
                 <w:rPr>
                   <w:rFonts w:ascii="Arial" w:cs="Arial" w:eastAsia="Arial" w:hAnsi="Arial"/>
@@ -12142,7 +12142,7 @@
               <w:spacing w:after="10" w:before="0"/>
               <w:ind w:left="120"/>
             </w:pPr>
-            <w:hyperlink w:history="1" r:id="rIdt4bgtmvfctbap9i17orrb">
+            <w:hyperlink w:history="1" r:id="rIdiyil5plee5gtw6cgitvy7">
               <w:r>
                 <w:rPr>
                   <w:rFonts w:ascii="Arial" w:cs="Arial" w:eastAsia="Arial" w:hAnsi="Arial"/>
@@ -12187,7 +12187,7 @@
             <w:pPr>
               <w:spacing w:after="20" w:before="0"/>
             </w:pPr>
-            <w:hyperlink w:history="1" r:id="rIdlaeghsgkcpoki-qrjebs3">
+            <w:hyperlink w:history="1" r:id="rIdg0wgpafrqdcvmt9bghkwj">
               <w:r>
                 <w:rPr>
                   <w:rFonts w:ascii="Arial" w:cs="Arial" w:eastAsia="Arial" w:hAnsi="Arial"/>
@@ -12220,7 +12220,7 @@
               <w:spacing w:after="10" w:before="0"/>
               <w:ind w:left="120"/>
             </w:pPr>
-            <w:hyperlink w:history="1" r:id="rIdwrnnblb0au-7encfkcnsm">
+            <w:hyperlink w:history="1" r:id="rIdsztfsrvj51fsuzx1ylo5h">
               <w:r>
                 <w:rPr>
                   <w:rFonts w:ascii="Arial" w:cs="Arial" w:eastAsia="Arial" w:hAnsi="Arial"/>
@@ -12367,32 +12367,32 @@
         <w:tc>
           <w:tcPr>
             <w:tcW w:type="dxa" w:w="1520"/>
-            <w:shd w:fill="F2F2F2" w:color="auto" w:val="clear"/>
-            <w:tcMar>
-              <w:top w:type="dxa" w:w="60"/>
-              <w:left w:type="dxa" w:w="120"/>
-              <w:bottom w:type="dxa" w:w="60"/>
-              <w:right w:type="dxa" w:w="120"/>
-            </w:tcMar>
-            <w:vAlign w:val="top"/>
-          </w:tcPr>
-          <w:p>
-            <w:pPr>
-              <w:spacing w:after="40" w:before="0"/>
-              <w:jc w:val="left"/>
-            </w:pPr>
-            <w:r>
-              <w:rPr>
-                <w:rFonts w:ascii="Arial" w:cs="Arial" w:eastAsia="Arial" w:hAnsi="Arial"/>
-                <w:b/>
-                <w:bCs/>
-                <w:i w:val="false"/>
-                <w:iCs w:val="false"/>
-                <w:color w:val="000000"/>
-                <w:sz w:val="18"/>
-                <w:szCs w:val="18"/>
-              </w:rPr>
-              <w:t xml:space="preserve">Phase 2 — Observe</w:t>
+            <w:shd w:fill="D9EEF1" w:color="auto" w:val="clear"/>
+            <w:tcMar>
+              <w:top w:type="dxa" w:w="60"/>
+              <w:left w:type="dxa" w:w="120"/>
+              <w:bottom w:type="dxa" w:w="60"/>
+              <w:right w:type="dxa" w:w="120"/>
+            </w:tcMar>
+            <w:vAlign w:val="top"/>
+          </w:tcPr>
+          <w:p>
+            <w:pPr>
+              <w:spacing w:after="40" w:before="0"/>
+              <w:jc w:val="left"/>
+            </w:pPr>
+            <w:r>
+              <w:rPr>
+                <w:rFonts w:ascii="Arial" w:cs="Arial" w:eastAsia="Arial" w:hAnsi="Arial"/>
+                <w:b/>
+                <w:bCs/>
+                <w:i w:val="false"/>
+                <w:iCs w:val="false"/>
+                <w:color w:val="000000"/>
+                <w:sz w:val="18"/>
+                <w:szCs w:val="18"/>
+              </w:rPr>
+              <w:t xml:space="preserve">Observe Phase</w:t>
             </w:r>
           </w:p>
           <w:p>
@@ -12415,7 +12415,7 @@
             <w:pPr>
               <w:spacing w:after="20" w:before="0"/>
             </w:pPr>
-            <w:hyperlink w:history="1" r:id="rIduqejbbm2kprzc-f8p77q0">
+            <w:hyperlink w:history="1" r:id="rId4f-tbb2kmq18vjngda7qk">
               <w:r>
                 <w:rPr>
                   <w:rFonts w:ascii="Arial" w:cs="Arial" w:eastAsia="Arial" w:hAnsi="Arial"/>
@@ -12448,7 +12448,7 @@
               <w:spacing w:after="10" w:before="0"/>
               <w:ind w:left="120"/>
             </w:pPr>
-            <w:hyperlink w:history="1" r:id="rIdrqip4ma08gsdjbf1aulfp">
+            <w:hyperlink w:history="1" r:id="rIdqpg3k5r2lwt51bdxfyple">
               <w:r>
                 <w:rPr>
                   <w:rFonts w:ascii="Arial" w:cs="Arial" w:eastAsia="Arial" w:hAnsi="Arial"/>
@@ -12493,7 +12493,7 @@
             <w:pPr>
               <w:spacing w:after="20" w:before="0"/>
             </w:pPr>
-            <w:hyperlink w:history="1" r:id="rId2icboevoj5vhtk4l3nc4j">
+            <w:hyperlink w:history="1" r:id="rIdhnlxr6ertlqtinuvoqc3r">
               <w:r>
                 <w:rPr>
                   <w:rFonts w:ascii="Arial" w:cs="Arial" w:eastAsia="Arial" w:hAnsi="Arial"/>
@@ -12526,7 +12526,7 @@
               <w:spacing w:after="10" w:before="0"/>
               <w:ind w:left="120"/>
             </w:pPr>
-            <w:hyperlink w:history="1" r:id="rId8hbww_ola-s0lnubmkodg">
+            <w:hyperlink w:history="1" r:id="rIdvlzx1e0qtyqta5vakyxze">
               <w:r>
                 <w:rPr>
                   <w:rFonts w:ascii="Arial" w:cs="Arial" w:eastAsia="Arial" w:hAnsi="Arial"/>
@@ -12673,32 +12673,32 @@
         <w:tc>
           <w:tcPr>
             <w:tcW w:type="dxa" w:w="1520"/>
-            <w:shd w:fill="F2F2F2" w:color="auto" w:val="clear"/>
-            <w:tcMar>
-              <w:top w:type="dxa" w:w="60"/>
-              <w:left w:type="dxa" w:w="120"/>
-              <w:bottom w:type="dxa" w:w="60"/>
-              <w:right w:type="dxa" w:w="120"/>
-            </w:tcMar>
-            <w:vAlign w:val="top"/>
-          </w:tcPr>
-          <w:p>
-            <w:pPr>
-              <w:spacing w:after="40" w:before="0"/>
-              <w:jc w:val="left"/>
-            </w:pPr>
-            <w:r>
-              <w:rPr>
-                <w:rFonts w:ascii="Arial" w:cs="Arial" w:eastAsia="Arial" w:hAnsi="Arial"/>
-                <w:b/>
-                <w:bCs/>
-                <w:i w:val="false"/>
-                <w:iCs w:val="false"/>
-                <w:color w:val="000000"/>
-                <w:sz w:val="18"/>
-                <w:szCs w:val="18"/>
-              </w:rPr>
-              <w:t xml:space="preserve">Phase 3 — Explain</w:t>
+            <w:shd w:fill="E2EFDA" w:color="auto" w:val="clear"/>
+            <w:tcMar>
+              <w:top w:type="dxa" w:w="60"/>
+              <w:left w:type="dxa" w:w="120"/>
+              <w:bottom w:type="dxa" w:w="60"/>
+              <w:right w:type="dxa" w:w="120"/>
+            </w:tcMar>
+            <w:vAlign w:val="top"/>
+          </w:tcPr>
+          <w:p>
+            <w:pPr>
+              <w:spacing w:after="40" w:before="0"/>
+              <w:jc w:val="left"/>
+            </w:pPr>
+            <w:r>
+              <w:rPr>
+                <w:rFonts w:ascii="Arial" w:cs="Arial" w:eastAsia="Arial" w:hAnsi="Arial"/>
+                <w:b/>
+                <w:bCs/>
+                <w:i w:val="false"/>
+                <w:iCs w:val="false"/>
+                <w:color w:val="000000"/>
+                <w:sz w:val="18"/>
+                <w:szCs w:val="18"/>
+              </w:rPr>
+              <w:t xml:space="preserve">Explain Phase</w:t>
             </w:r>
           </w:p>
           <w:p>
@@ -12721,7 +12721,7 @@
             <w:pPr>
               <w:spacing w:after="20" w:before="0"/>
             </w:pPr>
-            <w:hyperlink w:history="1" r:id="rIdbdb97cw-mt6gmonpgfha-">
+            <w:hyperlink w:history="1" r:id="rIdkpbpkdrvpqwi15rd3sbow">
               <w:r>
                 <w:rPr>
                   <w:rFonts w:ascii="Arial" w:cs="Arial" w:eastAsia="Arial" w:hAnsi="Arial"/>
@@ -12754,7 +12754,7 @@
               <w:spacing w:after="10" w:before="0"/>
               <w:ind w:left="120"/>
             </w:pPr>
-            <w:hyperlink w:history="1" r:id="rIdkucqdeqgibgk8l6jrw4lm">
+            <w:hyperlink w:history="1" r:id="rIdxwjxm0aw4zzkw_5tefbxk">
               <w:r>
                 <w:rPr>
                   <w:rFonts w:ascii="Arial" w:cs="Arial" w:eastAsia="Arial" w:hAnsi="Arial"/>
@@ -12799,7 +12799,7 @@
             <w:pPr>
               <w:spacing w:after="20" w:before="0"/>
             </w:pPr>
-            <w:hyperlink w:history="1" r:id="rIdklvzp4au4wnqk15koqvyv">
+            <w:hyperlink w:history="1" r:id="rIdbzu12yws_y1aww2sicdks">
               <w:r>
                 <w:rPr>
                   <w:rFonts w:ascii="Arial" w:cs="Arial" w:eastAsia="Arial" w:hAnsi="Arial"/>
@@ -12832,7 +12832,7 @@
               <w:spacing w:after="10" w:before="0"/>
               <w:ind w:left="120"/>
             </w:pPr>
-            <w:hyperlink w:history="1" r:id="rIdqzcv2o70nzjhj-92zniiy">
+            <w:hyperlink w:history="1" r:id="rIdhcvf9ueyvzwqpwlkj8ymk">
               <w:r>
                 <w:rPr>
                   <w:rFonts w:ascii="Arial" w:cs="Arial" w:eastAsia="Arial" w:hAnsi="Arial"/>
@@ -12979,32 +12979,32 @@
         <w:tc>
           <w:tcPr>
             <w:tcW w:type="dxa" w:w="1520"/>
-            <w:shd w:fill="F2F2F2" w:color="auto" w:val="clear"/>
-            <w:tcMar>
-              <w:top w:type="dxa" w:w="60"/>
-              <w:left w:type="dxa" w:w="120"/>
-              <w:bottom w:type="dxa" w:w="60"/>
-              <w:right w:type="dxa" w:w="120"/>
-            </w:tcMar>
-            <w:vAlign w:val="top"/>
-          </w:tcPr>
-          <w:p>
-            <w:pPr>
-              <w:spacing w:after="40" w:before="0"/>
-              <w:jc w:val="left"/>
-            </w:pPr>
-            <w:r>
-              <w:rPr>
-                <w:rFonts w:ascii="Arial" w:cs="Arial" w:eastAsia="Arial" w:hAnsi="Arial"/>
-                <w:b/>
-                <w:bCs/>
-                <w:i w:val="false"/>
-                <w:iCs w:val="false"/>
-                <w:color w:val="000000"/>
-                <w:sz w:val="18"/>
-                <w:szCs w:val="18"/>
-              </w:rPr>
-              <w:t xml:space="preserve">Phase 4 — Driving Question Board (DQB) Update</w:t>
+            <w:shd w:fill="FCE4D6" w:color="auto" w:val="clear"/>
+            <w:tcMar>
+              <w:top w:type="dxa" w:w="60"/>
+              <w:left w:type="dxa" w:w="120"/>
+              <w:bottom w:type="dxa" w:w="60"/>
+              <w:right w:type="dxa" w:w="120"/>
+            </w:tcMar>
+            <w:vAlign w:val="top"/>
+          </w:tcPr>
+          <w:p>
+            <w:pPr>
+              <w:spacing w:after="40" w:before="0"/>
+              <w:jc w:val="left"/>
+            </w:pPr>
+            <w:r>
+              <w:rPr>
+                <w:rFonts w:ascii="Arial" w:cs="Arial" w:eastAsia="Arial" w:hAnsi="Arial"/>
+                <w:b/>
+                <w:bCs/>
+                <w:i w:val="false"/>
+                <w:iCs w:val="false"/>
+                <w:color w:val="000000"/>
+                <w:sz w:val="18"/>
+                <w:szCs w:val="18"/>
+              </w:rPr>
+              <w:t xml:space="preserve">Driving Question Board (DQB) Creation</w:t>
             </w:r>
           </w:p>
           <w:p>
@@ -13027,7 +13027,7 @@
             <w:pPr>
               <w:spacing w:after="20" w:before="0"/>
             </w:pPr>
-            <w:hyperlink w:history="1" r:id="rIdfbnikw048bibj705jj4yr">
+            <w:hyperlink w:history="1" r:id="rIdfvbbcdtl2rut8hot2kzfb">
               <w:r>
                 <w:rPr>
                   <w:rFonts w:ascii="Arial" w:cs="Arial" w:eastAsia="Arial" w:hAnsi="Arial"/>
@@ -13060,7 +13060,7 @@
               <w:spacing w:after="10" w:before="0"/>
               <w:ind w:left="120"/>
             </w:pPr>
-            <w:hyperlink w:history="1" r:id="rIdgy0qet1h2s8dh7udamjgz">
+            <w:hyperlink w:history="1" r:id="rIdeiqsnndg10d11iv3aort7">
               <w:r>
                 <w:rPr>
                   <w:rFonts w:ascii="Arial" w:cs="Arial" w:eastAsia="Arial" w:hAnsi="Arial"/>
@@ -13105,7 +13105,7 @@
             <w:pPr>
               <w:spacing w:after="20" w:before="0"/>
             </w:pPr>
-            <w:hyperlink w:history="1" r:id="rIdtolkxqvtlkvwzoisv3nai">
+            <w:hyperlink w:history="1" r:id="rIdqjbjx2yxhfoniwdsw5b9j">
               <w:r>
                 <w:rPr>
                   <w:rFonts w:ascii="Arial" w:cs="Arial" w:eastAsia="Arial" w:hAnsi="Arial"/>
@@ -13138,7 +13138,7 @@
               <w:spacing w:after="10" w:before="0"/>
               <w:ind w:left="120"/>
             </w:pPr>
-            <w:hyperlink w:history="1" r:id="rIdcgkqirqmcmcbg4jrgvode">
+            <w:hyperlink w:history="1" r:id="rIdecqtchfxzbgap9wjeyrvp">
               <w:r>
                 <w:rPr>
                   <w:rFonts w:ascii="Arial" w:cs="Arial" w:eastAsia="Arial" w:hAnsi="Arial"/>
@@ -13285,32 +13285,32 @@
         <w:tc>
           <w:tcPr>
             <w:tcW w:type="dxa" w:w="1520"/>
-            <w:shd w:fill="F2F2F2" w:color="auto" w:val="clear"/>
-            <w:tcMar>
-              <w:top w:type="dxa" w:w="60"/>
-              <w:left w:type="dxa" w:w="120"/>
-              <w:bottom w:type="dxa" w:w="60"/>
-              <w:right w:type="dxa" w:w="120"/>
-            </w:tcMar>
-            <w:vAlign w:val="top"/>
-          </w:tcPr>
-          <w:p>
-            <w:pPr>
-              <w:spacing w:after="40" w:before="0"/>
-              <w:jc w:val="left"/>
-            </w:pPr>
-            <w:r>
-              <w:rPr>
-                <w:rFonts w:ascii="Arial" w:cs="Arial" w:eastAsia="Arial" w:hAnsi="Arial"/>
-                <w:b/>
-                <w:bCs/>
-                <w:i w:val="false"/>
-                <w:iCs w:val="false"/>
-                <w:color w:val="000000"/>
-                <w:sz w:val="18"/>
-                <w:szCs w:val="18"/>
-              </w:rPr>
-              <w:t xml:space="preserve">Phase 5 — Model Building</w:t>
+            <w:shd w:fill="D5E8F0" w:color="auto" w:val="clear"/>
+            <w:tcMar>
+              <w:top w:type="dxa" w:w="60"/>
+              <w:left w:type="dxa" w:w="120"/>
+              <w:bottom w:type="dxa" w:w="60"/>
+              <w:right w:type="dxa" w:w="120"/>
+            </w:tcMar>
+            <w:vAlign w:val="top"/>
+          </w:tcPr>
+          <w:p>
+            <w:pPr>
+              <w:spacing w:after="40" w:before="0"/>
+              <w:jc w:val="left"/>
+            </w:pPr>
+            <w:r>
+              <w:rPr>
+                <w:rFonts w:ascii="Arial" w:cs="Arial" w:eastAsia="Arial" w:hAnsi="Arial"/>
+                <w:b/>
+                <w:bCs/>
+                <w:i w:val="false"/>
+                <w:iCs w:val="false"/>
+                <w:color w:val="000000"/>
+                <w:sz w:val="18"/>
+                <w:szCs w:val="18"/>
+              </w:rPr>
+              <w:t xml:space="preserve">Model Building Phase</w:t>
             </w:r>
           </w:p>
           <w:p>
@@ -13333,7 +13333,7 @@
             <w:pPr>
               <w:spacing w:after="20" w:before="0"/>
             </w:pPr>
-            <w:hyperlink w:history="1" r:id="rIdwezga5zqlb8rfbnz6kdn6">
+            <w:hyperlink w:history="1" r:id="rIdh8xblntiuzbizb7p9gtef">
               <w:r>
                 <w:rPr>
                   <w:rFonts w:ascii="Arial" w:cs="Arial" w:eastAsia="Arial" w:hAnsi="Arial"/>
@@ -13366,7 +13366,7 @@
               <w:spacing w:after="10" w:before="0"/>
               <w:ind w:left="120"/>
             </w:pPr>
-            <w:hyperlink w:history="1" r:id="rIdmsgxooq3sokz4silvea6n">
+            <w:hyperlink w:history="1" r:id="rIdthuv2s59_t8x5d-xxgvtc">
               <w:r>
                 <w:rPr>
                   <w:rFonts w:ascii="Arial" w:cs="Arial" w:eastAsia="Arial" w:hAnsi="Arial"/>
@@ -13411,7 +13411,7 @@
             <w:pPr>
               <w:spacing w:after="20" w:before="0"/>
             </w:pPr>
-            <w:hyperlink w:history="1" r:id="rIdfvqvwneqwhrg70if1bgek">
+            <w:hyperlink w:history="1" r:id="rIdnvu9qbmabngxva8tnyrne">
               <w:r>
                 <w:rPr>
                   <w:rFonts w:ascii="Arial" w:cs="Arial" w:eastAsia="Arial" w:hAnsi="Arial"/>
@@ -13444,7 +13444,7 @@
               <w:spacing w:after="10" w:before="0"/>
               <w:ind w:left="120"/>
             </w:pPr>
-            <w:hyperlink w:history="1" r:id="rIdje9rijqa49zlrpb1hooz0">
+            <w:hyperlink w:history="1" r:id="rIdj2bcmrdvoxec4zy9p5obb">
               <w:r>
                 <w:rPr>
                   <w:rFonts w:ascii="Arial" w:cs="Arial" w:eastAsia="Arial" w:hAnsi="Arial"/>
@@ -15130,7 +15130,7 @@
             <w:pPr>
               <w:spacing w:after="20" w:before="0"/>
             </w:pPr>
-            <w:hyperlink w:history="1" r:id="rId4angoh9dx6h3v3rk_jjtq">
+            <w:hyperlink w:history="1" r:id="rIdkop02hn2fichly36gskpd">
               <w:r>
                 <w:rPr>
                   <w:rFonts w:ascii="Arial" w:cs="Arial" w:eastAsia="Arial" w:hAnsi="Arial"/>
@@ -15163,7 +15163,7 @@
               <w:spacing w:after="10" w:before="0"/>
               <w:ind w:left="120"/>
             </w:pPr>
-            <w:hyperlink w:history="1" r:id="rIdt3qjlfdlyd09dcnhthajj">
+            <w:hyperlink w:history="1" r:id="rIdoz2sxzlwsf6gnrqr4bbdk">
               <w:r>
                 <w:rPr>
                   <w:rFonts w:ascii="Arial" w:cs="Arial" w:eastAsia="Arial" w:hAnsi="Arial"/>
@@ -15208,7 +15208,7 @@
             <w:pPr>
               <w:spacing w:after="20" w:before="0"/>
             </w:pPr>
-            <w:hyperlink w:history="1" r:id="rId78axeidny3cf32hnrpa2_">
+            <w:hyperlink w:history="1" r:id="rIdrxs9dgtuo9dqkn04ygvz1">
               <w:r>
                 <w:rPr>
                   <w:rFonts w:ascii="Arial" w:cs="Arial" w:eastAsia="Arial" w:hAnsi="Arial"/>
@@ -15241,7 +15241,7 @@
               <w:spacing w:after="10" w:before="0"/>
               <w:ind w:left="120"/>
             </w:pPr>
-            <w:hyperlink w:history="1" r:id="rIdqco8urq58zloiyng1g8_d">
+            <w:hyperlink w:history="1" r:id="rIdoi_v_dod9t6cmyxbqgj4j">
               <w:r>
                 <w:rPr>
                   <w:rFonts w:ascii="Arial" w:cs="Arial" w:eastAsia="Arial" w:hAnsi="Arial"/>
@@ -15436,7 +15436,7 @@
             <w:pPr>
               <w:spacing w:after="20" w:before="0"/>
             </w:pPr>
-            <w:hyperlink w:history="1" r:id="rIdkiijvgketjzcnq8ajifi4">
+            <w:hyperlink w:history="1" r:id="rId2ggh_znc5w6ian6jr77q9">
               <w:r>
                 <w:rPr>
                   <w:rFonts w:ascii="Arial" w:cs="Arial" w:eastAsia="Arial" w:hAnsi="Arial"/>
@@ -15469,7 +15469,7 @@
               <w:spacing w:after="10" w:before="0"/>
               <w:ind w:left="120"/>
             </w:pPr>
-            <w:hyperlink w:history="1" r:id="rIdwb2atqcgjtcdjoe-xc8vt">
+            <w:hyperlink w:history="1" r:id="rIdv4r9grcnytnj7p4ngmqjj">
               <w:r>
                 <w:rPr>
                   <w:rFonts w:ascii="Arial" w:cs="Arial" w:eastAsia="Arial" w:hAnsi="Arial"/>
@@ -15514,7 +15514,7 @@
             <w:pPr>
               <w:spacing w:after="20" w:before="0"/>
             </w:pPr>
-            <w:hyperlink w:history="1" r:id="rId8skdlj8bld2r_20vkamwg">
+            <w:hyperlink w:history="1" r:id="rIdnfmoxlq92xb6fd1_9fsyz">
               <w:r>
                 <w:rPr>
                   <w:rFonts w:ascii="Arial" w:cs="Arial" w:eastAsia="Arial" w:hAnsi="Arial"/>
@@ -15547,7 +15547,7 @@
               <w:spacing w:after="10" w:before="0"/>
               <w:ind w:left="120"/>
             </w:pPr>
-            <w:hyperlink w:history="1" r:id="rIdsirxkpnvegetreoffgnxs">
+            <w:hyperlink w:history="1" r:id="rIdp2kemqap9bnodf46qlcrc">
               <w:r>
                 <w:rPr>
                   <w:rFonts w:ascii="Arial" w:cs="Arial" w:eastAsia="Arial" w:hAnsi="Arial"/>
@@ -15742,7 +15742,7 @@
             <w:pPr>
               <w:spacing w:after="20" w:before="0"/>
             </w:pPr>
-            <w:hyperlink w:history="1" r:id="rIde5rprdmscgk5vn165_gnn">
+            <w:hyperlink w:history="1" r:id="rIdznclysnheouchwvh2vjt3">
               <w:r>
                 <w:rPr>
                   <w:rFonts w:ascii="Arial" w:cs="Arial" w:eastAsia="Arial" w:hAnsi="Arial"/>
@@ -15775,7 +15775,7 @@
               <w:spacing w:after="10" w:before="0"/>
               <w:ind w:left="120"/>
             </w:pPr>
-            <w:hyperlink w:history="1" r:id="rIdxbowq6b9qhllynlgd4maw">
+            <w:hyperlink w:history="1" r:id="rIdorgfbga5uu2ohkd1yupff">
               <w:r>
                 <w:rPr>
                   <w:rFonts w:ascii="Arial" w:cs="Arial" w:eastAsia="Arial" w:hAnsi="Arial"/>
@@ -15820,7 +15820,7 @@
             <w:pPr>
               <w:spacing w:after="20" w:before="0"/>
             </w:pPr>
-            <w:hyperlink w:history="1" r:id="rIdszy8ftiwwmcj4dsr80t2t">
+            <w:hyperlink w:history="1" r:id="rIdl39ctoszrboydddnlgmci">
               <w:r>
                 <w:rPr>
                   <w:rFonts w:ascii="Arial" w:cs="Arial" w:eastAsia="Arial" w:hAnsi="Arial"/>
@@ -15853,7 +15853,7 @@
               <w:spacing w:after="10" w:before="0"/>
               <w:ind w:left="120"/>
             </w:pPr>
-            <w:hyperlink w:history="1" r:id="rIdah2iou4zdpe9y3fnx9-vx">
+            <w:hyperlink w:history="1" r:id="rIdihjnj7vvtpu4-zbc211kn">
               <w:r>
                 <w:rPr>
                   <w:rFonts w:ascii="Arial" w:cs="Arial" w:eastAsia="Arial" w:hAnsi="Arial"/>
@@ -16048,7 +16048,7 @@
             <w:pPr>
               <w:spacing w:after="20" w:before="0"/>
             </w:pPr>
-            <w:hyperlink w:history="1" r:id="rIdipfxc1ers_zdbjxzpphjv">
+            <w:hyperlink w:history="1" r:id="rIdwdztklsedfmagh3fj30th">
               <w:r>
                 <w:rPr>
                   <w:rFonts w:ascii="Arial" w:cs="Arial" w:eastAsia="Arial" w:hAnsi="Arial"/>
@@ -16081,7 +16081,7 @@
               <w:spacing w:after="10" w:before="0"/>
               <w:ind w:left="120"/>
             </w:pPr>
-            <w:hyperlink w:history="1" r:id="rIdwvmtd6vkoyxukwhlgb-oa">
+            <w:hyperlink w:history="1" r:id="rIdhjlu5wu4kflqbyhcixctp">
               <w:r>
                 <w:rPr>
                   <w:rFonts w:ascii="Arial" w:cs="Arial" w:eastAsia="Arial" w:hAnsi="Arial"/>
@@ -16126,7 +16126,7 @@
             <w:pPr>
               <w:spacing w:after="20" w:before="0"/>
             </w:pPr>
-            <w:hyperlink w:history="1" r:id="rIdq8oiur5hcs2igphvoylkv">
+            <w:hyperlink w:history="1" r:id="rIdugk30s0qkxyelxj_xfkms">
               <w:r>
                 <w:rPr>
                   <w:rFonts w:ascii="Arial" w:cs="Arial" w:eastAsia="Arial" w:hAnsi="Arial"/>
@@ -16159,7 +16159,7 @@
               <w:spacing w:after="10" w:before="0"/>
               <w:ind w:left="120"/>
             </w:pPr>
-            <w:hyperlink w:history="1" r:id="rId-eacmplufq_2ebbcyi3nz">
+            <w:hyperlink w:history="1" r:id="rIdt2aloa_vq3bejqzq0nthv">
               <w:r>
                 <w:rPr>
                   <w:rFonts w:ascii="Arial" w:cs="Arial" w:eastAsia="Arial" w:hAnsi="Arial"/>
@@ -16354,7 +16354,7 @@
             <w:pPr>
               <w:spacing w:after="20" w:before="0"/>
             </w:pPr>
-            <w:hyperlink w:history="1" r:id="rId7mr8c73873nttnifjfbli">
+            <w:hyperlink w:history="1" r:id="rIdv9iysc05c6opk9ercrcqm">
               <w:r>
                 <w:rPr>
                   <w:rFonts w:ascii="Arial" w:cs="Arial" w:eastAsia="Arial" w:hAnsi="Arial"/>
@@ -16387,7 +16387,7 @@
               <w:spacing w:after="10" w:before="0"/>
               <w:ind w:left="120"/>
             </w:pPr>
-            <w:hyperlink w:history="1" r:id="rIdhpho3kwqcpidug-rofqtg">
+            <w:hyperlink w:history="1" r:id="rIdxpaqq_jwzuno6pgc8gpeo">
               <w:r>
                 <w:rPr>
                   <w:rFonts w:ascii="Arial" w:cs="Arial" w:eastAsia="Arial" w:hAnsi="Arial"/>
@@ -16432,7 +16432,7 @@
             <w:pPr>
               <w:spacing w:after="20" w:before="0"/>
             </w:pPr>
-            <w:hyperlink w:history="1" r:id="rIdaeqclpyibertlsrwsfeda">
+            <w:hyperlink w:history="1" r:id="rIdsnz-cpgezmierzxkjklzg">
               <w:r>
                 <w:rPr>
                   <w:rFonts w:ascii="Arial" w:cs="Arial" w:eastAsia="Arial" w:hAnsi="Arial"/>
@@ -16465,7 +16465,7 @@
               <w:spacing w:after="10" w:before="0"/>
               <w:ind w:left="120"/>
             </w:pPr>
-            <w:hyperlink w:history="1" r:id="rIdqmnt_pbiqaxqm1qsaqdly">
+            <w:hyperlink w:history="1" r:id="rIdictbaqwwqb0uhfzsjkk1e">
               <w:r>
                 <w:rPr>
                   <w:rFonts w:ascii="Arial" w:cs="Arial" w:eastAsia="Arial" w:hAnsi="Arial"/>
@@ -17980,32 +17980,32 @@
         <w:tc>
           <w:tcPr>
             <w:tcW w:type="dxa" w:w="1520"/>
-            <w:shd w:fill="F2F2F2" w:color="auto" w:val="clear"/>
-            <w:tcMar>
-              <w:top w:type="dxa" w:w="60"/>
-              <w:left w:type="dxa" w:w="120"/>
-              <w:bottom w:type="dxa" w:w="60"/>
-              <w:right w:type="dxa" w:w="120"/>
-            </w:tcMar>
-            <w:vAlign w:val="top"/>
-          </w:tcPr>
-          <w:p>
-            <w:pPr>
-              <w:spacing w:after="40" w:before="0"/>
-              <w:jc w:val="left"/>
-            </w:pPr>
-            <w:r>
-              <w:rPr>
-                <w:rFonts w:ascii="Arial" w:cs="Arial" w:eastAsia="Arial" w:hAnsi="Arial"/>
-                <w:b/>
-                <w:bCs/>
-                <w:i w:val="false"/>
-                <w:iCs w:val="false"/>
-                <w:color w:val="000000"/>
-                <w:sz w:val="18"/>
-                <w:szCs w:val="18"/>
-              </w:rPr>
-              <w:t xml:space="preserve">Phase 1 — Predict (10 minutes)</w:t>
+            <w:shd w:fill="EAD1F5" w:color="auto" w:val="clear"/>
+            <w:tcMar>
+              <w:top w:type="dxa" w:w="60"/>
+              <w:left w:type="dxa" w:w="120"/>
+              <w:bottom w:type="dxa" w:w="60"/>
+              <w:right w:type="dxa" w:w="120"/>
+            </w:tcMar>
+            <w:vAlign w:val="top"/>
+          </w:tcPr>
+          <w:p>
+            <w:pPr>
+              <w:spacing w:after="40" w:before="0"/>
+              <w:jc w:val="left"/>
+            </w:pPr>
+            <w:r>
+              <w:rPr>
+                <w:rFonts w:ascii="Arial" w:cs="Arial" w:eastAsia="Arial" w:hAnsi="Arial"/>
+                <w:b/>
+                <w:bCs/>
+                <w:i w:val="false"/>
+                <w:iCs w:val="false"/>
+                <w:color w:val="000000"/>
+                <w:sz w:val="18"/>
+                <w:szCs w:val="18"/>
+              </w:rPr>
+              <w:t xml:space="preserve">Predict Phase</w:t>
             </w:r>
           </w:p>
           <w:p>
@@ -18028,7 +18028,7 @@
             <w:pPr>
               <w:spacing w:after="20" w:before="0"/>
             </w:pPr>
-            <w:hyperlink w:history="1" r:id="rId32kqspbnfxqhylzdvg0kb">
+            <w:hyperlink w:history="1" r:id="rIdvxtem57pi7stb_fbqhxsa">
               <w:r>
                 <w:rPr>
                   <w:rFonts w:ascii="Arial" w:cs="Arial" w:eastAsia="Arial" w:hAnsi="Arial"/>
@@ -18061,7 +18061,7 @@
               <w:spacing w:after="10" w:before="0"/>
               <w:ind w:left="120"/>
             </w:pPr>
-            <w:hyperlink w:history="1" r:id="rIdoxatsxa-qzeik8iupkqkj">
+            <w:hyperlink w:history="1" r:id="rIdxhkob0liei0i6n_r4ci8x">
               <w:r>
                 <w:rPr>
                   <w:rFonts w:ascii="Arial" w:cs="Arial" w:eastAsia="Arial" w:hAnsi="Arial"/>
@@ -18106,7 +18106,7 @@
             <w:pPr>
               <w:spacing w:after="20" w:before="0"/>
             </w:pPr>
-            <w:hyperlink w:history="1" r:id="rId3vlfoyf4rbn0r7jg99a32">
+            <w:hyperlink w:history="1" r:id="rIdhfot0zlwjigzgtemixges">
               <w:r>
                 <w:rPr>
                   <w:rFonts w:ascii="Arial" w:cs="Arial" w:eastAsia="Arial" w:hAnsi="Arial"/>
@@ -18139,7 +18139,7 @@
               <w:spacing w:after="10" w:before="0"/>
               <w:ind w:left="120"/>
             </w:pPr>
-            <w:hyperlink w:history="1" r:id="rIdgek1bnwdumg1jti5auqxw">
+            <w:hyperlink w:history="1" r:id="rIdfyvvchtubmn_9l0atfnwt">
               <w:r>
                 <w:rPr>
                   <w:rFonts w:ascii="Arial" w:cs="Arial" w:eastAsia="Arial" w:hAnsi="Arial"/>
@@ -18286,32 +18286,32 @@
         <w:tc>
           <w:tcPr>
             <w:tcW w:type="dxa" w:w="1520"/>
-            <w:shd w:fill="F2F2F2" w:color="auto" w:val="clear"/>
-            <w:tcMar>
-              <w:top w:type="dxa" w:w="60"/>
-              <w:left w:type="dxa" w:w="120"/>
-              <w:bottom w:type="dxa" w:w="60"/>
-              <w:right w:type="dxa" w:w="120"/>
-            </w:tcMar>
-            <w:vAlign w:val="top"/>
-          </w:tcPr>
-          <w:p>
-            <w:pPr>
-              <w:spacing w:after="40" w:before="0"/>
-              <w:jc w:val="left"/>
-            </w:pPr>
-            <w:r>
-              <w:rPr>
-                <w:rFonts w:ascii="Arial" w:cs="Arial" w:eastAsia="Arial" w:hAnsi="Arial"/>
-                <w:b/>
-                <w:bCs/>
-                <w:i w:val="false"/>
-                <w:iCs w:val="false"/>
-                <w:color w:val="000000"/>
-                <w:sz w:val="18"/>
-                <w:szCs w:val="18"/>
-              </w:rPr>
-              <w:t xml:space="preserve">Phase 2 — Observe (25 minutes)</w:t>
+            <w:shd w:fill="D9EEF1" w:color="auto" w:val="clear"/>
+            <w:tcMar>
+              <w:top w:type="dxa" w:w="60"/>
+              <w:left w:type="dxa" w:w="120"/>
+              <w:bottom w:type="dxa" w:w="60"/>
+              <w:right w:type="dxa" w:w="120"/>
+            </w:tcMar>
+            <w:vAlign w:val="top"/>
+          </w:tcPr>
+          <w:p>
+            <w:pPr>
+              <w:spacing w:after="40" w:before="0"/>
+              <w:jc w:val="left"/>
+            </w:pPr>
+            <w:r>
+              <w:rPr>
+                <w:rFonts w:ascii="Arial" w:cs="Arial" w:eastAsia="Arial" w:hAnsi="Arial"/>
+                <w:b/>
+                <w:bCs/>
+                <w:i w:val="false"/>
+                <w:iCs w:val="false"/>
+                <w:color w:val="000000"/>
+                <w:sz w:val="18"/>
+                <w:szCs w:val="18"/>
+              </w:rPr>
+              <w:t xml:space="preserve">Observe Phase</w:t>
             </w:r>
           </w:p>
           <w:p>
@@ -18334,7 +18334,7 @@
             <w:pPr>
               <w:spacing w:after="20" w:before="0"/>
             </w:pPr>
-            <w:hyperlink w:history="1" r:id="rIdt5u83zpa0sg2n4keepswt">
+            <w:hyperlink w:history="1" r:id="rId_yz-xvod7iglhf1_76pep">
               <w:r>
                 <w:rPr>
                   <w:rFonts w:ascii="Arial" w:cs="Arial" w:eastAsia="Arial" w:hAnsi="Arial"/>
@@ -18367,7 +18367,7 @@
               <w:spacing w:after="10" w:before="0"/>
               <w:ind w:left="120"/>
             </w:pPr>
-            <w:hyperlink w:history="1" r:id="rIdxh8-vc8blal9ub4g7a7nc">
+            <w:hyperlink w:history="1" r:id="rIdndplyi-szggejoctzkxwe">
               <w:r>
                 <w:rPr>
                   <w:rFonts w:ascii="Arial" w:cs="Arial" w:eastAsia="Arial" w:hAnsi="Arial"/>
@@ -18412,7 +18412,7 @@
             <w:pPr>
               <w:spacing w:after="20" w:before="0"/>
             </w:pPr>
-            <w:hyperlink w:history="1" r:id="rIddm69tnpic0xzhox4bzvek">
+            <w:hyperlink w:history="1" r:id="rIdpqf9casmrkxrtiqi1hbrv">
               <w:r>
                 <w:rPr>
                   <w:rFonts w:ascii="Arial" w:cs="Arial" w:eastAsia="Arial" w:hAnsi="Arial"/>
@@ -18445,7 +18445,7 @@
               <w:spacing w:after="10" w:before="0"/>
               <w:ind w:left="120"/>
             </w:pPr>
-            <w:hyperlink w:history="1" r:id="rIdyb-dykrxmn24zbamu_lkr">
+            <w:hyperlink w:history="1" r:id="rIdwdynthytbb_x6vxwulmho">
               <w:r>
                 <w:rPr>
                   <w:rFonts w:ascii="Arial" w:cs="Arial" w:eastAsia="Arial" w:hAnsi="Arial"/>
@@ -18592,32 +18592,32 @@
         <w:tc>
           <w:tcPr>
             <w:tcW w:type="dxa" w:w="1520"/>
-            <w:shd w:fill="F2F2F2" w:color="auto" w:val="clear"/>
-            <w:tcMar>
-              <w:top w:type="dxa" w:w="60"/>
-              <w:left w:type="dxa" w:w="120"/>
-              <w:bottom w:type="dxa" w:w="60"/>
-              <w:right w:type="dxa" w:w="120"/>
-            </w:tcMar>
-            <w:vAlign w:val="top"/>
-          </w:tcPr>
-          <w:p>
-            <w:pPr>
-              <w:spacing w:after="40" w:before="0"/>
-              <w:jc w:val="left"/>
-            </w:pPr>
-            <w:r>
-              <w:rPr>
-                <w:rFonts w:ascii="Arial" w:cs="Arial" w:eastAsia="Arial" w:hAnsi="Arial"/>
-                <w:b/>
-                <w:bCs/>
-                <w:i w:val="false"/>
-                <w:iCs w:val="false"/>
-                <w:color w:val="000000"/>
-                <w:sz w:val="18"/>
-                <w:szCs w:val="18"/>
-              </w:rPr>
-              <w:t xml:space="preserve">Phase 3 — Explain (20 minutes)</w:t>
+            <w:shd w:fill="E2EFDA" w:color="auto" w:val="clear"/>
+            <w:tcMar>
+              <w:top w:type="dxa" w:w="60"/>
+              <w:left w:type="dxa" w:w="120"/>
+              <w:bottom w:type="dxa" w:w="60"/>
+              <w:right w:type="dxa" w:w="120"/>
+            </w:tcMar>
+            <w:vAlign w:val="top"/>
+          </w:tcPr>
+          <w:p>
+            <w:pPr>
+              <w:spacing w:after="40" w:before="0"/>
+              <w:jc w:val="left"/>
+            </w:pPr>
+            <w:r>
+              <w:rPr>
+                <w:rFonts w:ascii="Arial" w:cs="Arial" w:eastAsia="Arial" w:hAnsi="Arial"/>
+                <w:b/>
+                <w:bCs/>
+                <w:i w:val="false"/>
+                <w:iCs w:val="false"/>
+                <w:color w:val="000000"/>
+                <w:sz w:val="18"/>
+                <w:szCs w:val="18"/>
+              </w:rPr>
+              <w:t xml:space="preserve">Explain Phase</w:t>
             </w:r>
           </w:p>
           <w:p>
@@ -18640,7 +18640,7 @@
             <w:pPr>
               <w:spacing w:after="20" w:before="0"/>
             </w:pPr>
-            <w:hyperlink w:history="1" r:id="rIdc28k7qy0xptzjjkmvbi5z">
+            <w:hyperlink w:history="1" r:id="rIdig_cloekneqmowu4le6yy">
               <w:r>
                 <w:rPr>
                   <w:rFonts w:ascii="Arial" w:cs="Arial" w:eastAsia="Arial" w:hAnsi="Arial"/>
@@ -18673,7 +18673,7 @@
               <w:spacing w:after="10" w:before="0"/>
               <w:ind w:left="120"/>
             </w:pPr>
-            <w:hyperlink w:history="1" r:id="rId5qya6u-e_gtthqjwrgfwo">
+            <w:hyperlink w:history="1" r:id="rIdu9qlhmizpheoehtv0fzjn">
               <w:r>
                 <w:rPr>
                   <w:rFonts w:ascii="Arial" w:cs="Arial" w:eastAsia="Arial" w:hAnsi="Arial"/>
@@ -18718,7 +18718,7 @@
             <w:pPr>
               <w:spacing w:after="20" w:before="0"/>
             </w:pPr>
-            <w:hyperlink w:history="1" r:id="rId0mboqplwpoywsgoaqjojz">
+            <w:hyperlink w:history="1" r:id="rIdzdynr8be_phxrgiyxuq0j">
               <w:r>
                 <w:rPr>
                   <w:rFonts w:ascii="Arial" w:cs="Arial" w:eastAsia="Arial" w:hAnsi="Arial"/>
@@ -18751,7 +18751,7 @@
               <w:spacing w:after="10" w:before="0"/>
               <w:ind w:left="120"/>
             </w:pPr>
-            <w:hyperlink w:history="1" r:id="rIdh1fkwj6mr_arteawnntnl">
+            <w:hyperlink w:history="1" r:id="rIdsvms0uwg8g_qf9ye2drtw">
               <w:r>
                 <w:rPr>
                   <w:rFonts w:ascii="Arial" w:cs="Arial" w:eastAsia="Arial" w:hAnsi="Arial"/>
@@ -18898,32 +18898,32 @@
         <w:tc>
           <w:tcPr>
             <w:tcW w:type="dxa" w:w="1520"/>
-            <w:shd w:fill="F2F2F2" w:color="auto" w:val="clear"/>
-            <w:tcMar>
-              <w:top w:type="dxa" w:w="60"/>
-              <w:left w:type="dxa" w:w="120"/>
-              <w:bottom w:type="dxa" w:w="60"/>
-              <w:right w:type="dxa" w:w="120"/>
-            </w:tcMar>
-            <w:vAlign w:val="top"/>
-          </w:tcPr>
-          <w:p>
-            <w:pPr>
-              <w:spacing w:after="40" w:before="0"/>
-              <w:jc w:val="left"/>
-            </w:pPr>
-            <w:r>
-              <w:rPr>
-                <w:rFonts w:ascii="Arial" w:cs="Arial" w:eastAsia="Arial" w:hAnsi="Arial"/>
-                <w:b/>
-                <w:bCs/>
-                <w:i w:val="false"/>
-                <w:iCs w:val="false"/>
-                <w:color w:val="000000"/>
-                <w:sz w:val="18"/>
-                <w:szCs w:val="18"/>
-              </w:rPr>
-              <w:t xml:space="preserve">Phase 4 — Driving Question Board Update (10 minutes)</w:t>
+            <w:shd w:fill="FCE4D6" w:color="auto" w:val="clear"/>
+            <w:tcMar>
+              <w:top w:type="dxa" w:w="60"/>
+              <w:left w:type="dxa" w:w="120"/>
+              <w:bottom w:type="dxa" w:w="60"/>
+              <w:right w:type="dxa" w:w="120"/>
+            </w:tcMar>
+            <w:vAlign w:val="top"/>
+          </w:tcPr>
+          <w:p>
+            <w:pPr>
+              <w:spacing w:after="40" w:before="0"/>
+              <w:jc w:val="left"/>
+            </w:pPr>
+            <w:r>
+              <w:rPr>
+                <w:rFonts w:ascii="Arial" w:cs="Arial" w:eastAsia="Arial" w:hAnsi="Arial"/>
+                <w:b/>
+                <w:bCs/>
+                <w:i w:val="false"/>
+                <w:iCs w:val="false"/>
+                <w:color w:val="000000"/>
+                <w:sz w:val="18"/>
+                <w:szCs w:val="18"/>
+              </w:rPr>
+              <w:t xml:space="preserve">Driving Question Board (DQB) Creation</w:t>
             </w:r>
           </w:p>
           <w:p>
@@ -18946,7 +18946,7 @@
             <w:pPr>
               <w:spacing w:after="20" w:before="0"/>
             </w:pPr>
-            <w:hyperlink w:history="1" r:id="rIdrr1whc4lhsjjtdybo7gp3">
+            <w:hyperlink w:history="1" r:id="rIdwrw7fdcarjy5_rzeu1q0u">
               <w:r>
                 <w:rPr>
                   <w:rFonts w:ascii="Arial" w:cs="Arial" w:eastAsia="Arial" w:hAnsi="Arial"/>
@@ -18979,7 +18979,7 @@
               <w:spacing w:after="10" w:before="0"/>
               <w:ind w:left="120"/>
             </w:pPr>
-            <w:hyperlink w:history="1" r:id="rIdtj4v26iaqleimqoveocph">
+            <w:hyperlink w:history="1" r:id="rId112sqsftffmpqhr6ozy9s">
               <w:r>
                 <w:rPr>
                   <w:rFonts w:ascii="Arial" w:cs="Arial" w:eastAsia="Arial" w:hAnsi="Arial"/>
@@ -19024,7 +19024,7 @@
             <w:pPr>
               <w:spacing w:after="20" w:before="0"/>
             </w:pPr>
-            <w:hyperlink w:history="1" r:id="rIda2sj-yd0hfmqvmuo1nwdp">
+            <w:hyperlink w:history="1" r:id="rIdtuzafu4ud89fap7xe_ozf">
               <w:r>
                 <w:rPr>
                   <w:rFonts w:ascii="Arial" w:cs="Arial" w:eastAsia="Arial" w:hAnsi="Arial"/>
@@ -19057,7 +19057,7 @@
               <w:spacing w:after="10" w:before="0"/>
               <w:ind w:left="120"/>
             </w:pPr>
-            <w:hyperlink w:history="1" r:id="rId_2ebiqaynjlhrjlgh5czo">
+            <w:hyperlink w:history="1" r:id="rIddeqgyhqi_nzspp4dya4vi">
               <w:r>
                 <w:rPr>
                   <w:rFonts w:ascii="Arial" w:cs="Arial" w:eastAsia="Arial" w:hAnsi="Arial"/>
@@ -19204,32 +19204,32 @@
         <w:tc>
           <w:tcPr>
             <w:tcW w:type="dxa" w:w="1520"/>
-            <w:shd w:fill="F2F2F2" w:color="auto" w:val="clear"/>
-            <w:tcMar>
-              <w:top w:type="dxa" w:w="60"/>
-              <w:left w:type="dxa" w:w="120"/>
-              <w:bottom w:type="dxa" w:w="60"/>
-              <w:right w:type="dxa" w:w="120"/>
-            </w:tcMar>
-            <w:vAlign w:val="top"/>
-          </w:tcPr>
-          <w:p>
-            <w:pPr>
-              <w:spacing w:after="40" w:before="0"/>
-              <w:jc w:val="left"/>
-            </w:pPr>
-            <w:r>
-              <w:rPr>
-                <w:rFonts w:ascii="Arial" w:cs="Arial" w:eastAsia="Arial" w:hAnsi="Arial"/>
-                <w:b/>
-                <w:bCs/>
-                <w:i w:val="false"/>
-                <w:iCs w:val="false"/>
-                <w:color w:val="000000"/>
-                <w:sz w:val="18"/>
-                <w:szCs w:val="18"/>
-              </w:rPr>
-              <w:t xml:space="preserve">Phase 5 — Model Building (15 minutes)</w:t>
+            <w:shd w:fill="D5E8F0" w:color="auto" w:val="clear"/>
+            <w:tcMar>
+              <w:top w:type="dxa" w:w="60"/>
+              <w:left w:type="dxa" w:w="120"/>
+              <w:bottom w:type="dxa" w:w="60"/>
+              <w:right w:type="dxa" w:w="120"/>
+            </w:tcMar>
+            <w:vAlign w:val="top"/>
+          </w:tcPr>
+          <w:p>
+            <w:pPr>
+              <w:spacing w:after="40" w:before="0"/>
+              <w:jc w:val="left"/>
+            </w:pPr>
+            <w:r>
+              <w:rPr>
+                <w:rFonts w:ascii="Arial" w:cs="Arial" w:eastAsia="Arial" w:hAnsi="Arial"/>
+                <w:b/>
+                <w:bCs/>
+                <w:i w:val="false"/>
+                <w:iCs w:val="false"/>
+                <w:color w:val="000000"/>
+                <w:sz w:val="18"/>
+                <w:szCs w:val="18"/>
+              </w:rPr>
+              <w:t xml:space="preserve">Model Building Phase</w:t>
             </w:r>
           </w:p>
           <w:p>
@@ -19252,7 +19252,7 @@
             <w:pPr>
               <w:spacing w:after="20" w:before="0"/>
             </w:pPr>
-            <w:hyperlink w:history="1" r:id="rIdenwjakf5w7z3scfjssjgi">
+            <w:hyperlink w:history="1" r:id="rIdcpr_k6ccdmzsj7f7m2yxg">
               <w:r>
                 <w:rPr>
                   <w:rFonts w:ascii="Arial" w:cs="Arial" w:eastAsia="Arial" w:hAnsi="Arial"/>
@@ -19285,7 +19285,7 @@
               <w:spacing w:after="10" w:before="0"/>
               <w:ind w:left="120"/>
             </w:pPr>
-            <w:hyperlink w:history="1" r:id="rIdz36q7fslvuiy1ifswdjom">
+            <w:hyperlink w:history="1" r:id="rIdamxagoetjahpgdogzmfms">
               <w:r>
                 <w:rPr>
                   <w:rFonts w:ascii="Arial" w:cs="Arial" w:eastAsia="Arial" w:hAnsi="Arial"/>
@@ -19330,7 +19330,7 @@
             <w:pPr>
               <w:spacing w:after="20" w:before="0"/>
             </w:pPr>
-            <w:hyperlink w:history="1" r:id="rId4-xoz5enaixpko3n9bslf">
+            <w:hyperlink w:history="1" r:id="rIdwixvijpqbs5gcshw63r8l">
               <w:r>
                 <w:rPr>
                   <w:rFonts w:ascii="Arial" w:cs="Arial" w:eastAsia="Arial" w:hAnsi="Arial"/>
@@ -19363,7 +19363,7 @@
               <w:spacing w:after="10" w:before="0"/>
               <w:ind w:left="120"/>
             </w:pPr>
-            <w:hyperlink w:history="1" r:id="rIdkfouj3x1zxpnna880uypj">
+            <w:hyperlink w:history="1" r:id="rIdm8aehtwwmncjfngab4ese">
               <w:r>
                 <w:rPr>
                   <w:rFonts w:ascii="Arial" w:cs="Arial" w:eastAsia="Arial" w:hAnsi="Arial"/>
@@ -21029,7 +21029,7 @@
             <w:pPr>
               <w:spacing w:after="20" w:before="0"/>
             </w:pPr>
-            <w:hyperlink w:history="1" r:id="rIdn0headzb98-aazqszr1ex">
+            <w:hyperlink w:history="1" r:id="rIdrexu3e8z8y-t-w8wkzx73">
               <w:r>
                 <w:rPr>
                   <w:rFonts w:ascii="Arial" w:cs="Arial" w:eastAsia="Arial" w:hAnsi="Arial"/>
@@ -21062,7 +21062,7 @@
               <w:spacing w:after="10" w:before="0"/>
               <w:ind w:left="120"/>
             </w:pPr>
-            <w:hyperlink w:history="1" r:id="rIdr-vukd99uc6lvds4zx4tz">
+            <w:hyperlink w:history="1" r:id="rIdpma2vic46-tiv-wdcj1sd">
               <w:r>
                 <w:rPr>
                   <w:rFonts w:ascii="Arial" w:cs="Arial" w:eastAsia="Arial" w:hAnsi="Arial"/>
@@ -21107,7 +21107,7 @@
             <w:pPr>
               <w:spacing w:after="20" w:before="0"/>
             </w:pPr>
-            <w:hyperlink w:history="1" r:id="rIdg4mqeiircnctfk27g9ib0">
+            <w:hyperlink w:history="1" r:id="rIdavuhddmqe5af_wujoflde">
               <w:r>
                 <w:rPr>
                   <w:rFonts w:ascii="Arial" w:cs="Arial" w:eastAsia="Arial" w:hAnsi="Arial"/>
@@ -21140,7 +21140,7 @@
               <w:spacing w:after="10" w:before="0"/>
               <w:ind w:left="120"/>
             </w:pPr>
-            <w:hyperlink w:history="1" r:id="rId_4ebjvnhw0f5wcwgqnqa6">
+            <w:hyperlink w:history="1" r:id="rIdohzqbjf2rguresc1ziks1">
               <w:r>
                 <w:rPr>
                   <w:rFonts w:ascii="Arial" w:cs="Arial" w:eastAsia="Arial" w:hAnsi="Arial"/>
@@ -21335,7 +21335,7 @@
             <w:pPr>
               <w:spacing w:after="20" w:before="0"/>
             </w:pPr>
-            <w:hyperlink w:history="1" r:id="rId7uxry-zguvzqdq8aqbvqf">
+            <w:hyperlink w:history="1" r:id="rIdxrqma8giinurvyjtja7ap">
               <w:r>
                 <w:rPr>
                   <w:rFonts w:ascii="Arial" w:cs="Arial" w:eastAsia="Arial" w:hAnsi="Arial"/>
@@ -21368,7 +21368,7 @@
               <w:spacing w:after="10" w:before="0"/>
               <w:ind w:left="120"/>
             </w:pPr>
-            <w:hyperlink w:history="1" r:id="rId-euvazwwes9kroe5k7tfq">
+            <w:hyperlink w:history="1" r:id="rIdnbjy4krhhfv-rpflbd1yl">
               <w:r>
                 <w:rPr>
                   <w:rFonts w:ascii="Arial" w:cs="Arial" w:eastAsia="Arial" w:hAnsi="Arial"/>
@@ -21413,7 +21413,7 @@
             <w:pPr>
               <w:spacing w:after="20" w:before="0"/>
             </w:pPr>
-            <w:hyperlink w:history="1" r:id="rIdhb7m8wplr8ddwygk93bgj">
+            <w:hyperlink w:history="1" r:id="rIdx7frm_o6porcq0erxew5z">
               <w:r>
                 <w:rPr>
                   <w:rFonts w:ascii="Arial" w:cs="Arial" w:eastAsia="Arial" w:hAnsi="Arial"/>
@@ -21446,7 +21446,7 @@
               <w:spacing w:after="10" w:before="0"/>
               <w:ind w:left="120"/>
             </w:pPr>
-            <w:hyperlink w:history="1" r:id="rIdmavkmwgke3jvxxln6k6rv">
+            <w:hyperlink w:history="1" r:id="rIdcexruhq9uysr3h4iamz6a">
               <w:r>
                 <w:rPr>
                   <w:rFonts w:ascii="Arial" w:cs="Arial" w:eastAsia="Arial" w:hAnsi="Arial"/>
@@ -21641,7 +21641,7 @@
             <w:pPr>
               <w:spacing w:after="20" w:before="0"/>
             </w:pPr>
-            <w:hyperlink w:history="1" r:id="rIdrrqdeimdxtjkygytcsqhj">
+            <w:hyperlink w:history="1" r:id="rIdqybtd98kcuzs-h3siqkqi">
               <w:r>
                 <w:rPr>
                   <w:rFonts w:ascii="Arial" w:cs="Arial" w:eastAsia="Arial" w:hAnsi="Arial"/>
@@ -21674,7 +21674,7 @@
               <w:spacing w:after="10" w:before="0"/>
               <w:ind w:left="120"/>
             </w:pPr>
-            <w:hyperlink w:history="1" r:id="rIdyayfzh0bduxsrxhza5y6a">
+            <w:hyperlink w:history="1" r:id="rIdkuq0jixxoonn6dmj4o-v1">
               <w:r>
                 <w:rPr>
                   <w:rFonts w:ascii="Arial" w:cs="Arial" w:eastAsia="Arial" w:hAnsi="Arial"/>
@@ -21719,7 +21719,7 @@
             <w:pPr>
               <w:spacing w:after="20" w:before="0"/>
             </w:pPr>
-            <w:hyperlink w:history="1" r:id="rIdnl7lcwsg3k14ktf4nwwq1">
+            <w:hyperlink w:history="1" r:id="rIdaabopcs5hscby4nf1me3y">
               <w:r>
                 <w:rPr>
                   <w:rFonts w:ascii="Arial" w:cs="Arial" w:eastAsia="Arial" w:hAnsi="Arial"/>
@@ -21752,7 +21752,7 @@
               <w:spacing w:after="10" w:before="0"/>
               <w:ind w:left="120"/>
             </w:pPr>
-            <w:hyperlink w:history="1" r:id="rIdscu6gn6d1gtjhstgtvxpy">
+            <w:hyperlink w:history="1" r:id="rIdd-rzpk11gkflcelppegov">
               <w:r>
                 <w:rPr>
                   <w:rFonts w:ascii="Arial" w:cs="Arial" w:eastAsia="Arial" w:hAnsi="Arial"/>
@@ -21947,7 +21947,7 @@
             <w:pPr>
               <w:spacing w:after="20" w:before="0"/>
             </w:pPr>
-            <w:hyperlink w:history="1" r:id="rIdv5jbyqrt7tyugoiscewkt">
+            <w:hyperlink w:history="1" r:id="rIdi3laiyuuahc2nsfjcjcww">
               <w:r>
                 <w:rPr>
                   <w:rFonts w:ascii="Arial" w:cs="Arial" w:eastAsia="Arial" w:hAnsi="Arial"/>
@@ -21980,7 +21980,7 @@
               <w:spacing w:after="10" w:before="0"/>
               <w:ind w:left="120"/>
             </w:pPr>
-            <w:hyperlink w:history="1" r:id="rIdqkpp0ueykftztvzys-17m">
+            <w:hyperlink w:history="1" r:id="rId2pkwfujzupuz9ua9w62yu">
               <w:r>
                 <w:rPr>
                   <w:rFonts w:ascii="Arial" w:cs="Arial" w:eastAsia="Arial" w:hAnsi="Arial"/>
@@ -22025,7 +22025,7 @@
             <w:pPr>
               <w:spacing w:after="20" w:before="0"/>
             </w:pPr>
-            <w:hyperlink w:history="1" r:id="rId-egsoswldwhvndhfuqddk">
+            <w:hyperlink w:history="1" r:id="rId0n_nw3hgdkqzf8e5aoz7w">
               <w:r>
                 <w:rPr>
                   <w:rFonts w:ascii="Arial" w:cs="Arial" w:eastAsia="Arial" w:hAnsi="Arial"/>
@@ -22058,7 +22058,7 @@
               <w:spacing w:after="10" w:before="0"/>
               <w:ind w:left="120"/>
             </w:pPr>
-            <w:hyperlink w:history="1" r:id="rIdcnbf3wyv8ns6bfswtsbox">
+            <w:hyperlink w:history="1" r:id="rIdvymxtjodajymzabn6hqau">
               <w:r>
                 <w:rPr>
                   <w:rFonts w:ascii="Arial" w:cs="Arial" w:eastAsia="Arial" w:hAnsi="Arial"/>
@@ -22253,7 +22253,7 @@
             <w:pPr>
               <w:spacing w:after="20" w:before="0"/>
             </w:pPr>
-            <w:hyperlink w:history="1" r:id="rIdan3gops0k6-e3mt3mgdw6">
+            <w:hyperlink w:history="1" r:id="rIdgj8ykzmwbobsmgpiwddpl">
               <w:r>
                 <w:rPr>
                   <w:rFonts w:ascii="Arial" w:cs="Arial" w:eastAsia="Arial" w:hAnsi="Arial"/>
@@ -22286,7 +22286,7 @@
               <w:spacing w:after="10" w:before="0"/>
               <w:ind w:left="120"/>
             </w:pPr>
-            <w:hyperlink w:history="1" r:id="rIdg86vlvo-crhqlmqkr5f3f">
+            <w:hyperlink w:history="1" r:id="rIdt8bxl9v3csqmwgm9zo3hl">
               <w:r>
                 <w:rPr>
                   <w:rFonts w:ascii="Arial" w:cs="Arial" w:eastAsia="Arial" w:hAnsi="Arial"/>
@@ -22331,7 +22331,7 @@
             <w:pPr>
               <w:spacing w:after="20" w:before="0"/>
             </w:pPr>
-            <w:hyperlink w:history="1" r:id="rIdmpexv8mdxatxev6_xxdtv">
+            <w:hyperlink w:history="1" r:id="rIdklu4wqrkov-yc6vl5s3zw">
               <w:r>
                 <w:rPr>
                   <w:rFonts w:ascii="Arial" w:cs="Arial" w:eastAsia="Arial" w:hAnsi="Arial"/>
@@ -22364,7 +22364,7 @@
               <w:spacing w:after="10" w:before="0"/>
               <w:ind w:left="120"/>
             </w:pPr>
-            <w:hyperlink w:history="1" r:id="rIdlwbrc9dycku2uhjw1n-ez">
+            <w:hyperlink w:history="1" r:id="rId75y5pqxezyvfwtdmolgmr">
               <w:r>
                 <w:rPr>
                   <w:rFonts w:ascii="Arial" w:cs="Arial" w:eastAsia="Arial" w:hAnsi="Arial"/>
@@ -23879,32 +23879,32 @@
         <w:tc>
           <w:tcPr>
             <w:tcW w:type="dxa" w:w="1520"/>
-            <w:shd w:fill="F2F2F2" w:color="auto" w:val="clear"/>
-            <w:tcMar>
-              <w:top w:type="dxa" w:w="60"/>
-              <w:left w:type="dxa" w:w="120"/>
-              <w:bottom w:type="dxa" w:w="60"/>
-              <w:right w:type="dxa" w:w="120"/>
-            </w:tcMar>
-            <w:vAlign w:val="top"/>
-          </w:tcPr>
-          <w:p>
-            <w:pPr>
-              <w:spacing w:after="40" w:before="0"/>
-              <w:jc w:val="left"/>
-            </w:pPr>
-            <w:r>
-              <w:rPr>
-                <w:rFonts w:ascii="Arial" w:cs="Arial" w:eastAsia="Arial" w:hAnsi="Arial"/>
-                <w:b/>
-                <w:bCs/>
-                <w:i w:val="false"/>
-                <w:iCs w:val="false"/>
-                <w:color w:val="000000"/>
-                <w:sz w:val="18"/>
-                <w:szCs w:val="18"/>
-              </w:rPr>
-              <w:t xml:space="preserve">Phase 1 — Predict</w:t>
+            <w:shd w:fill="EAD1F5" w:color="auto" w:val="clear"/>
+            <w:tcMar>
+              <w:top w:type="dxa" w:w="60"/>
+              <w:left w:type="dxa" w:w="120"/>
+              <w:bottom w:type="dxa" w:w="60"/>
+              <w:right w:type="dxa" w:w="120"/>
+            </w:tcMar>
+            <w:vAlign w:val="top"/>
+          </w:tcPr>
+          <w:p>
+            <w:pPr>
+              <w:spacing w:after="40" w:before="0"/>
+              <w:jc w:val="left"/>
+            </w:pPr>
+            <w:r>
+              <w:rPr>
+                <w:rFonts w:ascii="Arial" w:cs="Arial" w:eastAsia="Arial" w:hAnsi="Arial"/>
+                <w:b/>
+                <w:bCs/>
+                <w:i w:val="false"/>
+                <w:iCs w:val="false"/>
+                <w:color w:val="000000"/>
+                <w:sz w:val="18"/>
+                <w:szCs w:val="18"/>
+              </w:rPr>
+              <w:t xml:space="preserve">Predict Phase</w:t>
             </w:r>
           </w:p>
           <w:p>
@@ -23927,7 +23927,7 @@
             <w:pPr>
               <w:spacing w:after="20" w:before="0"/>
             </w:pPr>
-            <w:hyperlink w:history="1" r:id="rIdsfd2q5y_ljwyfgpzs1qs6">
+            <w:hyperlink w:history="1" r:id="rIdk9q6au__ez-qi0at0qbec">
               <w:r>
                 <w:rPr>
                   <w:rFonts w:ascii="Arial" w:cs="Arial" w:eastAsia="Arial" w:hAnsi="Arial"/>
@@ -23960,7 +23960,7 @@
               <w:spacing w:after="10" w:before="0"/>
               <w:ind w:left="120"/>
             </w:pPr>
-            <w:hyperlink w:history="1" r:id="rId6wwwozot8xcp8jg3eagmv">
+            <w:hyperlink w:history="1" r:id="rIdd6u5xtnouhgf0tamhlmnf">
               <w:r>
                 <w:rPr>
                   <w:rFonts w:ascii="Arial" w:cs="Arial" w:eastAsia="Arial" w:hAnsi="Arial"/>
@@ -24005,7 +24005,7 @@
             <w:pPr>
               <w:spacing w:after="20" w:before="0"/>
             </w:pPr>
-            <w:hyperlink w:history="1" r:id="rIdtm87jhnsxbxscw1-ykd2-">
+            <w:hyperlink w:history="1" r:id="rIdw1xvnxk-5w_aurdhs1yx7">
               <w:r>
                 <w:rPr>
                   <w:rFonts w:ascii="Arial" w:cs="Arial" w:eastAsia="Arial" w:hAnsi="Arial"/>
@@ -24038,7 +24038,7 @@
               <w:spacing w:after="10" w:before="0"/>
               <w:ind w:left="120"/>
             </w:pPr>
-            <w:hyperlink w:history="1" r:id="rId-kybfpygm_wpr7pfgegv6">
+            <w:hyperlink w:history="1" r:id="rIdgyhwtpvlpw_bqx5fmltil">
               <w:r>
                 <w:rPr>
                   <w:rFonts w:ascii="Arial" w:cs="Arial" w:eastAsia="Arial" w:hAnsi="Arial"/>
@@ -24185,32 +24185,32 @@
         <w:tc>
           <w:tcPr>
             <w:tcW w:type="dxa" w:w="1520"/>
-            <w:shd w:fill="F2F2F2" w:color="auto" w:val="clear"/>
-            <w:tcMar>
-              <w:top w:type="dxa" w:w="60"/>
-              <w:left w:type="dxa" w:w="120"/>
-              <w:bottom w:type="dxa" w:w="60"/>
-              <w:right w:type="dxa" w:w="120"/>
-            </w:tcMar>
-            <w:vAlign w:val="top"/>
-          </w:tcPr>
-          <w:p>
-            <w:pPr>
-              <w:spacing w:after="40" w:before="0"/>
-              <w:jc w:val="left"/>
-            </w:pPr>
-            <w:r>
-              <w:rPr>
-                <w:rFonts w:ascii="Arial" w:cs="Arial" w:eastAsia="Arial" w:hAnsi="Arial"/>
-                <w:b/>
-                <w:bCs/>
-                <w:i w:val="false"/>
-                <w:iCs w:val="false"/>
-                <w:color w:val="000000"/>
-                <w:sz w:val="18"/>
-                <w:szCs w:val="18"/>
-              </w:rPr>
-              <w:t xml:space="preserve">Phase 2 — Observe</w:t>
+            <w:shd w:fill="D9EEF1" w:color="auto" w:val="clear"/>
+            <w:tcMar>
+              <w:top w:type="dxa" w:w="60"/>
+              <w:left w:type="dxa" w:w="120"/>
+              <w:bottom w:type="dxa" w:w="60"/>
+              <w:right w:type="dxa" w:w="120"/>
+            </w:tcMar>
+            <w:vAlign w:val="top"/>
+          </w:tcPr>
+          <w:p>
+            <w:pPr>
+              <w:spacing w:after="40" w:before="0"/>
+              <w:jc w:val="left"/>
+            </w:pPr>
+            <w:r>
+              <w:rPr>
+                <w:rFonts w:ascii="Arial" w:cs="Arial" w:eastAsia="Arial" w:hAnsi="Arial"/>
+                <w:b/>
+                <w:bCs/>
+                <w:i w:val="false"/>
+                <w:iCs w:val="false"/>
+                <w:color w:val="000000"/>
+                <w:sz w:val="18"/>
+                <w:szCs w:val="18"/>
+              </w:rPr>
+              <w:t xml:space="preserve">Observe Phase</w:t>
             </w:r>
           </w:p>
           <w:p>
@@ -24233,7 +24233,7 @@
             <w:pPr>
               <w:spacing w:after="20" w:before="0"/>
             </w:pPr>
-            <w:hyperlink w:history="1" r:id="rIdamshlrmfrqg6zvrd_gvl9">
+            <w:hyperlink w:history="1" r:id="rIdf75lu1elb6tab3bthm6yw">
               <w:r>
                 <w:rPr>
                   <w:rFonts w:ascii="Arial" w:cs="Arial" w:eastAsia="Arial" w:hAnsi="Arial"/>
@@ -24266,7 +24266,7 @@
               <w:spacing w:after="10" w:before="0"/>
               <w:ind w:left="120"/>
             </w:pPr>
-            <w:hyperlink w:history="1" r:id="rId0nui4vqyxulvkewhz8mcd">
+            <w:hyperlink w:history="1" r:id="rIdmstpdibpi-usldnr5mckz">
               <w:r>
                 <w:rPr>
                   <w:rFonts w:ascii="Arial" w:cs="Arial" w:eastAsia="Arial" w:hAnsi="Arial"/>
@@ -24311,7 +24311,7 @@
             <w:pPr>
               <w:spacing w:after="20" w:before="0"/>
             </w:pPr>
-            <w:hyperlink w:history="1" r:id="rIdzbfjiogtkfos-dj4yxgg7">
+            <w:hyperlink w:history="1" r:id="rIdydk1bnaeqr_hy7qpeteux">
               <w:r>
                 <w:rPr>
                   <w:rFonts w:ascii="Arial" w:cs="Arial" w:eastAsia="Arial" w:hAnsi="Arial"/>
@@ -24344,7 +24344,7 @@
               <w:spacing w:after="10" w:before="0"/>
               <w:ind w:left="120"/>
             </w:pPr>
-            <w:hyperlink w:history="1" r:id="rIdw_xdihpsliny2jpp7sm0l">
+            <w:hyperlink w:history="1" r:id="rIdgjxlsltbad2kjfmtvwicn">
               <w:r>
                 <w:rPr>
                   <w:rFonts w:ascii="Arial" w:cs="Arial" w:eastAsia="Arial" w:hAnsi="Arial"/>
@@ -24491,32 +24491,32 @@
         <w:tc>
           <w:tcPr>
             <w:tcW w:type="dxa" w:w="1520"/>
-            <w:shd w:fill="F2F2F2" w:color="auto" w:val="clear"/>
-            <w:tcMar>
-              <w:top w:type="dxa" w:w="60"/>
-              <w:left w:type="dxa" w:w="120"/>
-              <w:bottom w:type="dxa" w:w="60"/>
-              <w:right w:type="dxa" w:w="120"/>
-            </w:tcMar>
-            <w:vAlign w:val="top"/>
-          </w:tcPr>
-          <w:p>
-            <w:pPr>
-              <w:spacing w:after="40" w:before="0"/>
-              <w:jc w:val="left"/>
-            </w:pPr>
-            <w:r>
-              <w:rPr>
-                <w:rFonts w:ascii="Arial" w:cs="Arial" w:eastAsia="Arial" w:hAnsi="Arial"/>
-                <w:b/>
-                <w:bCs/>
-                <w:i w:val="false"/>
-                <w:iCs w:val="false"/>
-                <w:color w:val="000000"/>
-                <w:sz w:val="18"/>
-                <w:szCs w:val="18"/>
-              </w:rPr>
-              <w:t xml:space="preserve">Phase 3 — Explain</w:t>
+            <w:shd w:fill="E2EFDA" w:color="auto" w:val="clear"/>
+            <w:tcMar>
+              <w:top w:type="dxa" w:w="60"/>
+              <w:left w:type="dxa" w:w="120"/>
+              <w:bottom w:type="dxa" w:w="60"/>
+              <w:right w:type="dxa" w:w="120"/>
+            </w:tcMar>
+            <w:vAlign w:val="top"/>
+          </w:tcPr>
+          <w:p>
+            <w:pPr>
+              <w:spacing w:after="40" w:before="0"/>
+              <w:jc w:val="left"/>
+            </w:pPr>
+            <w:r>
+              <w:rPr>
+                <w:rFonts w:ascii="Arial" w:cs="Arial" w:eastAsia="Arial" w:hAnsi="Arial"/>
+                <w:b/>
+                <w:bCs/>
+                <w:i w:val="false"/>
+                <w:iCs w:val="false"/>
+                <w:color w:val="000000"/>
+                <w:sz w:val="18"/>
+                <w:szCs w:val="18"/>
+              </w:rPr>
+              <w:t xml:space="preserve">Explain Phase</w:t>
             </w:r>
           </w:p>
           <w:p>
@@ -24539,7 +24539,7 @@
             <w:pPr>
               <w:spacing w:after="20" w:before="0"/>
             </w:pPr>
-            <w:hyperlink w:history="1" r:id="rIduavpklsddh5td-acthdk9">
+            <w:hyperlink w:history="1" r:id="rIdxoadhhndccemjzrgvg1sz">
               <w:r>
                 <w:rPr>
                   <w:rFonts w:ascii="Arial" w:cs="Arial" w:eastAsia="Arial" w:hAnsi="Arial"/>
@@ -24572,7 +24572,7 @@
               <w:spacing w:after="10" w:before="0"/>
               <w:ind w:left="120"/>
             </w:pPr>
-            <w:hyperlink w:history="1" r:id="rId0afmpwmqavmcqviugocyv">
+            <w:hyperlink w:history="1" r:id="rIdqtr5fkdzhsssyh0qzfg6v">
               <w:r>
                 <w:rPr>
                   <w:rFonts w:ascii="Arial" w:cs="Arial" w:eastAsia="Arial" w:hAnsi="Arial"/>
@@ -24617,7 +24617,7 @@
             <w:pPr>
               <w:spacing w:after="20" w:before="0"/>
             </w:pPr>
-            <w:hyperlink w:history="1" r:id="rIdrmnatw7xjrzmln49cgqys">
+            <w:hyperlink w:history="1" r:id="rIdkwqc7ikwbxcw-s6xot2_o">
               <w:r>
                 <w:rPr>
                   <w:rFonts w:ascii="Arial" w:cs="Arial" w:eastAsia="Arial" w:hAnsi="Arial"/>
@@ -24650,7 +24650,7 @@
               <w:spacing w:after="10" w:before="0"/>
               <w:ind w:left="120"/>
             </w:pPr>
-            <w:hyperlink w:history="1" r:id="rIdaop8owwh8sroaqh7u-5mr">
+            <w:hyperlink w:history="1" r:id="rIdcu-kgpqj5t6hgukgknpka">
               <w:r>
                 <w:rPr>
                   <w:rFonts w:ascii="Arial" w:cs="Arial" w:eastAsia="Arial" w:hAnsi="Arial"/>
@@ -24797,32 +24797,32 @@
         <w:tc>
           <w:tcPr>
             <w:tcW w:type="dxa" w:w="1520"/>
-            <w:shd w:fill="F2F2F2" w:color="auto" w:val="clear"/>
-            <w:tcMar>
-              <w:top w:type="dxa" w:w="60"/>
-              <w:left w:type="dxa" w:w="120"/>
-              <w:bottom w:type="dxa" w:w="60"/>
-              <w:right w:type="dxa" w:w="120"/>
-            </w:tcMar>
-            <w:vAlign w:val="top"/>
-          </w:tcPr>
-          <w:p>
-            <w:pPr>
-              <w:spacing w:after="40" w:before="0"/>
-              <w:jc w:val="left"/>
-            </w:pPr>
-            <w:r>
-              <w:rPr>
-                <w:rFonts w:ascii="Arial" w:cs="Arial" w:eastAsia="Arial" w:hAnsi="Arial"/>
-                <w:b/>
-                <w:bCs/>
-                <w:i w:val="false"/>
-                <w:iCs w:val="false"/>
-                <w:color w:val="000000"/>
-                <w:sz w:val="18"/>
-                <w:szCs w:val="18"/>
-              </w:rPr>
-              <w:t xml:space="preserve">Phase 4 — Driving Question Board (DQB) Completion and Final Explanation</w:t>
+            <w:shd w:fill="FCE4D6" w:color="auto" w:val="clear"/>
+            <w:tcMar>
+              <w:top w:type="dxa" w:w="60"/>
+              <w:left w:type="dxa" w:w="120"/>
+              <w:bottom w:type="dxa" w:w="60"/>
+              <w:right w:type="dxa" w:w="120"/>
+            </w:tcMar>
+            <w:vAlign w:val="top"/>
+          </w:tcPr>
+          <w:p>
+            <w:pPr>
+              <w:spacing w:after="40" w:before="0"/>
+              <w:jc w:val="left"/>
+            </w:pPr>
+            <w:r>
+              <w:rPr>
+                <w:rFonts w:ascii="Arial" w:cs="Arial" w:eastAsia="Arial" w:hAnsi="Arial"/>
+                <w:b/>
+                <w:bCs/>
+                <w:i w:val="false"/>
+                <w:iCs w:val="false"/>
+                <w:color w:val="000000"/>
+                <w:sz w:val="18"/>
+                <w:szCs w:val="18"/>
+              </w:rPr>
+              <w:t xml:space="preserve">Driving Question Board (DQB) Creation</w:t>
             </w:r>
           </w:p>
           <w:p>
@@ -24845,7 +24845,7 @@
             <w:pPr>
               <w:spacing w:after="20" w:before="0"/>
             </w:pPr>
-            <w:hyperlink w:history="1" r:id="rId0bb2_xyvcbbgk63yqg7gv">
+            <w:hyperlink w:history="1" r:id="rIdrvzikk8ttyt8ahogzjugx">
               <w:r>
                 <w:rPr>
                   <w:rFonts w:ascii="Arial" w:cs="Arial" w:eastAsia="Arial" w:hAnsi="Arial"/>
@@ -24878,7 +24878,7 @@
               <w:spacing w:after="10" w:before="0"/>
               <w:ind w:left="120"/>
             </w:pPr>
-            <w:hyperlink w:history="1" r:id="rId0jfd00pm5olh-rnj8agvw">
+            <w:hyperlink w:history="1" r:id="rIdzqtpfbomsh2o8_dw_noka">
               <w:r>
                 <w:rPr>
                   <w:rFonts w:ascii="Arial" w:cs="Arial" w:eastAsia="Arial" w:hAnsi="Arial"/>
@@ -24923,7 +24923,7 @@
             <w:pPr>
               <w:spacing w:after="20" w:before="0"/>
             </w:pPr>
-            <w:hyperlink w:history="1" r:id="rId4o8ru2iztw1lczwypr4ee">
+            <w:hyperlink w:history="1" r:id="rIdt9cuz1xhb66qx5ga-ijyp">
               <w:r>
                 <w:rPr>
                   <w:rFonts w:ascii="Arial" w:cs="Arial" w:eastAsia="Arial" w:hAnsi="Arial"/>
@@ -24956,7 +24956,7 @@
               <w:spacing w:after="10" w:before="0"/>
               <w:ind w:left="120"/>
             </w:pPr>
-            <w:hyperlink w:history="1" r:id="rIdwnqfqlzponxcnk5hndjax">
+            <w:hyperlink w:history="1" r:id="rIdyce_xsgr617zhhj7vxlkx">
               <w:r>
                 <w:rPr>
                   <w:rFonts w:ascii="Arial" w:cs="Arial" w:eastAsia="Arial" w:hAnsi="Arial"/>
@@ -25103,32 +25103,32 @@
         <w:tc>
           <w:tcPr>
             <w:tcW w:type="dxa" w:w="1520"/>
-            <w:shd w:fill="F2F2F2" w:color="auto" w:val="clear"/>
-            <w:tcMar>
-              <w:top w:type="dxa" w:w="60"/>
-              <w:left w:type="dxa" w:w="120"/>
-              <w:bottom w:type="dxa" w:w="60"/>
-              <w:right w:type="dxa" w:w="120"/>
-            </w:tcMar>
-            <w:vAlign w:val="top"/>
-          </w:tcPr>
-          <w:p>
-            <w:pPr>
-              <w:spacing w:after="40" w:before="0"/>
-              <w:jc w:val="left"/>
-            </w:pPr>
-            <w:r>
-              <w:rPr>
-                <w:rFonts w:ascii="Arial" w:cs="Arial" w:eastAsia="Arial" w:hAnsi="Arial"/>
-                <w:b/>
-                <w:bCs/>
-                <w:i w:val="false"/>
-                <w:iCs w:val="false"/>
-                <w:color w:val="000000"/>
-                <w:sz w:val="18"/>
-                <w:szCs w:val="18"/>
-              </w:rPr>
-              <w:t xml:space="preserve">Phase 5 — Final Model Building and Sub-Strand Closure</w:t>
+            <w:shd w:fill="D5E8F0" w:color="auto" w:val="clear"/>
+            <w:tcMar>
+              <w:top w:type="dxa" w:w="60"/>
+              <w:left w:type="dxa" w:w="120"/>
+              <w:bottom w:type="dxa" w:w="60"/>
+              <w:right w:type="dxa" w:w="120"/>
+            </w:tcMar>
+            <w:vAlign w:val="top"/>
+          </w:tcPr>
+          <w:p>
+            <w:pPr>
+              <w:spacing w:after="40" w:before="0"/>
+              <w:jc w:val="left"/>
+            </w:pPr>
+            <w:r>
+              <w:rPr>
+                <w:rFonts w:ascii="Arial" w:cs="Arial" w:eastAsia="Arial" w:hAnsi="Arial"/>
+                <w:b/>
+                <w:bCs/>
+                <w:i w:val="false"/>
+                <w:iCs w:val="false"/>
+                <w:color w:val="000000"/>
+                <w:sz w:val="18"/>
+                <w:szCs w:val="18"/>
+              </w:rPr>
+              <w:t xml:space="preserve">Model Building Phase</w:t>
             </w:r>
           </w:p>
           <w:p>
@@ -25151,7 +25151,7 @@
             <w:pPr>
               <w:spacing w:after="20" w:before="0"/>
             </w:pPr>
-            <w:hyperlink w:history="1" r:id="rIdcowhlnhtux6xj02ui-prh">
+            <w:hyperlink w:history="1" r:id="rId_y_99-mpx3px7_-eadm0j">
               <w:r>
                 <w:rPr>
                   <w:rFonts w:ascii="Arial" w:cs="Arial" w:eastAsia="Arial" w:hAnsi="Arial"/>
@@ -25184,7 +25184,7 @@
               <w:spacing w:after="10" w:before="0"/>
               <w:ind w:left="120"/>
             </w:pPr>
-            <w:hyperlink w:history="1" r:id="rIdjbvzbnc8rllltp3jnj6ri">
+            <w:hyperlink w:history="1" r:id="rId8qugmvs5rwu_eknrx6w0k">
               <w:r>
                 <w:rPr>
                   <w:rFonts w:ascii="Arial" w:cs="Arial" w:eastAsia="Arial" w:hAnsi="Arial"/>
@@ -25229,7 +25229,7 @@
             <w:pPr>
               <w:spacing w:after="20" w:before="0"/>
             </w:pPr>
-            <w:hyperlink w:history="1" r:id="rIdiqyaibgjgcfze7kwq07tv">
+            <w:hyperlink w:history="1" r:id="rIdjgf0hpnjhbg4c8oakwe4a">
               <w:r>
                 <w:rPr>
                   <w:rFonts w:ascii="Arial" w:cs="Arial" w:eastAsia="Arial" w:hAnsi="Arial"/>
@@ -25262,7 +25262,7 @@
               <w:spacing w:after="10" w:before="0"/>
               <w:ind w:left="120"/>
             </w:pPr>
-            <w:hyperlink w:history="1" r:id="rId5lw9rajrk43izhrd2-9ub">
+            <w:hyperlink w:history="1" r:id="rIdimoaerjhczmgtme9r1rrd">
               <w:r>
                 <w:rPr>
                   <w:rFonts w:ascii="Arial" w:cs="Arial" w:eastAsia="Arial" w:hAnsi="Arial"/>

--- a/data/outputs/v2/Core_Mathematics/SS1.1_Real_Numbers/Core_Mathematics_Real_Numbers_CBE_LessonSequence.docx
+++ b/data/outputs/v2/Core_Mathematics/SS1.1_Real_Numbers/Core_Mathematics_Real_Numbers_CBE_LessonSequence.docx
@@ -3529,7 +3529,7 @@
             <w:pPr>
               <w:spacing w:after="20" w:before="0"/>
             </w:pPr>
-            <w:hyperlink w:history="1" r:id="rIdtcq6aakxoyygebeh0tpnq">
+            <w:hyperlink w:history="1" r:id="rIdpjard83n36y5ah_0ptfno">
               <w:r>
                 <w:rPr>
                   <w:rFonts w:ascii="Arial" w:cs="Arial" w:eastAsia="Arial" w:hAnsi="Arial"/>
@@ -3562,7 +3562,7 @@
               <w:spacing w:after="10" w:before="0"/>
               <w:ind w:left="120"/>
             </w:pPr>
-            <w:hyperlink w:history="1" r:id="rIdl_foq9cwflkq2xx3sjgw0">
+            <w:hyperlink w:history="1" r:id="rIdxobrxezyhp3xagbdh0sve">
               <w:r>
                 <w:rPr>
                   <w:rFonts w:ascii="Arial" w:cs="Arial" w:eastAsia="Arial" w:hAnsi="Arial"/>
@@ -3607,7 +3607,7 @@
             <w:pPr>
               <w:spacing w:after="20" w:before="0"/>
             </w:pPr>
-            <w:hyperlink w:history="1" r:id="rIdfkjzpesgmrsm-bnzc1wpq">
+            <w:hyperlink w:history="1" r:id="rIdnquu23ttvf_efkzrku5mn">
               <w:r>
                 <w:rPr>
                   <w:rFonts w:ascii="Arial" w:cs="Arial" w:eastAsia="Arial" w:hAnsi="Arial"/>
@@ -3640,7 +3640,7 @@
               <w:spacing w:after="10" w:before="0"/>
               <w:ind w:left="120"/>
             </w:pPr>
-            <w:hyperlink w:history="1" r:id="rIdfnr2dpg5rgmx39zadmdj1">
+            <w:hyperlink w:history="1" r:id="rIdvn-7lueo_odnd1fq9my1c">
               <w:r>
                 <w:rPr>
                   <w:rFonts w:ascii="Arial" w:cs="Arial" w:eastAsia="Arial" w:hAnsi="Arial"/>
@@ -3835,7 +3835,7 @@
             <w:pPr>
               <w:spacing w:after="20" w:before="0"/>
             </w:pPr>
-            <w:hyperlink w:history="1" r:id="rIdurzxxfccx9bs2e-6vz8il">
+            <w:hyperlink w:history="1" r:id="rId_kcgtrm2o_sznwgcwzr3w">
               <w:r>
                 <w:rPr>
                   <w:rFonts w:ascii="Arial" w:cs="Arial" w:eastAsia="Arial" w:hAnsi="Arial"/>
@@ -3868,7 +3868,7 @@
               <w:spacing w:after="10" w:before="0"/>
               <w:ind w:left="120"/>
             </w:pPr>
-            <w:hyperlink w:history="1" r:id="rIdgiu_v6pyvs1npv5qtsepj">
+            <w:hyperlink w:history="1" r:id="rIdbfwi_avitf5vx-fl-psbu">
               <w:r>
                 <w:rPr>
                   <w:rFonts w:ascii="Arial" w:cs="Arial" w:eastAsia="Arial" w:hAnsi="Arial"/>
@@ -3913,7 +3913,7 @@
             <w:pPr>
               <w:spacing w:after="20" w:before="0"/>
             </w:pPr>
-            <w:hyperlink w:history="1" r:id="rIdtysiuxolhhwf9pwm3xnbw">
+            <w:hyperlink w:history="1" r:id="rIdsgbgf_evncxx_bcn0di-n">
               <w:r>
                 <w:rPr>
                   <w:rFonts w:ascii="Arial" w:cs="Arial" w:eastAsia="Arial" w:hAnsi="Arial"/>
@@ -3946,7 +3946,7 @@
               <w:spacing w:after="10" w:before="0"/>
               <w:ind w:left="120"/>
             </w:pPr>
-            <w:hyperlink w:history="1" r:id="rIdluovj_cje490vfxwzoau7">
+            <w:hyperlink w:history="1" r:id="rIdozol7eicwmq1isgxbkypg">
               <w:r>
                 <w:rPr>
                   <w:rFonts w:ascii="Arial" w:cs="Arial" w:eastAsia="Arial" w:hAnsi="Arial"/>
@@ -4141,7 +4141,7 @@
             <w:pPr>
               <w:spacing w:after="20" w:before="0"/>
             </w:pPr>
-            <w:hyperlink w:history="1" r:id="rIdf1d8c2qqhutp-sc7qv8a8">
+            <w:hyperlink w:history="1" r:id="rIdqfypsedamysaofsavurpb">
               <w:r>
                 <w:rPr>
                   <w:rFonts w:ascii="Arial" w:cs="Arial" w:eastAsia="Arial" w:hAnsi="Arial"/>
@@ -4174,7 +4174,7 @@
               <w:spacing w:after="10" w:before="0"/>
               <w:ind w:left="120"/>
             </w:pPr>
-            <w:hyperlink w:history="1" r:id="rIdijdlwld_snouigpglfqii">
+            <w:hyperlink w:history="1" r:id="rIdoigd7njdpwpy3esxqjb_h">
               <w:r>
                 <w:rPr>
                   <w:rFonts w:ascii="Arial" w:cs="Arial" w:eastAsia="Arial" w:hAnsi="Arial"/>
@@ -4219,7 +4219,7 @@
             <w:pPr>
               <w:spacing w:after="20" w:before="0"/>
             </w:pPr>
-            <w:hyperlink w:history="1" r:id="rIdsgfwyxr06zx07weu3jhtw">
+            <w:hyperlink w:history="1" r:id="rIddjupv6iecl1uizjcvgd8t">
               <w:r>
                 <w:rPr>
                   <w:rFonts w:ascii="Arial" w:cs="Arial" w:eastAsia="Arial" w:hAnsi="Arial"/>
@@ -4252,7 +4252,7 @@
               <w:spacing w:after="10" w:before="0"/>
               <w:ind w:left="120"/>
             </w:pPr>
-            <w:hyperlink w:history="1" r:id="rIdvhnin9puh3z5vz6wlon5m">
+            <w:hyperlink w:history="1" r:id="rIdbqvq5aqqr30vvtcic-qgw">
               <w:r>
                 <w:rPr>
                   <w:rFonts w:ascii="Arial" w:cs="Arial" w:eastAsia="Arial" w:hAnsi="Arial"/>
@@ -4447,7 +4447,7 @@
             <w:pPr>
               <w:spacing w:after="20" w:before="0"/>
             </w:pPr>
-            <w:hyperlink w:history="1" r:id="rIdbn1kclwvzxuk9w6c6isjl">
+            <w:hyperlink w:history="1" r:id="rId_8p5lymvrcd_ob41qlrur">
               <w:r>
                 <w:rPr>
                   <w:rFonts w:ascii="Arial" w:cs="Arial" w:eastAsia="Arial" w:hAnsi="Arial"/>
@@ -4480,7 +4480,7 @@
               <w:spacing w:after="10" w:before="0"/>
               <w:ind w:left="120"/>
             </w:pPr>
-            <w:hyperlink w:history="1" r:id="rIdfduaqrn0k3uixapsxspml">
+            <w:hyperlink w:history="1" r:id="rIdyviehd-5fc-4_da8ajtgc">
               <w:r>
                 <w:rPr>
                   <w:rFonts w:ascii="Arial" w:cs="Arial" w:eastAsia="Arial" w:hAnsi="Arial"/>
@@ -4525,7 +4525,7 @@
             <w:pPr>
               <w:spacing w:after="20" w:before="0"/>
             </w:pPr>
-            <w:hyperlink w:history="1" r:id="rIdpf8xnfpcr9bwwhf30qu-i">
+            <w:hyperlink w:history="1" r:id="rIdro78k_82tsolim-2sjjfu">
               <w:r>
                 <w:rPr>
                   <w:rFonts w:ascii="Arial" w:cs="Arial" w:eastAsia="Arial" w:hAnsi="Arial"/>
@@ -4558,7 +4558,7 @@
               <w:spacing w:after="10" w:before="0"/>
               <w:ind w:left="120"/>
             </w:pPr>
-            <w:hyperlink w:history="1" r:id="rIdoz05mxm5r2uzlwjckf-91">
+            <w:hyperlink w:history="1" r:id="rIdl1cd2bmae747oqtf0rjrk">
               <w:r>
                 <w:rPr>
                   <w:rFonts w:ascii="Arial" w:cs="Arial" w:eastAsia="Arial" w:hAnsi="Arial"/>
@@ -4753,7 +4753,7 @@
             <w:pPr>
               <w:spacing w:after="20" w:before="0"/>
             </w:pPr>
-            <w:hyperlink w:history="1" r:id="rIdcfhntqebvrrxh42hep6dm">
+            <w:hyperlink w:history="1" r:id="rIddzrcnv7n_-ea1rpkzmpy6">
               <w:r>
                 <w:rPr>
                   <w:rFonts w:ascii="Arial" w:cs="Arial" w:eastAsia="Arial" w:hAnsi="Arial"/>
@@ -4786,7 +4786,7 @@
               <w:spacing w:after="10" w:before="0"/>
               <w:ind w:left="120"/>
             </w:pPr>
-            <w:hyperlink w:history="1" r:id="rId0joglbdu1p-iu8khm3c3g">
+            <w:hyperlink w:history="1" r:id="rId6wtw-9nrbz6ob6nl48f9v">
               <w:r>
                 <w:rPr>
                   <w:rFonts w:ascii="Arial" w:cs="Arial" w:eastAsia="Arial" w:hAnsi="Arial"/>
@@ -4831,7 +4831,7 @@
             <w:pPr>
               <w:spacing w:after="20" w:before="0"/>
             </w:pPr>
-            <w:hyperlink w:history="1" r:id="rIdrtqnkypd_u3l3aegmrx-6">
+            <w:hyperlink w:history="1" r:id="rIdhpiztxnguuarqdf0gzst5">
               <w:r>
                 <w:rPr>
                   <w:rFonts w:ascii="Arial" w:cs="Arial" w:eastAsia="Arial" w:hAnsi="Arial"/>
@@ -4864,7 +4864,7 @@
               <w:spacing w:after="10" w:before="0"/>
               <w:ind w:left="120"/>
             </w:pPr>
-            <w:hyperlink w:history="1" r:id="rIde37nwpkky1rjixzljucxk">
+            <w:hyperlink w:history="1" r:id="rIdvpiutq0bnh_9v40cjijwc">
               <w:r>
                 <w:rPr>
                   <w:rFonts w:ascii="Arial" w:cs="Arial" w:eastAsia="Arial" w:hAnsi="Arial"/>
@@ -6465,7 +6465,7 @@
             <w:pPr>
               <w:spacing w:after="20" w:before="0"/>
             </w:pPr>
-            <w:hyperlink w:history="1" r:id="rIdvu0zrg-wljarnwqtlatgl">
+            <w:hyperlink w:history="1" r:id="rIdfkhpsio_qkrafxra6grnr">
               <w:r>
                 <w:rPr>
                   <w:rFonts w:ascii="Arial" w:cs="Arial" w:eastAsia="Arial" w:hAnsi="Arial"/>
@@ -6498,7 +6498,7 @@
               <w:spacing w:after="10" w:before="0"/>
               <w:ind w:left="120"/>
             </w:pPr>
-            <w:hyperlink w:history="1" r:id="rIdelwusmaddp72gr0mcy2ny">
+            <w:hyperlink w:history="1" r:id="rIdon_heukqhkq6drjsnlwuj">
               <w:r>
                 <w:rPr>
                   <w:rFonts w:ascii="Arial" w:cs="Arial" w:eastAsia="Arial" w:hAnsi="Arial"/>
@@ -6543,7 +6543,7 @@
             <w:pPr>
               <w:spacing w:after="20" w:before="0"/>
             </w:pPr>
-            <w:hyperlink w:history="1" r:id="rIdnw8zjj4pwn3pyvt13dpwr">
+            <w:hyperlink w:history="1" r:id="rIdririnmdp-ij73dnku5wmk">
               <w:r>
                 <w:rPr>
                   <w:rFonts w:ascii="Arial" w:cs="Arial" w:eastAsia="Arial" w:hAnsi="Arial"/>
@@ -6576,7 +6576,7 @@
               <w:spacing w:after="10" w:before="0"/>
               <w:ind w:left="120"/>
             </w:pPr>
-            <w:hyperlink w:history="1" r:id="rIdoxwy2j9brxnhjtrsoa-rv">
+            <w:hyperlink w:history="1" r:id="rIdmgbht-gshhmmnxdjcquzl">
               <w:r>
                 <w:rPr>
                   <w:rFonts w:ascii="Arial" w:cs="Arial" w:eastAsia="Arial" w:hAnsi="Arial"/>
@@ -6771,7 +6771,7 @@
             <w:pPr>
               <w:spacing w:after="20" w:before="0"/>
             </w:pPr>
-            <w:hyperlink w:history="1" r:id="rId5wpjvy_obwrovorsx_jwb">
+            <w:hyperlink w:history="1" r:id="rIdxnyabye2hdoby9myso8mi">
               <w:r>
                 <w:rPr>
                   <w:rFonts w:ascii="Arial" w:cs="Arial" w:eastAsia="Arial" w:hAnsi="Arial"/>
@@ -6804,7 +6804,7 @@
               <w:spacing w:after="10" w:before="0"/>
               <w:ind w:left="120"/>
             </w:pPr>
-            <w:hyperlink w:history="1" r:id="rIdzgpu550luo1lgynrrpwwp">
+            <w:hyperlink w:history="1" r:id="rIdezgcr05xdwum1xt_dfarr">
               <w:r>
                 <w:rPr>
                   <w:rFonts w:ascii="Arial" w:cs="Arial" w:eastAsia="Arial" w:hAnsi="Arial"/>
@@ -6849,7 +6849,7 @@
             <w:pPr>
               <w:spacing w:after="20" w:before="0"/>
             </w:pPr>
-            <w:hyperlink w:history="1" r:id="rIdquzfukz1sdysheyq7twem">
+            <w:hyperlink w:history="1" r:id="rIdtwsqil79jabuejhmwh2j8">
               <w:r>
                 <w:rPr>
                   <w:rFonts w:ascii="Arial" w:cs="Arial" w:eastAsia="Arial" w:hAnsi="Arial"/>
@@ -6882,7 +6882,7 @@
               <w:spacing w:after="10" w:before="0"/>
               <w:ind w:left="120"/>
             </w:pPr>
-            <w:hyperlink w:history="1" r:id="rIdb4npp0pxvak8voecba_h9">
+            <w:hyperlink w:history="1" r:id="rIdk1acljqjardnqdqq9fbkq">
               <w:r>
                 <w:rPr>
                   <w:rFonts w:ascii="Arial" w:cs="Arial" w:eastAsia="Arial" w:hAnsi="Arial"/>
@@ -7077,7 +7077,7 @@
             <w:pPr>
               <w:spacing w:after="20" w:before="0"/>
             </w:pPr>
-            <w:hyperlink w:history="1" r:id="rIdpmpmh7a58eqh-uazrnua8">
+            <w:hyperlink w:history="1" r:id="rIdzqazgklkm4xodugkghv4n">
               <w:r>
                 <w:rPr>
                   <w:rFonts w:ascii="Arial" w:cs="Arial" w:eastAsia="Arial" w:hAnsi="Arial"/>
@@ -7110,7 +7110,7 @@
               <w:spacing w:after="10" w:before="0"/>
               <w:ind w:left="120"/>
             </w:pPr>
-            <w:hyperlink w:history="1" r:id="rIdvhf4bfmbjcnnj1ynwr-xu">
+            <w:hyperlink w:history="1" r:id="rIdyxwnvw0zx7ujmu-y5milr">
               <w:r>
                 <w:rPr>
                   <w:rFonts w:ascii="Arial" w:cs="Arial" w:eastAsia="Arial" w:hAnsi="Arial"/>
@@ -7155,7 +7155,7 @@
             <w:pPr>
               <w:spacing w:after="20" w:before="0"/>
             </w:pPr>
-            <w:hyperlink w:history="1" r:id="rIdm4ev9bi_r0soqnren8gls">
+            <w:hyperlink w:history="1" r:id="rIdrbb5oibei5igf-qct_kdj">
               <w:r>
                 <w:rPr>
                   <w:rFonts w:ascii="Arial" w:cs="Arial" w:eastAsia="Arial" w:hAnsi="Arial"/>
@@ -7188,7 +7188,7 @@
               <w:spacing w:after="10" w:before="0"/>
               <w:ind w:left="120"/>
             </w:pPr>
-            <w:hyperlink w:history="1" r:id="rIdpluh9jauy4o5y9khu5rfm">
+            <w:hyperlink w:history="1" r:id="rIdubp07i6hkmbzzxz56pljt">
               <w:r>
                 <w:rPr>
                   <w:rFonts w:ascii="Arial" w:cs="Arial" w:eastAsia="Arial" w:hAnsi="Arial"/>
@@ -7383,7 +7383,7 @@
             <w:pPr>
               <w:spacing w:after="20" w:before="0"/>
             </w:pPr>
-            <w:hyperlink w:history="1" r:id="rIdrh1lenhoy5nctcz3dutnv">
+            <w:hyperlink w:history="1" r:id="rIdfxdyhjodakdp6zhiyvjtl">
               <w:r>
                 <w:rPr>
                   <w:rFonts w:ascii="Arial" w:cs="Arial" w:eastAsia="Arial" w:hAnsi="Arial"/>
@@ -7416,7 +7416,7 @@
               <w:spacing w:after="10" w:before="0"/>
               <w:ind w:left="120"/>
             </w:pPr>
-            <w:hyperlink w:history="1" r:id="rId_m3rgacfn0awnyeatx5xq">
+            <w:hyperlink w:history="1" r:id="rIdaxpotif8abzxce1tgi3pd">
               <w:r>
                 <w:rPr>
                   <w:rFonts w:ascii="Arial" w:cs="Arial" w:eastAsia="Arial" w:hAnsi="Arial"/>
@@ -7461,7 +7461,7 @@
             <w:pPr>
               <w:spacing w:after="20" w:before="0"/>
             </w:pPr>
-            <w:hyperlink w:history="1" r:id="rIdodermulc2m-39inrim18t">
+            <w:hyperlink w:history="1" r:id="rIdcotavlia4wq-dgv1jufyp">
               <w:r>
                 <w:rPr>
                   <w:rFonts w:ascii="Arial" w:cs="Arial" w:eastAsia="Arial" w:hAnsi="Arial"/>
@@ -7494,7 +7494,7 @@
               <w:spacing w:after="10" w:before="0"/>
               <w:ind w:left="120"/>
             </w:pPr>
-            <w:hyperlink w:history="1" r:id="rId2yulardhsol0epgux0wms">
+            <w:hyperlink w:history="1" r:id="rIdkfwqsbiekrasd8zigeyq3">
               <w:r>
                 <w:rPr>
                   <w:rFonts w:ascii="Arial" w:cs="Arial" w:eastAsia="Arial" w:hAnsi="Arial"/>
@@ -7689,7 +7689,7 @@
             <w:pPr>
               <w:spacing w:after="20" w:before="0"/>
             </w:pPr>
-            <w:hyperlink w:history="1" r:id="rIdboyecomy1iihh2jmypikr">
+            <w:hyperlink w:history="1" r:id="rIdov5lbvaepnmbldfhmqcdn">
               <w:r>
                 <w:rPr>
                   <w:rFonts w:ascii="Arial" w:cs="Arial" w:eastAsia="Arial" w:hAnsi="Arial"/>
@@ -7722,7 +7722,7 @@
               <w:spacing w:after="10" w:before="0"/>
               <w:ind w:left="120"/>
             </w:pPr>
-            <w:hyperlink w:history="1" r:id="rIdihya4py4d68yzbvoeqajw">
+            <w:hyperlink w:history="1" r:id="rIdfjtqvdjp5z11c5czcaueg">
               <w:r>
                 <w:rPr>
                   <w:rFonts w:ascii="Arial" w:cs="Arial" w:eastAsia="Arial" w:hAnsi="Arial"/>
@@ -7767,7 +7767,7 @@
             <w:pPr>
               <w:spacing w:after="20" w:before="0"/>
             </w:pPr>
-            <w:hyperlink w:history="1" r:id="rIdzz1wc3vanou_w6gt3ivni">
+            <w:hyperlink w:history="1" r:id="rIdrhrsj79sipcyxyhatiry_">
               <w:r>
                 <w:rPr>
                   <w:rFonts w:ascii="Arial" w:cs="Arial" w:eastAsia="Arial" w:hAnsi="Arial"/>
@@ -7800,7 +7800,7 @@
               <w:spacing w:after="10" w:before="0"/>
               <w:ind w:left="120"/>
             </w:pPr>
-            <w:hyperlink w:history="1" r:id="rIdlg5csi0hydywwnamuq_lk">
+            <w:hyperlink w:history="1" r:id="rIdhbx-2pw5psdl3jewkgeaw">
               <w:r>
                 <w:rPr>
                   <w:rFonts w:ascii="Arial" w:cs="Arial" w:eastAsia="Arial" w:hAnsi="Arial"/>
@@ -9287,7 +9287,7 @@
             <w:pPr>
               <w:spacing w:after="20" w:before="0"/>
             </w:pPr>
-            <w:hyperlink w:history="1" r:id="rIdtuibuiegylk230lwt9auj">
+            <w:hyperlink w:history="1" r:id="rIdu7oalyxcnjrlzbdxtjog6">
               <w:r>
                 <w:rPr>
                   <w:rFonts w:ascii="Arial" w:cs="Arial" w:eastAsia="Arial" w:hAnsi="Arial"/>
@@ -9320,7 +9320,7 @@
               <w:spacing w:after="10" w:before="0"/>
               <w:ind w:left="120"/>
             </w:pPr>
-            <w:hyperlink w:history="1" r:id="rId4gtoi6t_arda_z0qwjl6c">
+            <w:hyperlink w:history="1" r:id="rIdwh33elqzi7ko89_rwjpmy">
               <w:r>
                 <w:rPr>
                   <w:rFonts w:ascii="Arial" w:cs="Arial" w:eastAsia="Arial" w:hAnsi="Arial"/>
@@ -9365,7 +9365,7 @@
             <w:pPr>
               <w:spacing w:after="20" w:before="0"/>
             </w:pPr>
-            <w:hyperlink w:history="1" r:id="rId_3jsosaunw5ozcak8lc0h">
+            <w:hyperlink w:history="1" r:id="rIdjh8ckmsmgarlx4rhof8mf">
               <w:r>
                 <w:rPr>
                   <w:rFonts w:ascii="Arial" w:cs="Arial" w:eastAsia="Arial" w:hAnsi="Arial"/>
@@ -9398,7 +9398,7 @@
               <w:spacing w:after="10" w:before="0"/>
               <w:ind w:left="120"/>
             </w:pPr>
-            <w:hyperlink w:history="1" r:id="rIdinlnaegytc1zxg6trj6w9">
+            <w:hyperlink w:history="1" r:id="rIdkpxxrthylkwr-ug6qknnt">
               <w:r>
                 <w:rPr>
                   <w:rFonts w:ascii="Arial" w:cs="Arial" w:eastAsia="Arial" w:hAnsi="Arial"/>
@@ -9593,7 +9593,7 @@
             <w:pPr>
               <w:spacing w:after="20" w:before="0"/>
             </w:pPr>
-            <w:hyperlink w:history="1" r:id="rIds2-2ayhrkbqidsmwg_evr">
+            <w:hyperlink w:history="1" r:id="rIduaeigtfadmzhiq5c6lrfb">
               <w:r>
                 <w:rPr>
                   <w:rFonts w:ascii="Arial" w:cs="Arial" w:eastAsia="Arial" w:hAnsi="Arial"/>
@@ -9626,7 +9626,7 @@
               <w:spacing w:after="10" w:before="0"/>
               <w:ind w:left="120"/>
             </w:pPr>
-            <w:hyperlink w:history="1" r:id="rIdqeqlrwoxv4x5f2l5vt9hy">
+            <w:hyperlink w:history="1" r:id="rIdgdjgym2ed-22_tc__jici">
               <w:r>
                 <w:rPr>
                   <w:rFonts w:ascii="Arial" w:cs="Arial" w:eastAsia="Arial" w:hAnsi="Arial"/>
@@ -9671,7 +9671,7 @@
             <w:pPr>
               <w:spacing w:after="20" w:before="0"/>
             </w:pPr>
-            <w:hyperlink w:history="1" r:id="rIdczqzbiiubamtyq00mgwwh">
+            <w:hyperlink w:history="1" r:id="rIdjs7k37fnemqmzc_s_ounq">
               <w:r>
                 <w:rPr>
                   <w:rFonts w:ascii="Arial" w:cs="Arial" w:eastAsia="Arial" w:hAnsi="Arial"/>
@@ -9704,7 +9704,7 @@
               <w:spacing w:after="10" w:before="0"/>
               <w:ind w:left="120"/>
             </w:pPr>
-            <w:hyperlink w:history="1" r:id="rIdhxvr4t8ivqs2ls3cfo813">
+            <w:hyperlink w:history="1" r:id="rIdxko-w1ill3ugoqm__3f37">
               <w:r>
                 <w:rPr>
                   <w:rFonts w:ascii="Arial" w:cs="Arial" w:eastAsia="Arial" w:hAnsi="Arial"/>
@@ -9899,7 +9899,7 @@
             <w:pPr>
               <w:spacing w:after="20" w:before="0"/>
             </w:pPr>
-            <w:hyperlink w:history="1" r:id="rId-mbwfnajxetqbqp1vofcj">
+            <w:hyperlink w:history="1" r:id="rId-zrwsq0ulgfoi-3vjgewu">
               <w:r>
                 <w:rPr>
                   <w:rFonts w:ascii="Arial" w:cs="Arial" w:eastAsia="Arial" w:hAnsi="Arial"/>
@@ -9932,7 +9932,7 @@
               <w:spacing w:after="10" w:before="0"/>
               <w:ind w:left="120"/>
             </w:pPr>
-            <w:hyperlink w:history="1" r:id="rIdfl8inxmowwdkpnntqukfa">
+            <w:hyperlink w:history="1" r:id="rIdhaljtijq3st7tkg-h2yiz">
               <w:r>
                 <w:rPr>
                   <w:rFonts w:ascii="Arial" w:cs="Arial" w:eastAsia="Arial" w:hAnsi="Arial"/>
@@ -9977,7 +9977,7 @@
             <w:pPr>
               <w:spacing w:after="20" w:before="0"/>
             </w:pPr>
-            <w:hyperlink w:history="1" r:id="rIdqi5vz7zzzjnnuxqb6wzxu">
+            <w:hyperlink w:history="1" r:id="rIdxirpcioprkocdsjge6b-a">
               <w:r>
                 <w:rPr>
                   <w:rFonts w:ascii="Arial" w:cs="Arial" w:eastAsia="Arial" w:hAnsi="Arial"/>
@@ -10010,7 +10010,7 @@
               <w:spacing w:after="10" w:before="0"/>
               <w:ind w:left="120"/>
             </w:pPr>
-            <w:hyperlink w:history="1" r:id="rIdsqvgvkfymgaawtzuo908m">
+            <w:hyperlink w:history="1" r:id="rId3tyec1ss1mfrma9yw0lz_">
               <w:r>
                 <w:rPr>
                   <w:rFonts w:ascii="Arial" w:cs="Arial" w:eastAsia="Arial" w:hAnsi="Arial"/>
@@ -10205,7 +10205,7 @@
             <w:pPr>
               <w:spacing w:after="20" w:before="0"/>
             </w:pPr>
-            <w:hyperlink w:history="1" r:id="rIdcgfbhyy8u6vpdgx7zjzik">
+            <w:hyperlink w:history="1" r:id="rIdaqi8i94flwwgkq4irbcxx">
               <w:r>
                 <w:rPr>
                   <w:rFonts w:ascii="Arial" w:cs="Arial" w:eastAsia="Arial" w:hAnsi="Arial"/>
@@ -10238,7 +10238,7 @@
               <w:spacing w:after="10" w:before="0"/>
               <w:ind w:left="120"/>
             </w:pPr>
-            <w:hyperlink w:history="1" r:id="rId742i6ytcdj_iit9qrfb5f">
+            <w:hyperlink w:history="1" r:id="rIdksikp4-zxhexxqq4rslnq">
               <w:r>
                 <w:rPr>
                   <w:rFonts w:ascii="Arial" w:cs="Arial" w:eastAsia="Arial" w:hAnsi="Arial"/>
@@ -10283,7 +10283,7 @@
             <w:pPr>
               <w:spacing w:after="20" w:before="0"/>
             </w:pPr>
-            <w:hyperlink w:history="1" r:id="rIdqbmig7lvw0wp_uqq4rbg8">
+            <w:hyperlink w:history="1" r:id="rIdszrm_3pml5kfjw68oeqda">
               <w:r>
                 <w:rPr>
                   <w:rFonts w:ascii="Arial" w:cs="Arial" w:eastAsia="Arial" w:hAnsi="Arial"/>
@@ -10316,7 +10316,7 @@
               <w:spacing w:after="10" w:before="0"/>
               <w:ind w:left="120"/>
             </w:pPr>
-            <w:hyperlink w:history="1" r:id="rIdhad0xjmi5pl77q54cwapu">
+            <w:hyperlink w:history="1" r:id="rIdjpdlfhm7eezflh0mcq5yp">
               <w:r>
                 <w:rPr>
                   <w:rFonts w:ascii="Arial" w:cs="Arial" w:eastAsia="Arial" w:hAnsi="Arial"/>
@@ -10511,7 +10511,7 @@
             <w:pPr>
               <w:spacing w:after="20" w:before="0"/>
             </w:pPr>
-            <w:hyperlink w:history="1" r:id="rId4w4d6qxbuqjs5y6wvoewa">
+            <w:hyperlink w:history="1" r:id="rIdoxcedpmdxhpvo6pciayt6">
               <w:r>
                 <w:rPr>
                   <w:rFonts w:ascii="Arial" w:cs="Arial" w:eastAsia="Arial" w:hAnsi="Arial"/>
@@ -10544,7 +10544,7 @@
               <w:spacing w:after="10" w:before="0"/>
               <w:ind w:left="120"/>
             </w:pPr>
-            <w:hyperlink w:history="1" r:id="rIdi8zca4c5ljq8kvpv3sody">
+            <w:hyperlink w:history="1" r:id="rIdgwwyfbmndjqxiggrn-eh5">
               <w:r>
                 <w:rPr>
                   <w:rFonts w:ascii="Arial" w:cs="Arial" w:eastAsia="Arial" w:hAnsi="Arial"/>
@@ -10589,7 +10589,7 @@
             <w:pPr>
               <w:spacing w:after="20" w:before="0"/>
             </w:pPr>
-            <w:hyperlink w:history="1" r:id="rIdvzw5qkcsafvyx1aax24bo">
+            <w:hyperlink w:history="1" r:id="rIdzmumivva2prd_2zixeszl">
               <w:r>
                 <w:rPr>
                   <w:rFonts w:ascii="Arial" w:cs="Arial" w:eastAsia="Arial" w:hAnsi="Arial"/>
@@ -10622,7 +10622,7 @@
               <w:spacing w:after="10" w:before="0"/>
               <w:ind w:left="120"/>
             </w:pPr>
-            <w:hyperlink w:history="1" r:id="rIdedk0yx-r-p-tsmtkhjzqf">
+            <w:hyperlink w:history="1" r:id="rIdnatppwp3zx_fshlahjjzs">
               <w:r>
                 <w:rPr>
                   <w:rFonts w:ascii="Arial" w:cs="Arial" w:eastAsia="Arial" w:hAnsi="Arial"/>
@@ -12109,7 +12109,7 @@
             <w:pPr>
               <w:spacing w:after="20" w:before="0"/>
             </w:pPr>
-            <w:hyperlink w:history="1" r:id="rIdxokboa7d9b9gxomdj6ud9">
+            <w:hyperlink w:history="1" r:id="rIda34fugmlu6dpmqpoyapxm">
               <w:r>
                 <w:rPr>
                   <w:rFonts w:ascii="Arial" w:cs="Arial" w:eastAsia="Arial" w:hAnsi="Arial"/>
@@ -12142,7 +12142,7 @@
               <w:spacing w:after="10" w:before="0"/>
               <w:ind w:left="120"/>
             </w:pPr>
-            <w:hyperlink w:history="1" r:id="rIdiyil5plee5gtw6cgitvy7">
+            <w:hyperlink w:history="1" r:id="rIdsinfkzd3--jvffnrfwzko">
               <w:r>
                 <w:rPr>
                   <w:rFonts w:ascii="Arial" w:cs="Arial" w:eastAsia="Arial" w:hAnsi="Arial"/>
@@ -12187,7 +12187,7 @@
             <w:pPr>
               <w:spacing w:after="20" w:before="0"/>
             </w:pPr>
-            <w:hyperlink w:history="1" r:id="rIdg0wgpafrqdcvmt9bghkwj">
+            <w:hyperlink w:history="1" r:id="rIdg2gi-gozof6hdsbhq1xl7">
               <w:r>
                 <w:rPr>
                   <w:rFonts w:ascii="Arial" w:cs="Arial" w:eastAsia="Arial" w:hAnsi="Arial"/>
@@ -12220,7 +12220,7 @@
               <w:spacing w:after="10" w:before="0"/>
               <w:ind w:left="120"/>
             </w:pPr>
-            <w:hyperlink w:history="1" r:id="rIdsztfsrvj51fsuzx1ylo5h">
+            <w:hyperlink w:history="1" r:id="rId9oexlx-7rcriwj6_m80me">
               <w:r>
                 <w:rPr>
                   <w:rFonts w:ascii="Arial" w:cs="Arial" w:eastAsia="Arial" w:hAnsi="Arial"/>
@@ -12415,7 +12415,7 @@
             <w:pPr>
               <w:spacing w:after="20" w:before="0"/>
             </w:pPr>
-            <w:hyperlink w:history="1" r:id="rId4f-tbb2kmq18vjngda7qk">
+            <w:hyperlink w:history="1" r:id="rIdzq7w2emnf_klk_fx6ipfu">
               <w:r>
                 <w:rPr>
                   <w:rFonts w:ascii="Arial" w:cs="Arial" w:eastAsia="Arial" w:hAnsi="Arial"/>
@@ -12448,7 +12448,7 @@
               <w:spacing w:after="10" w:before="0"/>
               <w:ind w:left="120"/>
             </w:pPr>
-            <w:hyperlink w:history="1" r:id="rIdqpg3k5r2lwt51bdxfyple">
+            <w:hyperlink w:history="1" r:id="rIdm6u4woq8v5xff-gk9jn04">
               <w:r>
                 <w:rPr>
                   <w:rFonts w:ascii="Arial" w:cs="Arial" w:eastAsia="Arial" w:hAnsi="Arial"/>
@@ -12493,7 +12493,7 @@
             <w:pPr>
               <w:spacing w:after="20" w:before="0"/>
             </w:pPr>
-            <w:hyperlink w:history="1" r:id="rIdhnlxr6ertlqtinuvoqc3r">
+            <w:hyperlink w:history="1" r:id="rIdrs352cx_08j1ynhlnbzqc">
               <w:r>
                 <w:rPr>
                   <w:rFonts w:ascii="Arial" w:cs="Arial" w:eastAsia="Arial" w:hAnsi="Arial"/>
@@ -12526,7 +12526,7 @@
               <w:spacing w:after="10" w:before="0"/>
               <w:ind w:left="120"/>
             </w:pPr>
-            <w:hyperlink w:history="1" r:id="rIdvlzx1e0qtyqta5vakyxze">
+            <w:hyperlink w:history="1" r:id="rId5yo1scvnk68yvauzqoabj">
               <w:r>
                 <w:rPr>
                   <w:rFonts w:ascii="Arial" w:cs="Arial" w:eastAsia="Arial" w:hAnsi="Arial"/>
@@ -12721,7 +12721,7 @@
             <w:pPr>
               <w:spacing w:after="20" w:before="0"/>
             </w:pPr>
-            <w:hyperlink w:history="1" r:id="rIdkpbpkdrvpqwi15rd3sbow">
+            <w:hyperlink w:history="1" r:id="rIdnatau_cdjoxvob5bo5j5b">
               <w:r>
                 <w:rPr>
                   <w:rFonts w:ascii="Arial" w:cs="Arial" w:eastAsia="Arial" w:hAnsi="Arial"/>
@@ -12754,7 +12754,7 @@
               <w:spacing w:after="10" w:before="0"/>
               <w:ind w:left="120"/>
             </w:pPr>
-            <w:hyperlink w:history="1" r:id="rIdxwjxm0aw4zzkw_5tefbxk">
+            <w:hyperlink w:history="1" r:id="rId8laqwj6lhkktuvab0nwvs">
               <w:r>
                 <w:rPr>
                   <w:rFonts w:ascii="Arial" w:cs="Arial" w:eastAsia="Arial" w:hAnsi="Arial"/>
@@ -12799,7 +12799,7 @@
             <w:pPr>
               <w:spacing w:after="20" w:before="0"/>
             </w:pPr>
-            <w:hyperlink w:history="1" r:id="rIdbzu12yws_y1aww2sicdks">
+            <w:hyperlink w:history="1" r:id="rIdmtwqqpsyyejtzbgzwmq10">
               <w:r>
                 <w:rPr>
                   <w:rFonts w:ascii="Arial" w:cs="Arial" w:eastAsia="Arial" w:hAnsi="Arial"/>
@@ -12832,7 +12832,7 @@
               <w:spacing w:after="10" w:before="0"/>
               <w:ind w:left="120"/>
             </w:pPr>
-            <w:hyperlink w:history="1" r:id="rIdhcvf9ueyvzwqpwlkj8ymk">
+            <w:hyperlink w:history="1" r:id="rIdyulc8k-59juwvds2zaurl">
               <w:r>
                 <w:rPr>
                   <w:rFonts w:ascii="Arial" w:cs="Arial" w:eastAsia="Arial" w:hAnsi="Arial"/>
@@ -13027,7 +13027,7 @@
             <w:pPr>
               <w:spacing w:after="20" w:before="0"/>
             </w:pPr>
-            <w:hyperlink w:history="1" r:id="rIdfvbbcdtl2rut8hot2kzfb">
+            <w:hyperlink w:history="1" r:id="rIdvihj5s7xlkmemnyflvr-b">
               <w:r>
                 <w:rPr>
                   <w:rFonts w:ascii="Arial" w:cs="Arial" w:eastAsia="Arial" w:hAnsi="Arial"/>
@@ -13060,7 +13060,7 @@
               <w:spacing w:after="10" w:before="0"/>
               <w:ind w:left="120"/>
             </w:pPr>
-            <w:hyperlink w:history="1" r:id="rIdeiqsnndg10d11iv3aort7">
+            <w:hyperlink w:history="1" r:id="rIduuqfpewph7jxqbirh8ghv">
               <w:r>
                 <w:rPr>
                   <w:rFonts w:ascii="Arial" w:cs="Arial" w:eastAsia="Arial" w:hAnsi="Arial"/>
@@ -13105,7 +13105,7 @@
             <w:pPr>
               <w:spacing w:after="20" w:before="0"/>
             </w:pPr>
-            <w:hyperlink w:history="1" r:id="rIdqjbjx2yxhfoniwdsw5b9j">
+            <w:hyperlink w:history="1" r:id="rIdswzjj3s6doo-5kzahns7g">
               <w:r>
                 <w:rPr>
                   <w:rFonts w:ascii="Arial" w:cs="Arial" w:eastAsia="Arial" w:hAnsi="Arial"/>
@@ -13138,7 +13138,7 @@
               <w:spacing w:after="10" w:before="0"/>
               <w:ind w:left="120"/>
             </w:pPr>
-            <w:hyperlink w:history="1" r:id="rIdecqtchfxzbgap9wjeyrvp">
+            <w:hyperlink w:history="1" r:id="rIdt2exv7jyzka6mphfn5sku">
               <w:r>
                 <w:rPr>
                   <w:rFonts w:ascii="Arial" w:cs="Arial" w:eastAsia="Arial" w:hAnsi="Arial"/>
@@ -13333,7 +13333,7 @@
             <w:pPr>
               <w:spacing w:after="20" w:before="0"/>
             </w:pPr>
-            <w:hyperlink w:history="1" r:id="rIdh8xblntiuzbizb7p9gtef">
+            <w:hyperlink w:history="1" r:id="rId2x2hwztkqnxkbkj7lrxcg">
               <w:r>
                 <w:rPr>
                   <w:rFonts w:ascii="Arial" w:cs="Arial" w:eastAsia="Arial" w:hAnsi="Arial"/>
@@ -13366,7 +13366,7 @@
               <w:spacing w:after="10" w:before="0"/>
               <w:ind w:left="120"/>
             </w:pPr>
-            <w:hyperlink w:history="1" r:id="rIdthuv2s59_t8x5d-xxgvtc">
+            <w:hyperlink w:history="1" r:id="rIduwefseqpzjho9lw7nngxx">
               <w:r>
                 <w:rPr>
                   <w:rFonts w:ascii="Arial" w:cs="Arial" w:eastAsia="Arial" w:hAnsi="Arial"/>
@@ -13411,7 +13411,7 @@
             <w:pPr>
               <w:spacing w:after="20" w:before="0"/>
             </w:pPr>
-            <w:hyperlink w:history="1" r:id="rIdnvu9qbmabngxva8tnyrne">
+            <w:hyperlink w:history="1" r:id="rIdxmrizcfwal-4jaryiooph">
               <w:r>
                 <w:rPr>
                   <w:rFonts w:ascii="Arial" w:cs="Arial" w:eastAsia="Arial" w:hAnsi="Arial"/>
@@ -13444,7 +13444,7 @@
               <w:spacing w:after="10" w:before="0"/>
               <w:ind w:left="120"/>
             </w:pPr>
-            <w:hyperlink w:history="1" r:id="rIdj2bcmrdvoxec4zy9p5obb">
+            <w:hyperlink w:history="1" r:id="rIdv9e-ofqsmnkkmszrjh372">
               <w:r>
                 <w:rPr>
                   <w:rFonts w:ascii="Arial" w:cs="Arial" w:eastAsia="Arial" w:hAnsi="Arial"/>
@@ -15130,7 +15130,7 @@
             <w:pPr>
               <w:spacing w:after="20" w:before="0"/>
             </w:pPr>
-            <w:hyperlink w:history="1" r:id="rIdkop02hn2fichly36gskpd">
+            <w:hyperlink w:history="1" r:id="rIdpfaamkel6skzskghb8u-0">
               <w:r>
                 <w:rPr>
                   <w:rFonts w:ascii="Arial" w:cs="Arial" w:eastAsia="Arial" w:hAnsi="Arial"/>
@@ -15163,7 +15163,7 @@
               <w:spacing w:after="10" w:before="0"/>
               <w:ind w:left="120"/>
             </w:pPr>
-            <w:hyperlink w:history="1" r:id="rIdoz2sxzlwsf6gnrqr4bbdk">
+            <w:hyperlink w:history="1" r:id="rIdous8ayvgruxs64ymkaenj">
               <w:r>
                 <w:rPr>
                   <w:rFonts w:ascii="Arial" w:cs="Arial" w:eastAsia="Arial" w:hAnsi="Arial"/>
@@ -15208,7 +15208,7 @@
             <w:pPr>
               <w:spacing w:after="20" w:before="0"/>
             </w:pPr>
-            <w:hyperlink w:history="1" r:id="rIdrxs9dgtuo9dqkn04ygvz1">
+            <w:hyperlink w:history="1" r:id="rIdph0np8pn4xp0ry-v_o7qy">
               <w:r>
                 <w:rPr>
                   <w:rFonts w:ascii="Arial" w:cs="Arial" w:eastAsia="Arial" w:hAnsi="Arial"/>
@@ -15241,7 +15241,7 @@
               <w:spacing w:after="10" w:before="0"/>
               <w:ind w:left="120"/>
             </w:pPr>
-            <w:hyperlink w:history="1" r:id="rIdoi_v_dod9t6cmyxbqgj4j">
+            <w:hyperlink w:history="1" r:id="rIddsa4ke87okz5gcsonmapw">
               <w:r>
                 <w:rPr>
                   <w:rFonts w:ascii="Arial" w:cs="Arial" w:eastAsia="Arial" w:hAnsi="Arial"/>
@@ -15436,7 +15436,7 @@
             <w:pPr>
               <w:spacing w:after="20" w:before="0"/>
             </w:pPr>
-            <w:hyperlink w:history="1" r:id="rId2ggh_znc5w6ian6jr77q9">
+            <w:hyperlink w:history="1" r:id="rIderb-1t42l4efjg5xvifnp">
               <w:r>
                 <w:rPr>
                   <w:rFonts w:ascii="Arial" w:cs="Arial" w:eastAsia="Arial" w:hAnsi="Arial"/>
@@ -15469,7 +15469,7 @@
               <w:spacing w:after="10" w:before="0"/>
               <w:ind w:left="120"/>
             </w:pPr>
-            <w:hyperlink w:history="1" r:id="rIdv4r9grcnytnj7p4ngmqjj">
+            <w:hyperlink w:history="1" r:id="rIdp9ciw2ugb3pimhn0t9j0q">
               <w:r>
                 <w:rPr>
                   <w:rFonts w:ascii="Arial" w:cs="Arial" w:eastAsia="Arial" w:hAnsi="Arial"/>
@@ -15514,7 +15514,7 @@
             <w:pPr>
               <w:spacing w:after="20" w:before="0"/>
             </w:pPr>
-            <w:hyperlink w:history="1" r:id="rIdnfmoxlq92xb6fd1_9fsyz">
+            <w:hyperlink w:history="1" r:id="rIdmttvoy_4nxo_yuhgtqiue">
               <w:r>
                 <w:rPr>
                   <w:rFonts w:ascii="Arial" w:cs="Arial" w:eastAsia="Arial" w:hAnsi="Arial"/>
@@ -15547,7 +15547,7 @@
               <w:spacing w:after="10" w:before="0"/>
               <w:ind w:left="120"/>
             </w:pPr>
-            <w:hyperlink w:history="1" r:id="rIdp2kemqap9bnodf46qlcrc">
+            <w:hyperlink w:history="1" r:id="rIdtq8fpcrgyceftqq6ueczn">
               <w:r>
                 <w:rPr>
                   <w:rFonts w:ascii="Arial" w:cs="Arial" w:eastAsia="Arial" w:hAnsi="Arial"/>
@@ -15742,7 +15742,7 @@
             <w:pPr>
               <w:spacing w:after="20" w:before="0"/>
             </w:pPr>
-            <w:hyperlink w:history="1" r:id="rIdznclysnheouchwvh2vjt3">
+            <w:hyperlink w:history="1" r:id="rIdsmosvcxztsfr3bvd1mhjr">
               <w:r>
                 <w:rPr>
                   <w:rFonts w:ascii="Arial" w:cs="Arial" w:eastAsia="Arial" w:hAnsi="Arial"/>
@@ -15775,7 +15775,7 @@
               <w:spacing w:after="10" w:before="0"/>
               <w:ind w:left="120"/>
             </w:pPr>
-            <w:hyperlink w:history="1" r:id="rIdorgfbga5uu2ohkd1yupff">
+            <w:hyperlink w:history="1" r:id="rIdmhnwajnbvolnwwyr8b3ly">
               <w:r>
                 <w:rPr>
                   <w:rFonts w:ascii="Arial" w:cs="Arial" w:eastAsia="Arial" w:hAnsi="Arial"/>
@@ -15820,7 +15820,7 @@
             <w:pPr>
               <w:spacing w:after="20" w:before="0"/>
             </w:pPr>
-            <w:hyperlink w:history="1" r:id="rIdl39ctoszrboydddnlgmci">
+            <w:hyperlink w:history="1" r:id="rIdhjpt2fgwhl6kennvsqawg">
               <w:r>
                 <w:rPr>
                   <w:rFonts w:ascii="Arial" w:cs="Arial" w:eastAsia="Arial" w:hAnsi="Arial"/>
@@ -15853,7 +15853,7 @@
               <w:spacing w:after="10" w:before="0"/>
               <w:ind w:left="120"/>
             </w:pPr>
-            <w:hyperlink w:history="1" r:id="rIdihjnj7vvtpu4-zbc211kn">
+            <w:hyperlink w:history="1" r:id="rIdhtx9_z_tdamjmhdwv8_bb">
               <w:r>
                 <w:rPr>
                   <w:rFonts w:ascii="Arial" w:cs="Arial" w:eastAsia="Arial" w:hAnsi="Arial"/>
@@ -16048,7 +16048,7 @@
             <w:pPr>
               <w:spacing w:after="20" w:before="0"/>
             </w:pPr>
-            <w:hyperlink w:history="1" r:id="rIdwdztklsedfmagh3fj30th">
+            <w:hyperlink w:history="1" r:id="rIdqexznastxnaps1dpdrksp">
               <w:r>
                 <w:rPr>
                   <w:rFonts w:ascii="Arial" w:cs="Arial" w:eastAsia="Arial" w:hAnsi="Arial"/>
@@ -16081,7 +16081,7 @@
               <w:spacing w:after="10" w:before="0"/>
               <w:ind w:left="120"/>
             </w:pPr>
-            <w:hyperlink w:history="1" r:id="rIdhjlu5wu4kflqbyhcixctp">
+            <w:hyperlink w:history="1" r:id="rIdsepi_3st83ofqwgppsfxn">
               <w:r>
                 <w:rPr>
                   <w:rFonts w:ascii="Arial" w:cs="Arial" w:eastAsia="Arial" w:hAnsi="Arial"/>
@@ -16126,7 +16126,7 @@
             <w:pPr>
               <w:spacing w:after="20" w:before="0"/>
             </w:pPr>
-            <w:hyperlink w:history="1" r:id="rIdugk30s0qkxyelxj_xfkms">
+            <w:hyperlink w:history="1" r:id="rIdqemo_td96cj1idkoed-j-">
               <w:r>
                 <w:rPr>
                   <w:rFonts w:ascii="Arial" w:cs="Arial" w:eastAsia="Arial" w:hAnsi="Arial"/>
@@ -16159,7 +16159,7 @@
               <w:spacing w:after="10" w:before="0"/>
               <w:ind w:left="120"/>
             </w:pPr>
-            <w:hyperlink w:history="1" r:id="rIdt2aloa_vq3bejqzq0nthv">
+            <w:hyperlink w:history="1" r:id="rId9e_iilmyjn8y7vxocgvae">
               <w:r>
                 <w:rPr>
                   <w:rFonts w:ascii="Arial" w:cs="Arial" w:eastAsia="Arial" w:hAnsi="Arial"/>
@@ -16354,7 +16354,7 @@
             <w:pPr>
               <w:spacing w:after="20" w:before="0"/>
             </w:pPr>
-            <w:hyperlink w:history="1" r:id="rIdv9iysc05c6opk9ercrcqm">
+            <w:hyperlink w:history="1" r:id="rIdgo9igwf_ivudmqy9-2w3d">
               <w:r>
                 <w:rPr>
                   <w:rFonts w:ascii="Arial" w:cs="Arial" w:eastAsia="Arial" w:hAnsi="Arial"/>
@@ -16387,7 +16387,7 @@
               <w:spacing w:after="10" w:before="0"/>
               <w:ind w:left="120"/>
             </w:pPr>
-            <w:hyperlink w:history="1" r:id="rIdxpaqq_jwzuno6pgc8gpeo">
+            <w:hyperlink w:history="1" r:id="rIdsmutjqf6u-vapmdw6apbg">
               <w:r>
                 <w:rPr>
                   <w:rFonts w:ascii="Arial" w:cs="Arial" w:eastAsia="Arial" w:hAnsi="Arial"/>
@@ -16432,7 +16432,7 @@
             <w:pPr>
               <w:spacing w:after="20" w:before="0"/>
             </w:pPr>
-            <w:hyperlink w:history="1" r:id="rIdsnz-cpgezmierzxkjklzg">
+            <w:hyperlink w:history="1" r:id="rId3dx36_w4m9pynnlcosz1a">
               <w:r>
                 <w:rPr>
                   <w:rFonts w:ascii="Arial" w:cs="Arial" w:eastAsia="Arial" w:hAnsi="Arial"/>
@@ -16465,7 +16465,7 @@
               <w:spacing w:after="10" w:before="0"/>
               <w:ind w:left="120"/>
             </w:pPr>
-            <w:hyperlink w:history="1" r:id="rIdictbaqwwqb0uhfzsjkk1e">
+            <w:hyperlink w:history="1" r:id="rId5gebisj1vdbqmelbyxyyd">
               <w:r>
                 <w:rPr>
                   <w:rFonts w:ascii="Arial" w:cs="Arial" w:eastAsia="Arial" w:hAnsi="Arial"/>
@@ -18028,7 +18028,7 @@
             <w:pPr>
               <w:spacing w:after="20" w:before="0"/>
             </w:pPr>
-            <w:hyperlink w:history="1" r:id="rIdvxtem57pi7stb_fbqhxsa">
+            <w:hyperlink w:history="1" r:id="rIdrzqukluxhnvyahgguzyqe">
               <w:r>
                 <w:rPr>
                   <w:rFonts w:ascii="Arial" w:cs="Arial" w:eastAsia="Arial" w:hAnsi="Arial"/>
@@ -18061,7 +18061,7 @@
               <w:spacing w:after="10" w:before="0"/>
               <w:ind w:left="120"/>
             </w:pPr>
-            <w:hyperlink w:history="1" r:id="rIdxhkob0liei0i6n_r4ci8x">
+            <w:hyperlink w:history="1" r:id="rIdxxvoe1lambg9d3zf7fbls">
               <w:r>
                 <w:rPr>
                   <w:rFonts w:ascii="Arial" w:cs="Arial" w:eastAsia="Arial" w:hAnsi="Arial"/>
@@ -18106,7 +18106,7 @@
             <w:pPr>
               <w:spacing w:after="20" w:before="0"/>
             </w:pPr>
-            <w:hyperlink w:history="1" r:id="rIdhfot0zlwjigzgtemixges">
+            <w:hyperlink w:history="1" r:id="rIdjealqk58h8ydhtuqmeqsj">
               <w:r>
                 <w:rPr>
                   <w:rFonts w:ascii="Arial" w:cs="Arial" w:eastAsia="Arial" w:hAnsi="Arial"/>
@@ -18139,7 +18139,7 @@
               <w:spacing w:after="10" w:before="0"/>
               <w:ind w:left="120"/>
             </w:pPr>
-            <w:hyperlink w:history="1" r:id="rIdfyvvchtubmn_9l0atfnwt">
+            <w:hyperlink w:history="1" r:id="rId5nosvv8l7ha6dvhvqyzpw">
               <w:r>
                 <w:rPr>
                   <w:rFonts w:ascii="Arial" w:cs="Arial" w:eastAsia="Arial" w:hAnsi="Arial"/>
@@ -18334,7 +18334,7 @@
             <w:pPr>
               <w:spacing w:after="20" w:before="0"/>
             </w:pPr>
-            <w:hyperlink w:history="1" r:id="rId_yz-xvod7iglhf1_76pep">
+            <w:hyperlink w:history="1" r:id="rIds7qurgimzcbjpu6wue_vi">
               <w:r>
                 <w:rPr>
                   <w:rFonts w:ascii="Arial" w:cs="Arial" w:eastAsia="Arial" w:hAnsi="Arial"/>
@@ -18367,7 +18367,7 @@
               <w:spacing w:after="10" w:before="0"/>
               <w:ind w:left="120"/>
             </w:pPr>
-            <w:hyperlink w:history="1" r:id="rIdndplyi-szggejoctzkxwe">
+            <w:hyperlink w:history="1" r:id="rIdlwjjpb1hvzx2t9oxjdnzf">
               <w:r>
                 <w:rPr>
                   <w:rFonts w:ascii="Arial" w:cs="Arial" w:eastAsia="Arial" w:hAnsi="Arial"/>
@@ -18412,7 +18412,7 @@
             <w:pPr>
               <w:spacing w:after="20" w:before="0"/>
             </w:pPr>
-            <w:hyperlink w:history="1" r:id="rIdpqf9casmrkxrtiqi1hbrv">
+            <w:hyperlink w:history="1" r:id="rIdv8y12hu4wchhassn2r0he">
               <w:r>
                 <w:rPr>
                   <w:rFonts w:ascii="Arial" w:cs="Arial" w:eastAsia="Arial" w:hAnsi="Arial"/>
@@ -18445,7 +18445,7 @@
               <w:spacing w:after="10" w:before="0"/>
               <w:ind w:left="120"/>
             </w:pPr>
-            <w:hyperlink w:history="1" r:id="rIdwdynthytbb_x6vxwulmho">
+            <w:hyperlink w:history="1" r:id="rIdnwruw6bnyat9bokoiqbnl">
               <w:r>
                 <w:rPr>
                   <w:rFonts w:ascii="Arial" w:cs="Arial" w:eastAsia="Arial" w:hAnsi="Arial"/>
@@ -18640,7 +18640,7 @@
             <w:pPr>
               <w:spacing w:after="20" w:before="0"/>
             </w:pPr>
-            <w:hyperlink w:history="1" r:id="rIdig_cloekneqmowu4le6yy">
+            <w:hyperlink w:history="1" r:id="rIdtcv8tbjhec2uybqorrzyp">
               <w:r>
                 <w:rPr>
                   <w:rFonts w:ascii="Arial" w:cs="Arial" w:eastAsia="Arial" w:hAnsi="Arial"/>
@@ -18673,7 +18673,7 @@
               <w:spacing w:after="10" w:before="0"/>
               <w:ind w:left="120"/>
             </w:pPr>
-            <w:hyperlink w:history="1" r:id="rIdu9qlhmizpheoehtv0fzjn">
+            <w:hyperlink w:history="1" r:id="rIdzt6vaom1eeofwfgncdp1l">
               <w:r>
                 <w:rPr>
                   <w:rFonts w:ascii="Arial" w:cs="Arial" w:eastAsia="Arial" w:hAnsi="Arial"/>
@@ -18718,7 +18718,7 @@
             <w:pPr>
               <w:spacing w:after="20" w:before="0"/>
             </w:pPr>
-            <w:hyperlink w:history="1" r:id="rIdzdynr8be_phxrgiyxuq0j">
+            <w:hyperlink w:history="1" r:id="rId7hazweewsrxhmhgs9xa-h">
               <w:r>
                 <w:rPr>
                   <w:rFonts w:ascii="Arial" w:cs="Arial" w:eastAsia="Arial" w:hAnsi="Arial"/>
@@ -18751,7 +18751,7 @@
               <w:spacing w:after="10" w:before="0"/>
               <w:ind w:left="120"/>
             </w:pPr>
-            <w:hyperlink w:history="1" r:id="rIdsvms0uwg8g_qf9ye2drtw">
+            <w:hyperlink w:history="1" r:id="rIdndcqiwjaxj1phkds3uphr">
               <w:r>
                 <w:rPr>
                   <w:rFonts w:ascii="Arial" w:cs="Arial" w:eastAsia="Arial" w:hAnsi="Arial"/>
@@ -18946,7 +18946,7 @@
             <w:pPr>
               <w:spacing w:after="20" w:before="0"/>
             </w:pPr>
-            <w:hyperlink w:history="1" r:id="rIdwrw7fdcarjy5_rzeu1q0u">
+            <w:hyperlink w:history="1" r:id="rIdqjs7v88mn1rfvlb1vbmtb">
               <w:r>
                 <w:rPr>
                   <w:rFonts w:ascii="Arial" w:cs="Arial" w:eastAsia="Arial" w:hAnsi="Arial"/>
@@ -18979,7 +18979,7 @@
               <w:spacing w:after="10" w:before="0"/>
               <w:ind w:left="120"/>
             </w:pPr>
-            <w:hyperlink w:history="1" r:id="rId112sqsftffmpqhr6ozy9s">
+            <w:hyperlink w:history="1" r:id="rIdxku6leaylvglsyumf1v2a">
               <w:r>
                 <w:rPr>
                   <w:rFonts w:ascii="Arial" w:cs="Arial" w:eastAsia="Arial" w:hAnsi="Arial"/>
@@ -19024,7 +19024,7 @@
             <w:pPr>
               <w:spacing w:after="20" w:before="0"/>
             </w:pPr>
-            <w:hyperlink w:history="1" r:id="rIdtuzafu4ud89fap7xe_ozf">
+            <w:hyperlink w:history="1" r:id="rIdc2mnc_w8uono4gmo724bz">
               <w:r>
                 <w:rPr>
                   <w:rFonts w:ascii="Arial" w:cs="Arial" w:eastAsia="Arial" w:hAnsi="Arial"/>
@@ -19057,7 +19057,7 @@
               <w:spacing w:after="10" w:before="0"/>
               <w:ind w:left="120"/>
             </w:pPr>
-            <w:hyperlink w:history="1" r:id="rIddeqgyhqi_nzspp4dya4vi">
+            <w:hyperlink w:history="1" r:id="rIdx69benvxfttta5a_stowj">
               <w:r>
                 <w:rPr>
                   <w:rFonts w:ascii="Arial" w:cs="Arial" w:eastAsia="Arial" w:hAnsi="Arial"/>
@@ -19252,7 +19252,7 @@
             <w:pPr>
               <w:spacing w:after="20" w:before="0"/>
             </w:pPr>
-            <w:hyperlink w:history="1" r:id="rIdcpr_k6ccdmzsj7f7m2yxg">
+            <w:hyperlink w:history="1" r:id="rIddzpui2g8fiyrcwnmosirr">
               <w:r>
                 <w:rPr>
                   <w:rFonts w:ascii="Arial" w:cs="Arial" w:eastAsia="Arial" w:hAnsi="Arial"/>
@@ -19285,7 +19285,7 @@
               <w:spacing w:after="10" w:before="0"/>
               <w:ind w:left="120"/>
             </w:pPr>
-            <w:hyperlink w:history="1" r:id="rIdamxagoetjahpgdogzmfms">
+            <w:hyperlink w:history="1" r:id="rIdfeom3gnyzzbise5igwcnb">
               <w:r>
                 <w:rPr>
                   <w:rFonts w:ascii="Arial" w:cs="Arial" w:eastAsia="Arial" w:hAnsi="Arial"/>
@@ -19330,7 +19330,7 @@
             <w:pPr>
               <w:spacing w:after="20" w:before="0"/>
             </w:pPr>
-            <w:hyperlink w:history="1" r:id="rIdwixvijpqbs5gcshw63r8l">
+            <w:hyperlink w:history="1" r:id="rIdh5zewswdzdnfareu5tv7b">
               <w:r>
                 <w:rPr>
                   <w:rFonts w:ascii="Arial" w:cs="Arial" w:eastAsia="Arial" w:hAnsi="Arial"/>
@@ -19363,7 +19363,7 @@
               <w:spacing w:after="10" w:before="0"/>
               <w:ind w:left="120"/>
             </w:pPr>
-            <w:hyperlink w:history="1" r:id="rIdm8aehtwwmncjfngab4ese">
+            <w:hyperlink w:history="1" r:id="rId7cwpcuhcqjhfppnwukgc9">
               <w:r>
                 <w:rPr>
                   <w:rFonts w:ascii="Arial" w:cs="Arial" w:eastAsia="Arial" w:hAnsi="Arial"/>
@@ -21029,7 +21029,7 @@
             <w:pPr>
               <w:spacing w:after="20" w:before="0"/>
             </w:pPr>
-            <w:hyperlink w:history="1" r:id="rIdrexu3e8z8y-t-w8wkzx73">
+            <w:hyperlink w:history="1" r:id="rIdfcgmphne9k49lp_tlxamw">
               <w:r>
                 <w:rPr>
                   <w:rFonts w:ascii="Arial" w:cs="Arial" w:eastAsia="Arial" w:hAnsi="Arial"/>
@@ -21062,7 +21062,7 @@
               <w:spacing w:after="10" w:before="0"/>
               <w:ind w:left="120"/>
             </w:pPr>
-            <w:hyperlink w:history="1" r:id="rIdpma2vic46-tiv-wdcj1sd">
+            <w:hyperlink w:history="1" r:id="rIdoxtkso5uhaeanhr6xhc5g">
               <w:r>
                 <w:rPr>
                   <w:rFonts w:ascii="Arial" w:cs="Arial" w:eastAsia="Arial" w:hAnsi="Arial"/>
@@ -21107,7 +21107,7 @@
             <w:pPr>
               <w:spacing w:after="20" w:before="0"/>
             </w:pPr>
-            <w:hyperlink w:history="1" r:id="rIdavuhddmqe5af_wujoflde">
+            <w:hyperlink w:history="1" r:id="rIdapcqpvxnyrjf8wvkolllg">
               <w:r>
                 <w:rPr>
                   <w:rFonts w:ascii="Arial" w:cs="Arial" w:eastAsia="Arial" w:hAnsi="Arial"/>
@@ -21140,7 +21140,7 @@
               <w:spacing w:after="10" w:before="0"/>
               <w:ind w:left="120"/>
             </w:pPr>
-            <w:hyperlink w:history="1" r:id="rIdohzqbjf2rguresc1ziks1">
+            <w:hyperlink w:history="1" r:id="rIdozz6_egv0yfa5o4kcstsn">
               <w:r>
                 <w:rPr>
                   <w:rFonts w:ascii="Arial" w:cs="Arial" w:eastAsia="Arial" w:hAnsi="Arial"/>
@@ -21335,7 +21335,7 @@
             <w:pPr>
               <w:spacing w:after="20" w:before="0"/>
             </w:pPr>
-            <w:hyperlink w:history="1" r:id="rIdxrqma8giinurvyjtja7ap">
+            <w:hyperlink w:history="1" r:id="rIduik1toogx2yijdzv-yngi">
               <w:r>
                 <w:rPr>
                   <w:rFonts w:ascii="Arial" w:cs="Arial" w:eastAsia="Arial" w:hAnsi="Arial"/>
@@ -21368,7 +21368,7 @@
               <w:spacing w:after="10" w:before="0"/>
               <w:ind w:left="120"/>
             </w:pPr>
-            <w:hyperlink w:history="1" r:id="rIdnbjy4krhhfv-rpflbd1yl">
+            <w:hyperlink w:history="1" r:id="rIdeykttesx6at2drtgubfgk">
               <w:r>
                 <w:rPr>
                   <w:rFonts w:ascii="Arial" w:cs="Arial" w:eastAsia="Arial" w:hAnsi="Arial"/>
@@ -21413,7 +21413,7 @@
             <w:pPr>
               <w:spacing w:after="20" w:before="0"/>
             </w:pPr>
-            <w:hyperlink w:history="1" r:id="rIdx7frm_o6porcq0erxew5z">
+            <w:hyperlink w:history="1" r:id="rIdg62ixgavvsbs19_gy1qt1">
               <w:r>
                 <w:rPr>
                   <w:rFonts w:ascii="Arial" w:cs="Arial" w:eastAsia="Arial" w:hAnsi="Arial"/>
@@ -21446,7 +21446,7 @@
               <w:spacing w:after="10" w:before="0"/>
               <w:ind w:left="120"/>
             </w:pPr>
-            <w:hyperlink w:history="1" r:id="rIdcexruhq9uysr3h4iamz6a">
+            <w:hyperlink w:history="1" r:id="rId7rbggd0fetcnh8bsjkijx">
               <w:r>
                 <w:rPr>
                   <w:rFonts w:ascii="Arial" w:cs="Arial" w:eastAsia="Arial" w:hAnsi="Arial"/>
@@ -21641,7 +21641,7 @@
             <w:pPr>
               <w:spacing w:after="20" w:before="0"/>
             </w:pPr>
-            <w:hyperlink w:history="1" r:id="rIdqybtd98kcuzs-h3siqkqi">
+            <w:hyperlink w:history="1" r:id="rIdgicfx-s78vjbmd83g1swi">
               <w:r>
                 <w:rPr>
                   <w:rFonts w:ascii="Arial" w:cs="Arial" w:eastAsia="Arial" w:hAnsi="Arial"/>
@@ -21674,7 +21674,7 @@
               <w:spacing w:after="10" w:before="0"/>
               <w:ind w:left="120"/>
             </w:pPr>
-            <w:hyperlink w:history="1" r:id="rIdkuq0jixxoonn6dmj4o-v1">
+            <w:hyperlink w:history="1" r:id="rIdbdj2ynrbn-hqkyopoy73n">
               <w:r>
                 <w:rPr>
                   <w:rFonts w:ascii="Arial" w:cs="Arial" w:eastAsia="Arial" w:hAnsi="Arial"/>
@@ -21719,7 +21719,7 @@
             <w:pPr>
               <w:spacing w:after="20" w:before="0"/>
             </w:pPr>
-            <w:hyperlink w:history="1" r:id="rIdaabopcs5hscby4nf1me3y">
+            <w:hyperlink w:history="1" r:id="rIdiicsj81mc5irabzpgr0cq">
               <w:r>
                 <w:rPr>
                   <w:rFonts w:ascii="Arial" w:cs="Arial" w:eastAsia="Arial" w:hAnsi="Arial"/>
@@ -21752,7 +21752,7 @@
               <w:spacing w:after="10" w:before="0"/>
               <w:ind w:left="120"/>
             </w:pPr>
-            <w:hyperlink w:history="1" r:id="rIdd-rzpk11gkflcelppegov">
+            <w:hyperlink w:history="1" r:id="rIdgt_wrzutgvpfmc5xibdum">
               <w:r>
                 <w:rPr>
                   <w:rFonts w:ascii="Arial" w:cs="Arial" w:eastAsia="Arial" w:hAnsi="Arial"/>
@@ -21947,7 +21947,7 @@
             <w:pPr>
               <w:spacing w:after="20" w:before="0"/>
             </w:pPr>
-            <w:hyperlink w:history="1" r:id="rIdi3laiyuuahc2nsfjcjcww">
+            <w:hyperlink w:history="1" r:id="rIdyrxfg7cg2qqchxljkdpgu">
               <w:r>
                 <w:rPr>
                   <w:rFonts w:ascii="Arial" w:cs="Arial" w:eastAsia="Arial" w:hAnsi="Arial"/>
@@ -21980,7 +21980,7 @@
               <w:spacing w:after="10" w:before="0"/>
               <w:ind w:left="120"/>
             </w:pPr>
-            <w:hyperlink w:history="1" r:id="rId2pkwfujzupuz9ua9w62yu">
+            <w:hyperlink w:history="1" r:id="rId9eivmhqdie-pi_ezwczfh">
               <w:r>
                 <w:rPr>
                   <w:rFonts w:ascii="Arial" w:cs="Arial" w:eastAsia="Arial" w:hAnsi="Arial"/>
@@ -22025,7 +22025,7 @@
             <w:pPr>
               <w:spacing w:after="20" w:before="0"/>
             </w:pPr>
-            <w:hyperlink w:history="1" r:id="rId0n_nw3hgdkqzf8e5aoz7w">
+            <w:hyperlink w:history="1" r:id="rIdjswuxiph1nz0wlbystzi4">
               <w:r>
                 <w:rPr>
                   <w:rFonts w:ascii="Arial" w:cs="Arial" w:eastAsia="Arial" w:hAnsi="Arial"/>
@@ -22058,7 +22058,7 @@
               <w:spacing w:after="10" w:before="0"/>
               <w:ind w:left="120"/>
             </w:pPr>
-            <w:hyperlink w:history="1" r:id="rIdvymxtjodajymzabn6hqau">
+            <w:hyperlink w:history="1" r:id="rIdqiynac1pwiv3mvrrnsftq">
               <w:r>
                 <w:rPr>
                   <w:rFonts w:ascii="Arial" w:cs="Arial" w:eastAsia="Arial" w:hAnsi="Arial"/>
@@ -22253,7 +22253,7 @@
             <w:pPr>
               <w:spacing w:after="20" w:before="0"/>
             </w:pPr>
-            <w:hyperlink w:history="1" r:id="rIdgj8ykzmwbobsmgpiwddpl">
+            <w:hyperlink w:history="1" r:id="rIdjsjbvc11vk5k1b6xtitac">
               <w:r>
                 <w:rPr>
                   <w:rFonts w:ascii="Arial" w:cs="Arial" w:eastAsia="Arial" w:hAnsi="Arial"/>
@@ -22286,7 +22286,7 @@
               <w:spacing w:after="10" w:before="0"/>
               <w:ind w:left="120"/>
             </w:pPr>
-            <w:hyperlink w:history="1" r:id="rIdt8bxl9v3csqmwgm9zo3hl">
+            <w:hyperlink w:history="1" r:id="rIdeo_ojpwphwxknqx6tflzp">
               <w:r>
                 <w:rPr>
                   <w:rFonts w:ascii="Arial" w:cs="Arial" w:eastAsia="Arial" w:hAnsi="Arial"/>
@@ -22331,7 +22331,7 @@
             <w:pPr>
               <w:spacing w:after="20" w:before="0"/>
             </w:pPr>
-            <w:hyperlink w:history="1" r:id="rIdklu4wqrkov-yc6vl5s3zw">
+            <w:hyperlink w:history="1" r:id="rIdd4x2szgpsil8lkl4gi9tq">
               <w:r>
                 <w:rPr>
                   <w:rFonts w:ascii="Arial" w:cs="Arial" w:eastAsia="Arial" w:hAnsi="Arial"/>
@@ -22364,7 +22364,7 @@
               <w:spacing w:after="10" w:before="0"/>
               <w:ind w:left="120"/>
             </w:pPr>
-            <w:hyperlink w:history="1" r:id="rId75y5pqxezyvfwtdmolgmr">
+            <w:hyperlink w:history="1" r:id="rIdtzmhwhkb0qlhgw_h1qezy">
               <w:r>
                 <w:rPr>
                   <w:rFonts w:ascii="Arial" w:cs="Arial" w:eastAsia="Arial" w:hAnsi="Arial"/>
@@ -23927,7 +23927,7 @@
             <w:pPr>
               <w:spacing w:after="20" w:before="0"/>
             </w:pPr>
-            <w:hyperlink w:history="1" r:id="rIdk9q6au__ez-qi0at0qbec">
+            <w:hyperlink w:history="1" r:id="rIdyd7u5tudp6ugd4uugmtby">
               <w:r>
                 <w:rPr>
                   <w:rFonts w:ascii="Arial" w:cs="Arial" w:eastAsia="Arial" w:hAnsi="Arial"/>
@@ -23960,7 +23960,7 @@
               <w:spacing w:after="10" w:before="0"/>
               <w:ind w:left="120"/>
             </w:pPr>
-            <w:hyperlink w:history="1" r:id="rIdd6u5xtnouhgf0tamhlmnf">
+            <w:hyperlink w:history="1" r:id="rIdi2v_0yjzbntobtuxjedk0">
               <w:r>
                 <w:rPr>
                   <w:rFonts w:ascii="Arial" w:cs="Arial" w:eastAsia="Arial" w:hAnsi="Arial"/>
@@ -24005,7 +24005,7 @@
             <w:pPr>
               <w:spacing w:after="20" w:before="0"/>
             </w:pPr>
-            <w:hyperlink w:history="1" r:id="rIdw1xvnxk-5w_aurdhs1yx7">
+            <w:hyperlink w:history="1" r:id="rIdvesmwhv5e1jj0j5hi7zr5">
               <w:r>
                 <w:rPr>
                   <w:rFonts w:ascii="Arial" w:cs="Arial" w:eastAsia="Arial" w:hAnsi="Arial"/>
@@ -24038,7 +24038,7 @@
               <w:spacing w:after="10" w:before="0"/>
               <w:ind w:left="120"/>
             </w:pPr>
-            <w:hyperlink w:history="1" r:id="rIdgyhwtpvlpw_bqx5fmltil">
+            <w:hyperlink w:history="1" r:id="rIdse50pasrntwmn1fypcza6">
               <w:r>
                 <w:rPr>
                   <w:rFonts w:ascii="Arial" w:cs="Arial" w:eastAsia="Arial" w:hAnsi="Arial"/>
@@ -24233,7 +24233,7 @@
             <w:pPr>
               <w:spacing w:after="20" w:before="0"/>
             </w:pPr>
-            <w:hyperlink w:history="1" r:id="rIdf75lu1elb6tab3bthm6yw">
+            <w:hyperlink w:history="1" r:id="rIdd7c_r-5yocctd960v2dsv">
               <w:r>
                 <w:rPr>
                   <w:rFonts w:ascii="Arial" w:cs="Arial" w:eastAsia="Arial" w:hAnsi="Arial"/>
@@ -24266,7 +24266,7 @@
               <w:spacing w:after="10" w:before="0"/>
               <w:ind w:left="120"/>
             </w:pPr>
-            <w:hyperlink w:history="1" r:id="rIdmstpdibpi-usldnr5mckz">
+            <w:hyperlink w:history="1" r:id="rId8sroijn850r2xrg3lmwjl">
               <w:r>
                 <w:rPr>
                   <w:rFonts w:ascii="Arial" w:cs="Arial" w:eastAsia="Arial" w:hAnsi="Arial"/>
@@ -24311,7 +24311,7 @@
             <w:pPr>
               <w:spacing w:after="20" w:before="0"/>
             </w:pPr>
-            <w:hyperlink w:history="1" r:id="rIdydk1bnaeqr_hy7qpeteux">
+            <w:hyperlink w:history="1" r:id="rIdxfjyeypvt5bojcu9barpa">
               <w:r>
                 <w:rPr>
                   <w:rFonts w:ascii="Arial" w:cs="Arial" w:eastAsia="Arial" w:hAnsi="Arial"/>
@@ -24344,7 +24344,7 @@
               <w:spacing w:after="10" w:before="0"/>
               <w:ind w:left="120"/>
             </w:pPr>
-            <w:hyperlink w:history="1" r:id="rIdgjxlsltbad2kjfmtvwicn">
+            <w:hyperlink w:history="1" r:id="rIdxy5l1ibxv9ppwuzc-kz-2">
               <w:r>
                 <w:rPr>
                   <w:rFonts w:ascii="Arial" w:cs="Arial" w:eastAsia="Arial" w:hAnsi="Arial"/>
@@ -24539,7 +24539,7 @@
             <w:pPr>
               <w:spacing w:after="20" w:before="0"/>
             </w:pPr>
-            <w:hyperlink w:history="1" r:id="rIdxoadhhndccemjzrgvg1sz">
+            <w:hyperlink w:history="1" r:id="rIdpzo4qglbp1ezgehme-t0k">
               <w:r>
                 <w:rPr>
                   <w:rFonts w:ascii="Arial" w:cs="Arial" w:eastAsia="Arial" w:hAnsi="Arial"/>
@@ -24572,7 +24572,7 @@
               <w:spacing w:after="10" w:before="0"/>
               <w:ind w:left="120"/>
             </w:pPr>
-            <w:hyperlink w:history="1" r:id="rIdqtr5fkdzhsssyh0qzfg6v">
+            <w:hyperlink w:history="1" r:id="rIdyohz3dip1ltof9aq0upho">
               <w:r>
                 <w:rPr>
                   <w:rFonts w:ascii="Arial" w:cs="Arial" w:eastAsia="Arial" w:hAnsi="Arial"/>
@@ -24617,7 +24617,7 @@
             <w:pPr>
               <w:spacing w:after="20" w:before="0"/>
             </w:pPr>
-            <w:hyperlink w:history="1" r:id="rIdkwqc7ikwbxcw-s6xot2_o">
+            <w:hyperlink w:history="1" r:id="rIdu8ggdi5exdqt9hti38hcn">
               <w:r>
                 <w:rPr>
                   <w:rFonts w:ascii="Arial" w:cs="Arial" w:eastAsia="Arial" w:hAnsi="Arial"/>
@@ -24650,7 +24650,7 @@
               <w:spacing w:after="10" w:before="0"/>
               <w:ind w:left="120"/>
             </w:pPr>
-            <w:hyperlink w:history="1" r:id="rIdcu-kgpqj5t6hgukgknpka">
+            <w:hyperlink w:history="1" r:id="rIdjziesga_1ppkrkbvr9sis">
               <w:r>
                 <w:rPr>
                   <w:rFonts w:ascii="Arial" w:cs="Arial" w:eastAsia="Arial" w:hAnsi="Arial"/>
@@ -24845,7 +24845,7 @@
             <w:pPr>
               <w:spacing w:after="20" w:before="0"/>
             </w:pPr>
-            <w:hyperlink w:history="1" r:id="rIdrvzikk8ttyt8ahogzjugx">
+            <w:hyperlink w:history="1" r:id="rIdpngqrlyadoodwh51vntpl">
               <w:r>
                 <w:rPr>
                   <w:rFonts w:ascii="Arial" w:cs="Arial" w:eastAsia="Arial" w:hAnsi="Arial"/>
@@ -24878,7 +24878,7 @@
               <w:spacing w:after="10" w:before="0"/>
               <w:ind w:left="120"/>
             </w:pPr>
-            <w:hyperlink w:history="1" r:id="rIdzqtpfbomsh2o8_dw_noka">
+            <w:hyperlink w:history="1" r:id="rIdzq1kpdo6fdmr9i2ytmayl">
               <w:r>
                 <w:rPr>
                   <w:rFonts w:ascii="Arial" w:cs="Arial" w:eastAsia="Arial" w:hAnsi="Arial"/>
@@ -24923,7 +24923,7 @@
             <w:pPr>
               <w:spacing w:after="20" w:before="0"/>
             </w:pPr>
-            <w:hyperlink w:history="1" r:id="rIdt9cuz1xhb66qx5ga-ijyp">
+            <w:hyperlink w:history="1" r:id="rIdssjqvxqtg5049kgogr4zc">
               <w:r>
                 <w:rPr>
                   <w:rFonts w:ascii="Arial" w:cs="Arial" w:eastAsia="Arial" w:hAnsi="Arial"/>
@@ -24956,7 +24956,7 @@
               <w:spacing w:after="10" w:before="0"/>
               <w:ind w:left="120"/>
             </w:pPr>
-            <w:hyperlink w:history="1" r:id="rIdyce_xsgr617zhhj7vxlkx">
+            <w:hyperlink w:history="1" r:id="rIdtpnzgr8ajsudvztmlbkkf">
               <w:r>
                 <w:rPr>
                   <w:rFonts w:ascii="Arial" w:cs="Arial" w:eastAsia="Arial" w:hAnsi="Arial"/>
@@ -25151,7 +25151,7 @@
             <w:pPr>
               <w:spacing w:after="20" w:before="0"/>
             </w:pPr>
-            <w:hyperlink w:history="1" r:id="rId_y_99-mpx3px7_-eadm0j">
+            <w:hyperlink w:history="1" r:id="rIdfni9srn8-9dwmhrwpkote">
               <w:r>
                 <w:rPr>
                   <w:rFonts w:ascii="Arial" w:cs="Arial" w:eastAsia="Arial" w:hAnsi="Arial"/>
@@ -25184,7 +25184,7 @@
               <w:spacing w:after="10" w:before="0"/>
               <w:ind w:left="120"/>
             </w:pPr>
-            <w:hyperlink w:history="1" r:id="rId8qugmvs5rwu_eknrx6w0k">
+            <w:hyperlink w:history="1" r:id="rIdkasbjazu3cybfb51fqduf">
               <w:r>
                 <w:rPr>
                   <w:rFonts w:ascii="Arial" w:cs="Arial" w:eastAsia="Arial" w:hAnsi="Arial"/>
@@ -25229,7 +25229,7 @@
             <w:pPr>
               <w:spacing w:after="20" w:before="0"/>
             </w:pPr>
-            <w:hyperlink w:history="1" r:id="rIdjgf0hpnjhbg4c8oakwe4a">
+            <w:hyperlink w:history="1" r:id="rIdffcny2mcw8oznwjbmhklz">
               <w:r>
                 <w:rPr>
                   <w:rFonts w:ascii="Arial" w:cs="Arial" w:eastAsia="Arial" w:hAnsi="Arial"/>
@@ -25262,7 +25262,7 @@
               <w:spacing w:after="10" w:before="0"/>
               <w:ind w:left="120"/>
             </w:pPr>
-            <w:hyperlink w:history="1" r:id="rIdimoaerjhczmgtme9r1rrd">
+            <w:hyperlink w:history="1" r:id="rIdlhzz0vwsyddbljqe3ydkk">
               <w:r>
                 <w:rPr>
                   <w:rFonts w:ascii="Arial" w:cs="Arial" w:eastAsia="Arial" w:hAnsi="Arial"/>
